--- a/WebContent/docx/实体瘤76基因报告-重庆分子.docx
+++ b/WebContent/docx/实体瘤76基因报告-重庆分子.docx
@@ -2985,14 +2985,14 @@
           <w:docGrid w:linePitch="299" w:charSpace="0"/>
         </w:sectPr>
       </w:pPr>
-      <w:bookmarkStart w:id="0" w:name="_Toc24178_WPSOffice_Level1"/>
-      <w:bookmarkStart w:id="1" w:name="_Toc24397"/>
-      <w:bookmarkStart w:id="2" w:name="_Toc21669"/>
-      <w:bookmarkStart w:id="3" w:name="_Toc21009_WPSOffice_Level1"/>
-      <w:bookmarkStart w:id="4" w:name="_Toc32054"/>
+      <w:bookmarkStart w:id="0" w:name="_Toc32054"/>
+      <w:bookmarkStart w:id="1" w:name="_Toc30143_WPSOffice_Level1"/>
+      <w:bookmarkStart w:id="2" w:name="_Toc24397"/>
+      <w:bookmarkStart w:id="3" w:name="_Toc24178_WPSOffice_Level1"/>
+      <w:bookmarkStart w:id="4" w:name="_Toc21669"/>
       <w:bookmarkStart w:id="5" w:name="_Toc13806"/>
-      <w:bookmarkStart w:id="6" w:name="_Toc27500"/>
-      <w:bookmarkStart w:id="7" w:name="_Toc30143_WPSOffice_Level1"/>
+      <w:bookmarkStart w:id="6" w:name="_Toc21009_WPSOffice_Level1"/>
+      <w:bookmarkStart w:id="7" w:name="_Toc27500"/>
     </w:p>
     <w:p>
       <w:pPr>
@@ -3356,24 +3356,17 @@
             </w:pPr>
             <w:r>
               <w:rPr>
-                <w:rFonts w:ascii="Times New Roman" w:hAnsi="Times New Roman" w:eastAsia="微软雅黑" w:cs="Times New Roman"/>
+                <w:rFonts w:hint="eastAsia" w:ascii="Times New Roman" w:hAnsi="Times New Roman" w:eastAsia="微软雅黑" w:cs="Times New Roman"/>
+                <w:bCs/>
                 <w:color w:val="000000"/>
                 <w:sz w:val="21"/>
                 <w:szCs w:val="21"/>
-                <w:lang w:eastAsia="zh-CN"/>
-              </w:rPr>
-              <w:t>标本类型：</w:t>
-            </w:r>
-            <w:r>
-              <w:rPr>
-                <w:rFonts w:hint="eastAsia" w:ascii="Times New Roman" w:hAnsi="Times New Roman" w:eastAsia="微软雅黑" w:cs="Times New Roman"/>
-                <w:color w:val="000000"/>
-                <w:sz w:val="21"/>
-                <w:szCs w:val="21"/>
-                <w:lang w:eastAsia="zh-CN"/>
-              </w:rPr>
-              <w:t>{{ sample_type }}</w:t>
-            </w:r>
+                <w:lang w:val="en-US" w:eastAsia="zh-CN"/>
+              </w:rPr>
+              <w:t>病理编号：{{ patientid }}</w:t>
+            </w:r>
+            <w:bookmarkStart w:id="80" w:name="_GoBack"/>
+            <w:bookmarkEnd w:id="80"/>
           </w:p>
         </w:tc>
       </w:tr>
@@ -3512,14 +3505,54 @@
             </w:pPr>
             <w:r>
               <w:rPr>
-                <w:rFonts w:hint="eastAsia" w:ascii="Times New Roman" w:hAnsi="Times New Roman" w:eastAsia="微软雅黑" w:cs="Times New Roman"/>
-                <w:bCs/>
+                <w:rFonts w:ascii="Times New Roman" w:hAnsi="Times New Roman" w:eastAsia="微软雅黑" w:cs="Times New Roman"/>
                 <w:color w:val="000000"/>
                 <w:sz w:val="21"/>
                 <w:szCs w:val="21"/>
-                <w:lang w:val="en-US" w:eastAsia="zh-CN"/>
-              </w:rPr>
-              <w:t>病理编号：{{ patientid }}</w:t>
+                <w:lang w:eastAsia="zh-CN"/>
+              </w:rPr>
+              <w:t>标本类型：</w:t>
+            </w:r>
+            <w:r>
+              <w:rPr>
+                <w:rFonts w:hint="eastAsia" w:ascii="Times New Roman" w:hAnsi="Times New Roman" w:eastAsia="微软雅黑" w:cs="黑体"/>
+                <w:sz w:val="21"/>
+                <w:lang w:eastAsia="zh-CN"/>
+              </w:rPr>
+              <w:t xml:space="preserve">{% if summaryOfRresults.type == </w:t>
+            </w:r>
+            <w:r>
+              <w:rPr>
+                <w:rFonts w:ascii="Times New Roman" w:hAnsi="Times New Roman" w:eastAsia="微软雅黑" w:cs="黑体"/>
+                <w:sz w:val="21"/>
+                <w:lang w:eastAsia="zh-CN"/>
+              </w:rPr>
+              <w:t>“tissue”</w:t>
+            </w:r>
+            <w:r>
+              <w:rPr>
+                <w:rFonts w:hint="eastAsia" w:ascii="Times New Roman" w:hAnsi="Times New Roman" w:eastAsia="微软雅黑" w:cs="黑体"/>
+                <w:sz w:val="21"/>
+                <w:lang w:eastAsia="zh-CN"/>
+              </w:rPr>
+              <w:t xml:space="preserve"> %}石蜡样本{% else %}</w:t>
+            </w:r>
+            <w:r>
+              <w:rPr>
+                <w:rFonts w:hint="eastAsia" w:ascii="微软雅黑" w:hAnsi="微软雅黑" w:eastAsia="微软雅黑" w:cs="微软雅黑"/>
+                <w:sz w:val="21"/>
+                <w:szCs w:val="21"/>
+                <w:lang w:val="en-US" w:eastAsia="zh-CN" w:bidi="ar"/>
+              </w:rPr>
+              <w:t>血液</w:t>
+            </w:r>
+            <w:r>
+              <w:rPr>
+                <w:rFonts w:hint="eastAsia" w:ascii="Times New Roman" w:hAnsi="Times New Roman" w:eastAsia="微软雅黑" w:cs="黑体"/>
+                <w:sz w:val="21"/>
+                <w:lang w:eastAsia="zh-CN"/>
+              </w:rPr>
+              <w:t>{% endif %}</w:t>
             </w:r>
           </w:p>
         </w:tc>
@@ -3719,11 +3752,11 @@
         </w:rPr>
       </w:pPr>
       <w:bookmarkStart w:id="9" w:name="_Toc11465"/>
-      <w:bookmarkStart w:id="10" w:name="_Toc18062_WPSOffice_Level1"/>
+      <w:bookmarkStart w:id="10" w:name="_Toc10518"/>
       <w:bookmarkStart w:id="11" w:name="_Toc19594"/>
-      <w:bookmarkStart w:id="12" w:name="_Toc11015_WPSOffice_Level1"/>
-      <w:bookmarkStart w:id="13" w:name="_Toc10518"/>
-      <w:bookmarkStart w:id="14" w:name="_Toc7021_WPSOffice_Level1"/>
+      <w:bookmarkStart w:id="12" w:name="_Toc18062_WPSOffice_Level1"/>
+      <w:bookmarkStart w:id="13" w:name="_Toc7021_WPSOffice_Level1"/>
+      <w:bookmarkStart w:id="14" w:name="_Toc11015_WPSOffice_Level1"/>
       <w:bookmarkStart w:id="15" w:name="_Toc11260"/>
       <w:bookmarkStart w:id="16" w:name="_Toc17451"/>
       <w:bookmarkStart w:id="17" w:name="_Toc3823"/>
@@ -4114,12 +4147,6 @@
             <w:insideH w:val="single" w:color="A4A4A4" w:sz="4" w:space="0"/>
             <w:insideV w:val="single" w:color="A4A4A4" w:sz="4" w:space="0"/>
           </w:tblBorders>
-          <w:tblCellMar>
-            <w:top w:w="0" w:type="dxa"/>
-            <w:left w:w="0" w:type="dxa"/>
-            <w:bottom w:w="0" w:type="dxa"/>
-            <w:right w:w="0" w:type="dxa"/>
-          </w:tblCellMar>
         </w:tblPrEx>
         <w:trPr>
           <w:trHeight w:val="488" w:hRule="atLeast"/>
@@ -4913,9 +4940,9 @@
       <w:bookmarkStart w:id="28" w:name="_Toc14062"/>
       <w:bookmarkStart w:id="29" w:name="_Toc19898_WPSOffice_Level1"/>
       <w:bookmarkStart w:id="30" w:name="_Toc12381"/>
-      <w:bookmarkStart w:id="31" w:name="_Toc2781"/>
-      <w:bookmarkStart w:id="32" w:name="_Toc19184"/>
-      <w:bookmarkStart w:id="33" w:name="_Toc22132"/>
+      <w:bookmarkStart w:id="31" w:name="_Toc22132"/>
+      <w:bookmarkStart w:id="32" w:name="_Toc2781"/>
+      <w:bookmarkStart w:id="33" w:name="_Toc19184"/>
       <w:r>
         <w:rPr>
           <w:rFonts w:hint="eastAsia"/>
@@ -15252,9 +15279,9 @@
           <w:lang w:eastAsia="zh-CN"/>
         </w:rPr>
       </w:pPr>
-      <w:bookmarkStart w:id="42" w:name="_Toc180"/>
+      <w:bookmarkStart w:id="42" w:name="_Toc149837263"/>
       <w:bookmarkStart w:id="43" w:name="_Toc20844"/>
-      <w:bookmarkStart w:id="44" w:name="_Toc149837263"/>
+      <w:bookmarkStart w:id="44" w:name="_Toc180"/>
       <w:r>
         <w:rPr>
           <w:color w:val="62B541"/>
@@ -20017,6 +20044,12 @@
             <w:insideH w:val="dotted" w:color="45A3A7" w:sz="4" w:space="0"/>
             <w:insideV w:val="dotted" w:color="45A3A7" w:sz="4" w:space="0"/>
           </w:tblBorders>
+          <w:tblCellMar>
+            <w:top w:w="0" w:type="dxa"/>
+            <w:left w:w="108" w:type="dxa"/>
+            <w:bottom w:w="0" w:type="dxa"/>
+            <w:right w:w="108" w:type="dxa"/>
+          </w:tblCellMar>
         </w:tblPrEx>
         <w:trPr>
           <w:trHeight w:val="417" w:hRule="atLeast"/>
@@ -24237,8 +24270,8 @@
         <w:t>{% endif %}</w:t>
       </w:r>
       <w:bookmarkEnd w:id="39"/>
-      <w:bookmarkStart w:id="47" w:name="_Toc30346"/>
-      <w:bookmarkStart w:id="48" w:name="_Toc11406"/>
+      <w:bookmarkStart w:id="47" w:name="_Toc11406"/>
+      <w:bookmarkStart w:id="48" w:name="_Toc30346"/>
     </w:p>
     <w:p>
       <w:pPr>
@@ -24294,12 +24327,12 @@
           <w:lang w:eastAsia="zh-CN"/>
         </w:rPr>
       </w:pPr>
-      <w:bookmarkStart w:id="51" w:name="_Toc149837269"/>
+      <w:bookmarkStart w:id="51" w:name="_Toc15840_WPSOffice_Level1"/>
       <w:bookmarkStart w:id="52" w:name="_Toc24085_WPSOffice_Level1"/>
-      <w:bookmarkStart w:id="53" w:name="_Toc15840_WPSOffice_Level1"/>
-      <w:bookmarkStart w:id="54" w:name="_Toc3674"/>
-      <w:bookmarkStart w:id="55" w:name="_Toc14255_WPSOffice_Level1"/>
-      <w:bookmarkStart w:id="56" w:name="_Toc27278"/>
+      <w:bookmarkStart w:id="53" w:name="_Toc14255_WPSOffice_Level1"/>
+      <w:bookmarkStart w:id="54" w:name="_Toc27278"/>
+      <w:bookmarkStart w:id="55" w:name="_Toc149837269"/>
+      <w:bookmarkStart w:id="56" w:name="_Toc3674"/>
       <w:r>
         <w:rPr>
           <w:rFonts w:hint="eastAsia"/>
@@ -24371,6 +24404,12 @@
             <w:insideH w:val="single" w:color="416AAB" w:sz="24" w:space="0"/>
             <w:insideV w:val="single" w:color="416AAB" w:sz="24" w:space="0"/>
           </w:tblBorders>
+          <w:tblCellMar>
+            <w:top w:w="0" w:type="dxa"/>
+            <w:left w:w="0" w:type="dxa"/>
+            <w:bottom w:w="0" w:type="dxa"/>
+            <w:right w:w="0" w:type="dxa"/>
+          </w:tblCellMar>
         </w:tblPrEx>
         <w:trPr>
           <w:trHeight w:val="513" w:hRule="atLeast"/>
@@ -26860,8 +26899,8 @@
           <w:lang w:eastAsia="zh-CN"/>
         </w:rPr>
       </w:pPr>
-      <w:bookmarkStart w:id="57" w:name="_Toc149837271"/>
-      <w:bookmarkStart w:id="58" w:name="_Toc27923"/>
+      <w:bookmarkStart w:id="57" w:name="_Toc27923"/>
+      <w:bookmarkStart w:id="58" w:name="_Toc149837271"/>
       <w:r>
         <w:rPr>
           <w:rFonts w:hint="eastAsia"/>
@@ -27433,10 +27472,10 @@
       <w:bookmarkStart w:id="62" w:name="_Toc3409"/>
       <w:bookmarkStart w:id="63" w:name="_Toc31185"/>
       <w:bookmarkStart w:id="64" w:name="_Toc20924"/>
-      <w:bookmarkStart w:id="65" w:name="_Toc26985_WPSOffice_Level1"/>
+      <w:bookmarkStart w:id="65" w:name="_Toc27693"/>
       <w:bookmarkStart w:id="66" w:name="_Toc20170_WPSOffice_Level1"/>
-      <w:bookmarkStart w:id="67" w:name="_Toc28454_WPSOffice_Level1"/>
-      <w:bookmarkStart w:id="68" w:name="_Toc27693"/>
+      <w:bookmarkStart w:id="67" w:name="_Toc26985_WPSOffice_Level1"/>
+      <w:bookmarkStart w:id="68" w:name="_Toc28454_WPSOffice_Level1"/>
       <w:r>
         <w:rPr>
           <w:rFonts w:hint="eastAsia"/>
@@ -27937,19 +27976,7 @@
           <w:szCs w:val="21"/>
           <w:lang w:eastAsia="zh-CN"/>
         </w:rPr>
-        <w:t>本次检测采用目标区域探针捕获技术，利用</w:t>
-      </w:r>
-      <w:bookmarkStart w:id="80" w:name="_GoBack"/>
-      <w:bookmarkEnd w:id="80"/>
-      <w:r>
-        <w:rPr>
-          <w:rFonts w:hint="eastAsia" w:ascii="Times New Roman" w:hAnsi="Times New Roman" w:eastAsia="微软雅黑" w:cs="Times New Roman"/>
-          <w:bCs/>
-          <w:sz w:val="21"/>
-          <w:szCs w:val="21"/>
-          <w:lang w:eastAsia="zh-CN"/>
-        </w:rPr>
-        <w:t>脱氧核糖核酸测序对样本进行检测。</w:t>
+        <w:t>本次检测采用目标区域探针捕获技术，利用脱氧核糖核酸测序对样本进行检测。</w:t>
       </w:r>
     </w:p>
     <w:p>
@@ -28387,14 +28414,14 @@
       </w:pPr>
       <w:bookmarkStart w:id="70" w:name="_Toc27809"/>
       <w:bookmarkStart w:id="71" w:name="_Toc17792_WPSOffice_Level2"/>
-      <w:bookmarkStart w:id="72" w:name="_Toc14611_WPSOffice_Level1"/>
-      <w:bookmarkStart w:id="73" w:name="_Toc16704"/>
-      <w:bookmarkStart w:id="74" w:name="_Toc22623"/>
-      <w:bookmarkStart w:id="75" w:name="_Toc19584_WPSOffice_Level1"/>
-      <w:bookmarkStart w:id="76" w:name="_Toc11901"/>
-      <w:bookmarkStart w:id="77" w:name="_Toc4503"/>
-      <w:bookmarkStart w:id="78" w:name="_Toc13275"/>
-      <w:bookmarkStart w:id="79" w:name="_Toc22162_WPSOffice_Level1"/>
+      <w:bookmarkStart w:id="72" w:name="_Toc4503"/>
+      <w:bookmarkStart w:id="73" w:name="_Toc14611_WPSOffice_Level1"/>
+      <w:bookmarkStart w:id="74" w:name="_Toc16704"/>
+      <w:bookmarkStart w:id="75" w:name="_Toc22623"/>
+      <w:bookmarkStart w:id="76" w:name="_Toc19584_WPSOffice_Level1"/>
+      <w:bookmarkStart w:id="77" w:name="_Toc11901"/>
+      <w:bookmarkStart w:id="78" w:name="_Toc22162_WPSOffice_Level1"/>
+      <w:bookmarkStart w:id="79" w:name="_Toc13275"/>
       <w:r>
         <w:rPr>
           <w:color w:val="auto"/>

--- a/WebContent/docx/实体瘤76基因报告-重庆分子.docx
+++ b/WebContent/docx/实体瘤76基因报告-重庆分子.docx
@@ -1259,7 +1259,47 @@
               <w:szCs w:val="22"/>
               <w:lang w:eastAsia="zh-CN"/>
             </w:rPr>
-            <w:t>{% if importantTargetedDiseaseName == ‘泛癌种’%}重要靶向用药{%else%}{% if importantTargetedDiseaseName == ‘肺癌’%}肺癌{% elif importantTargetedDiseaseName == ‘结直肠癌’ %}结直肠癌{% elif importantTargetedDiseaseName == ‘乳腺癌’ %}乳腺癌{% endif %}精准诊疗{% endif %}相关基因结果汇总</w:t>
+            <w:t>{% if importantTargetedDiseaseName == ‘泛癌种’%}重要靶向药</w:t>
+          </w:r>
+          <w:r>
+            <w:rPr>
+              <w:rFonts w:hint="eastAsia" w:ascii="Times New Roman" w:hAnsi="Times New Roman" w:eastAsia="微软雅黑"/>
+              <w:color w:val="auto"/>
+              <w:sz w:val="28"/>
+              <w:szCs w:val="22"/>
+              <w:lang w:val="en-US" w:eastAsia="zh-CN"/>
+            </w:rPr>
+            <w:t>物</w:t>
+          </w:r>
+          <w:r>
+            <w:rPr>
+              <w:rFonts w:hint="eastAsia" w:ascii="Times New Roman" w:hAnsi="Times New Roman" w:eastAsia="微软雅黑"/>
+              <w:color w:val="auto"/>
+              <w:sz w:val="28"/>
+              <w:szCs w:val="22"/>
+              <w:lang w:eastAsia="zh-CN"/>
+            </w:rPr>
+            <w:t>{%else%}{% if importantTargetedDiseaseName == ‘肺癌’%}肺癌{% elif importantTargetedDiseaseName == ‘结直肠癌’ %}结直肠癌{% elif importantTargetedDiseaseName == ‘乳腺癌’ %}乳腺癌{% endif %}</w:t>
+          </w:r>
+          <w:r>
+            <w:rPr>
+              <w:rFonts w:hint="eastAsia" w:ascii="Times New Roman" w:hAnsi="Times New Roman" w:eastAsia="微软雅黑"/>
+              <w:color w:val="auto"/>
+              <w:sz w:val="28"/>
+              <w:szCs w:val="22"/>
+              <w:lang w:val="en-US" w:eastAsia="zh-CN"/>
+            </w:rPr>
+            <w:t>靶向药物</w:t>
+          </w:r>
+          <w:r>
+            <w:rPr>
+              <w:rFonts w:hint="eastAsia" w:ascii="Times New Roman" w:hAnsi="Times New Roman" w:eastAsia="微软雅黑"/>
+              <w:color w:val="auto"/>
+              <w:sz w:val="28"/>
+              <w:szCs w:val="22"/>
+              <w:lang w:eastAsia="zh-CN"/>
+            </w:rPr>
+            <w:t>{% endif %}相关基因结果汇总</w:t>
           </w:r>
           <w:r>
             <w:rPr>
@@ -2985,14 +3025,14 @@
           <w:docGrid w:linePitch="299" w:charSpace="0"/>
         </w:sectPr>
       </w:pPr>
-      <w:bookmarkStart w:id="0" w:name="_Toc32054"/>
+      <w:bookmarkStart w:id="0" w:name="_Toc24178_WPSOffice_Level1"/>
       <w:bookmarkStart w:id="1" w:name="_Toc30143_WPSOffice_Level1"/>
-      <w:bookmarkStart w:id="2" w:name="_Toc24397"/>
-      <w:bookmarkStart w:id="3" w:name="_Toc24178_WPSOffice_Level1"/>
-      <w:bookmarkStart w:id="4" w:name="_Toc21669"/>
-      <w:bookmarkStart w:id="5" w:name="_Toc13806"/>
-      <w:bookmarkStart w:id="6" w:name="_Toc21009_WPSOffice_Level1"/>
-      <w:bookmarkStart w:id="7" w:name="_Toc27500"/>
+      <w:bookmarkStart w:id="2" w:name="_Toc32054"/>
+      <w:bookmarkStart w:id="3" w:name="_Toc21009_WPSOffice_Level1"/>
+      <w:bookmarkStart w:id="4" w:name="_Toc27500"/>
+      <w:bookmarkStart w:id="5" w:name="_Toc24397"/>
+      <w:bookmarkStart w:id="6" w:name="_Toc13806"/>
+      <w:bookmarkStart w:id="7" w:name="_Toc21669"/>
     </w:p>
     <w:p>
       <w:pPr>
@@ -3356,17 +3396,55 @@
             </w:pPr>
             <w:r>
               <w:rPr>
-                <w:rFonts w:hint="eastAsia" w:ascii="Times New Roman" w:hAnsi="Times New Roman" w:eastAsia="微软雅黑" w:cs="Times New Roman"/>
-                <w:bCs/>
+                <w:rFonts w:ascii="Times New Roman" w:hAnsi="Times New Roman" w:eastAsia="微软雅黑" w:cs="Times New Roman"/>
                 <w:color w:val="000000"/>
                 <w:sz w:val="21"/>
                 <w:szCs w:val="21"/>
-                <w:lang w:val="en-US" w:eastAsia="zh-CN"/>
-              </w:rPr>
-              <w:t>病理编号：{{ patientid }}</w:t>
-            </w:r>
-            <w:bookmarkStart w:id="80" w:name="_GoBack"/>
-            <w:bookmarkEnd w:id="80"/>
+                <w:lang w:eastAsia="zh-CN"/>
+              </w:rPr>
+              <w:t>标本类型：</w:t>
+            </w:r>
+            <w:r>
+              <w:rPr>
+                <w:rFonts w:hint="eastAsia" w:ascii="Times New Roman" w:hAnsi="Times New Roman" w:eastAsia="微软雅黑" w:cs="黑体"/>
+                <w:sz w:val="21"/>
+                <w:lang w:eastAsia="zh-CN"/>
+              </w:rPr>
+              <w:t xml:space="preserve">{% if summaryOfRresults.type == </w:t>
+            </w:r>
+            <w:r>
+              <w:rPr>
+                <w:rFonts w:ascii="Times New Roman" w:hAnsi="Times New Roman" w:eastAsia="微软雅黑" w:cs="黑体"/>
+                <w:sz w:val="21"/>
+                <w:lang w:eastAsia="zh-CN"/>
+              </w:rPr>
+              <w:t>“tissue”</w:t>
+            </w:r>
+            <w:r>
+              <w:rPr>
+                <w:rFonts w:hint="eastAsia" w:ascii="Times New Roman" w:hAnsi="Times New Roman" w:eastAsia="微软雅黑" w:cs="黑体"/>
+                <w:sz w:val="21"/>
+                <w:lang w:eastAsia="zh-CN"/>
+              </w:rPr>
+              <w:t xml:space="preserve"> %}石蜡样本{% else %}</w:t>
+            </w:r>
+            <w:r>
+              <w:rPr>
+                <w:rFonts w:hint="eastAsia" w:ascii="微软雅黑" w:hAnsi="微软雅黑" w:eastAsia="微软雅黑" w:cs="微软雅黑"/>
+                <w:sz w:val="21"/>
+                <w:szCs w:val="21"/>
+                <w:lang w:val="en-US" w:eastAsia="zh-CN" w:bidi="ar"/>
+              </w:rPr>
+              <w:t>血液</w:t>
+            </w:r>
+            <w:r>
+              <w:rPr>
+                <w:rFonts w:hint="eastAsia" w:ascii="Times New Roman" w:hAnsi="Times New Roman" w:eastAsia="微软雅黑" w:cs="黑体"/>
+                <w:sz w:val="21"/>
+                <w:lang w:eastAsia="zh-CN"/>
+              </w:rPr>
+              <w:t>{% endif %}</w:t>
+            </w:r>
           </w:p>
         </w:tc>
       </w:tr>
@@ -3505,54 +3583,14 @@
             </w:pPr>
             <w:r>
               <w:rPr>
-                <w:rFonts w:ascii="Times New Roman" w:hAnsi="Times New Roman" w:eastAsia="微软雅黑" w:cs="Times New Roman"/>
+                <w:rFonts w:hint="eastAsia" w:ascii="Times New Roman" w:hAnsi="Times New Roman" w:eastAsia="微软雅黑" w:cs="Times New Roman"/>
+                <w:bCs/>
                 <w:color w:val="000000"/>
                 <w:sz w:val="21"/>
                 <w:szCs w:val="21"/>
-                <w:lang w:eastAsia="zh-CN"/>
-              </w:rPr>
-              <w:t>标本类型：</w:t>
-            </w:r>
-            <w:r>
-              <w:rPr>
-                <w:rFonts w:hint="eastAsia" w:ascii="Times New Roman" w:hAnsi="Times New Roman" w:eastAsia="微软雅黑" w:cs="黑体"/>
-                <w:sz w:val="21"/>
-                <w:lang w:eastAsia="zh-CN"/>
-              </w:rPr>
-              <w:t xml:space="preserve">{% if summaryOfRresults.type == </w:t>
-            </w:r>
-            <w:r>
-              <w:rPr>
-                <w:rFonts w:ascii="Times New Roman" w:hAnsi="Times New Roman" w:eastAsia="微软雅黑" w:cs="黑体"/>
-                <w:sz w:val="21"/>
-                <w:lang w:eastAsia="zh-CN"/>
-              </w:rPr>
-              <w:t>“tissue”</w:t>
-            </w:r>
-            <w:r>
-              <w:rPr>
-                <w:rFonts w:hint="eastAsia" w:ascii="Times New Roman" w:hAnsi="Times New Roman" w:eastAsia="微软雅黑" w:cs="黑体"/>
-                <w:sz w:val="21"/>
-                <w:lang w:eastAsia="zh-CN"/>
-              </w:rPr>
-              <w:t xml:space="preserve"> %}石蜡样本{% else %}</w:t>
-            </w:r>
-            <w:r>
-              <w:rPr>
-                <w:rFonts w:hint="eastAsia" w:ascii="微软雅黑" w:hAnsi="微软雅黑" w:eastAsia="微软雅黑" w:cs="微软雅黑"/>
-                <w:sz w:val="21"/>
-                <w:szCs w:val="21"/>
-                <w:lang w:val="en-US" w:eastAsia="zh-CN" w:bidi="ar"/>
-              </w:rPr>
-              <w:t>血液</w:t>
-            </w:r>
-            <w:r>
-              <w:rPr>
-                <w:rFonts w:hint="eastAsia" w:ascii="Times New Roman" w:hAnsi="Times New Roman" w:eastAsia="微软雅黑" w:cs="黑体"/>
-                <w:sz w:val="21"/>
-                <w:lang w:eastAsia="zh-CN"/>
-              </w:rPr>
-              <w:t>{% endif %}</w:t>
+                <w:lang w:val="en-US" w:eastAsia="zh-CN"/>
+              </w:rPr>
+              <w:t>病理编号：{{ patientid }}</w:t>
             </w:r>
           </w:p>
         </w:tc>
@@ -3751,14 +3789,14 @@
           </w14:shadow>
         </w:rPr>
       </w:pPr>
-      <w:bookmarkStart w:id="9" w:name="_Toc11465"/>
-      <w:bookmarkStart w:id="10" w:name="_Toc10518"/>
-      <w:bookmarkStart w:id="11" w:name="_Toc19594"/>
-      <w:bookmarkStart w:id="12" w:name="_Toc18062_WPSOffice_Level1"/>
-      <w:bookmarkStart w:id="13" w:name="_Toc7021_WPSOffice_Level1"/>
-      <w:bookmarkStart w:id="14" w:name="_Toc11015_WPSOffice_Level1"/>
-      <w:bookmarkStart w:id="15" w:name="_Toc11260"/>
-      <w:bookmarkStart w:id="16" w:name="_Toc17451"/>
+      <w:bookmarkStart w:id="9" w:name="_Toc18062_WPSOffice_Level1"/>
+      <w:bookmarkStart w:id="10" w:name="_Toc19594"/>
+      <w:bookmarkStart w:id="11" w:name="_Toc11015_WPSOffice_Level1"/>
+      <w:bookmarkStart w:id="12" w:name="_Toc11260"/>
+      <w:bookmarkStart w:id="13" w:name="_Toc11465"/>
+      <w:bookmarkStart w:id="14" w:name="_Toc7021_WPSOffice_Level1"/>
+      <w:bookmarkStart w:id="15" w:name="_Toc17451"/>
+      <w:bookmarkStart w:id="16" w:name="_Toc10518"/>
       <w:bookmarkStart w:id="17" w:name="_Toc3823"/>
       <w:r>
         <w:rPr>
@@ -4096,8 +4134,8 @@
           <w:lang w:eastAsia="zh-CN"/>
         </w:rPr>
       </w:pPr>
-      <w:bookmarkStart w:id="22" w:name="_Toc7019"/>
-      <w:bookmarkStart w:id="23" w:name="_Toc149837254"/>
+      <w:bookmarkStart w:id="22" w:name="_Toc149837254"/>
+      <w:bookmarkStart w:id="23" w:name="_Toc7019"/>
       <w:r>
         <w:rPr>
           <w:rFonts w:hint="eastAsia"/>
@@ -4147,6 +4185,12 @@
             <w:insideH w:val="single" w:color="A4A4A4" w:sz="4" w:space="0"/>
             <w:insideV w:val="single" w:color="A4A4A4" w:sz="4" w:space="0"/>
           </w:tblBorders>
+          <w:tblCellMar>
+            <w:top w:w="0" w:type="dxa"/>
+            <w:left w:w="0" w:type="dxa"/>
+            <w:bottom w:w="0" w:type="dxa"/>
+            <w:right w:w="0" w:type="dxa"/>
+          </w:tblCellMar>
         </w:tblPrEx>
         <w:trPr>
           <w:trHeight w:val="488" w:hRule="atLeast"/>
@@ -4934,15 +4978,15 @@
         </w:rPr>
       </w:pPr>
       <w:bookmarkStart w:id="24" w:name="_Toc21059"/>
-      <w:bookmarkStart w:id="25" w:name="_Toc8409"/>
-      <w:bookmarkStart w:id="26" w:name="_Toc149837255"/>
+      <w:bookmarkStart w:id="25" w:name="_Toc149837255"/>
+      <w:bookmarkStart w:id="26" w:name="_Toc8409"/>
       <w:bookmarkStart w:id="27" w:name="_Toc20136_WPSOffice_Level1"/>
-      <w:bookmarkStart w:id="28" w:name="_Toc14062"/>
-      <w:bookmarkStart w:id="29" w:name="_Toc19898_WPSOffice_Level1"/>
-      <w:bookmarkStart w:id="30" w:name="_Toc12381"/>
-      <w:bookmarkStart w:id="31" w:name="_Toc22132"/>
-      <w:bookmarkStart w:id="32" w:name="_Toc2781"/>
-      <w:bookmarkStart w:id="33" w:name="_Toc19184"/>
+      <w:bookmarkStart w:id="28" w:name="_Toc22132"/>
+      <w:bookmarkStart w:id="29" w:name="_Toc14062"/>
+      <w:bookmarkStart w:id="30" w:name="_Toc19898_WPSOffice_Level1"/>
+      <w:bookmarkStart w:id="31" w:name="_Toc2781"/>
+      <w:bookmarkStart w:id="32" w:name="_Toc19184"/>
+      <w:bookmarkStart w:id="33" w:name="_Toc12381"/>
       <w:r>
         <w:rPr>
           <w:rFonts w:hint="eastAsia"/>
@@ -4984,25 +5028,17 @@
           <w:sz w:val="30"/>
           <w:lang w:eastAsia="zh-CN"/>
         </w:rPr>
-        <w:t>%}重要靶向用药</w:t>
+        <w:t>%}重要靶向药</w:t>
       </w:r>
       <w:bookmarkEnd w:id="24"/>
-      <w:r>
-        <w:rPr>
-          <w:color w:val="auto"/>
-          <w:sz w:val="30"/>
-          <w:lang w:eastAsia="zh-CN"/>
-        </w:rPr>
-        <w:t>{%else%}</w:t>
-      </w:r>
       <w:r>
         <w:rPr>
           <w:rFonts w:hint="eastAsia"/>
           <w:color w:val="auto"/>
           <w:sz w:val="30"/>
-          <w:lang w:eastAsia="zh-CN"/>
-        </w:rPr>
-        <w:t xml:space="preserve">{% if importantTargetedDiseaseName == </w:t>
+          <w:lang w:val="en-US" w:eastAsia="zh-CN"/>
+        </w:rPr>
+        <w:t>物</w:t>
       </w:r>
       <w:r>
         <w:rPr>
@@ -5010,7 +5046,7 @@
           <w:sz w:val="30"/>
           <w:lang w:eastAsia="zh-CN"/>
         </w:rPr>
-        <w:t>‘</w:t>
+        <w:t>{%else%}</w:t>
       </w:r>
       <w:r>
         <w:rPr>
@@ -5019,7 +5055,7 @@
           <w:sz w:val="30"/>
           <w:lang w:eastAsia="zh-CN"/>
         </w:rPr>
-        <w:t>肺癌</w:t>
+        <w:t xml:space="preserve">{% if importantTargetedDiseaseName == </w:t>
       </w:r>
       <w:r>
         <w:rPr>
@@ -5027,7 +5063,7 @@
           <w:sz w:val="30"/>
           <w:lang w:eastAsia="zh-CN"/>
         </w:rPr>
-        <w:t>’</w:t>
+        <w:t>‘</w:t>
       </w:r>
       <w:r>
         <w:rPr>
@@ -5036,7 +5072,7 @@
           <w:sz w:val="30"/>
           <w:lang w:eastAsia="zh-CN"/>
         </w:rPr>
-        <w:t xml:space="preserve">%}肺癌{% elif importantTargetedDiseaseName == </w:t>
+        <w:t>肺癌</w:t>
       </w:r>
       <w:r>
         <w:rPr>
@@ -5044,7 +5080,7 @@
           <w:sz w:val="30"/>
           <w:lang w:eastAsia="zh-CN"/>
         </w:rPr>
-        <w:t>‘</w:t>
+        <w:t>’</w:t>
       </w:r>
       <w:r>
         <w:rPr>
@@ -5053,7 +5089,7 @@
           <w:sz w:val="30"/>
           <w:lang w:eastAsia="zh-CN"/>
         </w:rPr>
-        <w:t>结直肠癌</w:t>
+        <w:t xml:space="preserve">%}肺癌{% elif importantTargetedDiseaseName == </w:t>
       </w:r>
       <w:r>
         <w:rPr>
@@ -5061,7 +5097,7 @@
           <w:sz w:val="30"/>
           <w:lang w:eastAsia="zh-CN"/>
         </w:rPr>
-        <w:t>’</w:t>
+        <w:t>‘</w:t>
       </w:r>
       <w:r>
         <w:rPr>
@@ -5070,7 +5106,7 @@
           <w:sz w:val="30"/>
           <w:lang w:eastAsia="zh-CN"/>
         </w:rPr>
-        <w:t xml:space="preserve"> %}结直肠癌{% elif importantTargetedDiseaseName == </w:t>
+        <w:t>结直肠癌</w:t>
       </w:r>
       <w:r>
         <w:rPr>
@@ -5078,7 +5114,7 @@
           <w:sz w:val="30"/>
           <w:lang w:eastAsia="zh-CN"/>
         </w:rPr>
-        <w:t>‘</w:t>
+        <w:t>’</w:t>
       </w:r>
       <w:r>
         <w:rPr>
@@ -5087,7 +5123,7 @@
           <w:sz w:val="30"/>
           <w:lang w:eastAsia="zh-CN"/>
         </w:rPr>
-        <w:t>乳腺癌</w:t>
+        <w:t xml:space="preserve"> %}结直肠癌{% elif importantTargetedDiseaseName == </w:t>
       </w:r>
       <w:r>
         <w:rPr>
@@ -5095,7 +5131,7 @@
           <w:sz w:val="30"/>
           <w:lang w:eastAsia="zh-CN"/>
         </w:rPr>
-        <w:t>’</w:t>
+        <w:t>‘</w:t>
       </w:r>
       <w:r>
         <w:rPr>
@@ -5104,7 +5140,42 @@
           <w:sz w:val="30"/>
           <w:lang w:eastAsia="zh-CN"/>
         </w:rPr>
-        <w:t xml:space="preserve"> %}乳腺癌{% endif %}精准诊疗{% endif %}相关基因结果汇总</w:t>
+        <w:t>乳腺癌</w:t>
+      </w:r>
+      <w:r>
+        <w:rPr>
+          <w:color w:val="auto"/>
+          <w:sz w:val="30"/>
+          <w:lang w:eastAsia="zh-CN"/>
+        </w:rPr>
+        <w:t>’</w:t>
+      </w:r>
+      <w:r>
+        <w:rPr>
+          <w:rFonts w:hint="eastAsia"/>
+          <w:color w:val="auto"/>
+          <w:sz w:val="30"/>
+          <w:lang w:eastAsia="zh-CN"/>
+        </w:rPr>
+        <w:t xml:space="preserve"> %}乳腺癌{% endif %}</w:t>
+      </w:r>
+      <w:r>
+        <w:rPr>
+          <w:rFonts w:hint="eastAsia"/>
+          <w:color w:val="auto"/>
+          <w:sz w:val="30"/>
+          <w:lang w:val="en-US" w:eastAsia="zh-CN"/>
+        </w:rPr>
+        <w:t>靶向药物</w:t>
+      </w:r>
+      <w:r>
+        <w:rPr>
+          <w:rFonts w:hint="eastAsia"/>
+          <w:color w:val="auto"/>
+          <w:sz w:val="30"/>
+          <w:lang w:eastAsia="zh-CN"/>
+        </w:rPr>
+        <w:t>{% endif %}相关基因结果汇总</w:t>
       </w:r>
       <w:bookmarkEnd w:id="25"/>
       <w:bookmarkEnd w:id="26"/>
@@ -6537,7 +6608,18 @@
           <w:szCs w:val="18"/>
           <w:lang w:eastAsia="zh-CN"/>
         </w:rPr>
-        <w:t xml:space="preserve"> %}乳腺癌{% endif %}精准诊疗密切相关的基因突变。{% endif %}</w:t>
+        <w:t xml:space="preserve"> %}乳腺癌{% endif %}靶向药物</w:t>
+      </w:r>
+      <w:bookmarkStart w:id="80" w:name="_GoBack"/>
+      <w:bookmarkEnd w:id="80"/>
+      <w:r>
+        <w:rPr>
+          <w:rFonts w:hint="eastAsia" w:ascii="Times New Roman" w:hAnsi="Times New Roman" w:eastAsia="微软雅黑" w:cs="Times New Roman"/>
+          <w:sz w:val="18"/>
+          <w:szCs w:val="18"/>
+          <w:lang w:eastAsia="zh-CN"/>
+        </w:rPr>
+        <w:t>密切相关的基因突变。{% endif %}</w:t>
       </w:r>
     </w:p>
     <w:p>
@@ -6650,6 +6732,440 @@
         </w:rPr>
         <w:t>"-"表示本次检测未发现相关变异。</w:t>
       </w:r>
+    </w:p>
+    <w:tbl>
+      <w:tblPr>
+        <w:tblStyle w:val="14"/>
+        <w:tblpPr w:leftFromText="181" w:rightFromText="181" w:tblpXSpec="left" w:tblpYSpec="bottom"/>
+        <w:tblOverlap w:val="never"/>
+        <w:tblW w:w="9883" w:type="dxa"/>
+        <w:tblInd w:w="108" w:type="dxa"/>
+        <w:tblBorders>
+          <w:top w:val="none" w:color="auto" w:sz="0" w:space="0"/>
+          <w:left w:val="none" w:color="auto" w:sz="0" w:space="0"/>
+          <w:bottom w:val="none" w:color="auto" w:sz="0" w:space="0"/>
+          <w:right w:val="none" w:color="auto" w:sz="0" w:space="0"/>
+          <w:insideH w:val="single" w:color="auto" w:sz="4" w:space="0"/>
+          <w:insideV w:val="none" w:color="auto" w:sz="0" w:space="0"/>
+        </w:tblBorders>
+        <w:tblLayout w:type="fixed"/>
+        <w:tblCellMar>
+          <w:top w:w="0" w:type="dxa"/>
+          <w:left w:w="108" w:type="dxa"/>
+          <w:bottom w:w="0" w:type="dxa"/>
+          <w:right w:w="108" w:type="dxa"/>
+        </w:tblCellMar>
+      </w:tblPr>
+      <w:tblGrid>
+        <w:gridCol w:w="3969"/>
+        <w:gridCol w:w="5914"/>
+      </w:tblGrid>
+      <w:tr>
+        <w:tblPrEx>
+          <w:tblBorders>
+            <w:top w:val="none" w:color="auto" w:sz="0" w:space="0"/>
+            <w:left w:val="none" w:color="auto" w:sz="0" w:space="0"/>
+            <w:bottom w:val="none" w:color="auto" w:sz="0" w:space="0"/>
+            <w:right w:val="none" w:color="auto" w:sz="0" w:space="0"/>
+            <w:insideH w:val="single" w:color="auto" w:sz="4" w:space="0"/>
+            <w:insideV w:val="none" w:color="auto" w:sz="0" w:space="0"/>
+          </w:tblBorders>
+          <w:tblCellMar>
+            <w:top w:w="0" w:type="dxa"/>
+            <w:left w:w="108" w:type="dxa"/>
+            <w:bottom w:w="0" w:type="dxa"/>
+            <w:right w:w="108" w:type="dxa"/>
+          </w:tblCellMar>
+        </w:tblPrEx>
+        <w:tc>
+          <w:tcPr>
+            <w:tcW w:w="9883" w:type="dxa"/>
+            <w:gridSpan w:val="2"/>
+            <w:vAlign w:val="top"/>
+          </w:tcPr>
+          <w:p>
+            <w:pPr>
+              <w:keepNext w:val="0"/>
+              <w:keepLines w:val="0"/>
+              <w:pageBreakBefore w:val="0"/>
+              <w:widowControl w:val="0"/>
+              <w:kinsoku/>
+              <w:wordWrap/>
+              <w:overflowPunct/>
+              <w:topLinePunct w:val="0"/>
+              <w:autoSpaceDE/>
+              <w:autoSpaceDN/>
+              <w:bidi w:val="0"/>
+              <w:adjustRightInd/>
+              <w:snapToGrid/>
+              <w:spacing w:after="63" w:afterLines="20" w:line="240" w:lineRule="auto"/>
+              <w:ind w:left="621" w:leftChars="155" w:hanging="280" w:hangingChars="100"/>
+              <w:textAlignment w:val="auto"/>
+              <w:rPr>
+                <w:rFonts w:eastAsia="微软雅黑"/>
+                <w:b/>
+                <w:color w:val="00B050"/>
+                <w:sz w:val="28"/>
+                <w:szCs w:val="28"/>
+              </w:rPr>
+            </w:pPr>
+            <w:r>
+              <w:rPr>
+                <w:rFonts w:eastAsia="微软雅黑"/>
+                <w:b/>
+                <w:color w:val="00B050"/>
+                <w:sz w:val="28"/>
+                <w:szCs w:val="28"/>
+                <w:lang w:eastAsia="zh-CN"/>
+              </w:rPr>
+              <w:drawing>
+                <wp:anchor distT="0" distB="0" distL="114300" distR="114300" simplePos="0" relativeHeight="251662336" behindDoc="0" locked="0" layoutInCell="1" allowOverlap="1">
+                  <wp:simplePos x="0" y="0"/>
+                  <wp:positionH relativeFrom="column">
+                    <wp:posOffset>-15240</wp:posOffset>
+                  </wp:positionH>
+                  <wp:positionV relativeFrom="paragraph">
+                    <wp:posOffset>88900</wp:posOffset>
+                  </wp:positionV>
+                  <wp:extent cx="196215" cy="197485"/>
+                  <wp:effectExtent l="0" t="0" r="1905" b="635"/>
+                  <wp:wrapNone/>
+                  <wp:docPr id="4" name="图片 4" descr="1"/>
+                  <wp:cNvGraphicFramePr>
+                    <a:graphicFrameLocks xmlns:a="http://schemas.openxmlformats.org/drawingml/2006/main" noChangeAspect="1"/>
+                  </wp:cNvGraphicFramePr>
+                  <a:graphic xmlns:a="http://schemas.openxmlformats.org/drawingml/2006/main">
+                    <a:graphicData uri="http://schemas.openxmlformats.org/drawingml/2006/picture">
+                      <pic:pic xmlns:pic="http://schemas.openxmlformats.org/drawingml/2006/picture">
+                        <pic:nvPicPr>
+                          <pic:cNvPr id="4" name="图片 4" descr="1"/>
+                          <pic:cNvPicPr>
+                            <a:picLocks noChangeAspect="1" noChangeArrowheads="1"/>
+                          </pic:cNvPicPr>
+                        </pic:nvPicPr>
+                        <pic:blipFill>
+                          <a:blip r:embed="rId9">
+                            <a:extLst>
+                              <a:ext uri="{28A0092B-C50C-407E-A947-70E740481C1C}">
+                                <a14:useLocalDpi xmlns:a14="http://schemas.microsoft.com/office/drawing/2010/main" val="0"/>
+                              </a:ext>
+                            </a:extLst>
+                          </a:blip>
+                          <a:srcRect/>
+                          <a:stretch>
+                            <a:fillRect/>
+                          </a:stretch>
+                        </pic:blipFill>
+                        <pic:spPr>
+                          <a:xfrm>
+                            <a:off x="0" y="0"/>
+                            <a:ext cx="196215" cy="197485"/>
+                          </a:xfrm>
+                          <a:prstGeom prst="rect">
+                            <a:avLst/>
+                          </a:prstGeom>
+                          <a:noFill/>
+                          <a:ln>
+                            <a:noFill/>
+                          </a:ln>
+                          <a:effectLst/>
+                        </pic:spPr>
+                      </pic:pic>
+                    </a:graphicData>
+                  </a:graphic>
+                </wp:anchor>
+              </w:drawing>
+            </w:r>
+            <w:r>
+              <w:rPr>
+                <w:rFonts w:eastAsia="微软雅黑"/>
+                <w:b/>
+                <w:color w:val="00B050"/>
+                <w:sz w:val="28"/>
+                <w:szCs w:val="28"/>
+              </w:rPr>
+              <w:t>说明</w:t>
+            </w:r>
+          </w:p>
+          <w:p>
+            <w:pPr>
+              <w:keepNext w:val="0"/>
+              <w:keepLines w:val="0"/>
+              <w:pageBreakBefore w:val="0"/>
+              <w:widowControl/>
+              <w:numPr>
+                <w:ilvl w:val="0"/>
+                <w:numId w:val="7"/>
+              </w:numPr>
+              <w:kinsoku/>
+              <w:wordWrap/>
+              <w:overflowPunct/>
+              <w:topLinePunct w:val="0"/>
+              <w:autoSpaceDE/>
+              <w:autoSpaceDN/>
+              <w:bidi w:val="0"/>
+              <w:adjustRightInd/>
+              <w:snapToGrid/>
+              <w:spacing w:after="63" w:afterLines="20" w:line="240" w:lineRule="auto"/>
+              <w:ind w:left="425" w:hanging="420"/>
+              <w:textAlignment w:val="auto"/>
+              <w:rPr>
+                <w:rFonts w:eastAsia="微软雅黑"/>
+                <w:b/>
+                <w:sz w:val="21"/>
+                <w:szCs w:val="21"/>
+                <w:lang w:eastAsia="zh-CN"/>
+              </w:rPr>
+            </w:pPr>
+            <w:r>
+              <w:rPr>
+                <w:rFonts w:eastAsia="微软雅黑"/>
+                <w:b/>
+                <w:sz w:val="21"/>
+                <w:szCs w:val="21"/>
+                <w:lang w:eastAsia="zh-CN"/>
+              </w:rPr>
+              <w:t>本报告为基因检测结果，基因、药物等信息列举未按照重要性排序。</w:t>
+            </w:r>
+          </w:p>
+          <w:p>
+            <w:pPr>
+              <w:keepNext w:val="0"/>
+              <w:keepLines w:val="0"/>
+              <w:pageBreakBefore w:val="0"/>
+              <w:widowControl/>
+              <w:numPr>
+                <w:ilvl w:val="0"/>
+                <w:numId w:val="7"/>
+              </w:numPr>
+              <w:kinsoku/>
+              <w:wordWrap/>
+              <w:overflowPunct/>
+              <w:topLinePunct w:val="0"/>
+              <w:autoSpaceDE/>
+              <w:autoSpaceDN/>
+              <w:bidi w:val="0"/>
+              <w:adjustRightInd/>
+              <w:snapToGrid/>
+              <w:spacing w:after="63" w:afterLines="20" w:line="240" w:lineRule="auto"/>
+              <w:ind w:left="425" w:hanging="420"/>
+              <w:textAlignment w:val="auto"/>
+              <w:rPr>
+                <w:rFonts w:eastAsia="微软雅黑"/>
+                <w:b/>
+                <w:sz w:val="21"/>
+                <w:szCs w:val="21"/>
+                <w:lang w:eastAsia="zh-CN"/>
+              </w:rPr>
+            </w:pPr>
+            <w:r>
+              <w:rPr>
+                <w:rFonts w:eastAsia="微软雅黑"/>
+                <w:b/>
+                <w:sz w:val="21"/>
+                <w:szCs w:val="21"/>
+                <w:lang w:eastAsia="zh-CN"/>
+              </w:rPr>
+              <w:t>检测结果仅供科学研究和临床用药参考，具体治疗方案请咨询主治医生。</w:t>
+            </w:r>
+          </w:p>
+          <w:p>
+            <w:pPr>
+              <w:keepNext w:val="0"/>
+              <w:keepLines w:val="0"/>
+              <w:pageBreakBefore w:val="0"/>
+              <w:widowControl/>
+              <w:numPr>
+                <w:ilvl w:val="0"/>
+                <w:numId w:val="7"/>
+              </w:numPr>
+              <w:kinsoku/>
+              <w:wordWrap/>
+              <w:overflowPunct/>
+              <w:topLinePunct w:val="0"/>
+              <w:autoSpaceDE/>
+              <w:autoSpaceDN/>
+              <w:bidi w:val="0"/>
+              <w:adjustRightInd/>
+              <w:snapToGrid/>
+              <w:spacing w:after="63" w:afterLines="20" w:line="240" w:lineRule="auto"/>
+              <w:ind w:left="425" w:hanging="420"/>
+              <w:textAlignment w:val="auto"/>
+              <w:rPr>
+                <w:rFonts w:hint="eastAsia"/>
+                <w:b/>
+              </w:rPr>
+            </w:pPr>
+            <w:r>
+              <w:rPr>
+                <w:rFonts w:eastAsia="微软雅黑"/>
+                <w:b/>
+                <w:sz w:val="21"/>
+                <w:szCs w:val="21"/>
+                <w:lang w:eastAsia="zh-CN"/>
+              </w:rPr>
+              <w:t>本报告只对本次采集样本负责，如有疑问，请在15个工作日内与我们联系</w:t>
+            </w:r>
+            <w:r>
+              <w:rPr>
+                <w:rFonts w:hint="eastAsia" w:eastAsia="微软雅黑"/>
+                <w:b/>
+                <w:sz w:val="21"/>
+                <w:szCs w:val="21"/>
+                <w:lang w:eastAsia="zh-CN"/>
+              </w:rPr>
+              <w:t>023-</w:t>
+            </w:r>
+            <w:r>
+              <w:rPr>
+                <w:rFonts w:eastAsia="微软雅黑"/>
+                <w:b/>
+                <w:sz w:val="21"/>
+                <w:szCs w:val="21"/>
+                <w:lang w:eastAsia="zh-CN"/>
+              </w:rPr>
+              <w:t>68</w:t>
+            </w:r>
+            <w:r>
+              <w:rPr>
+                <w:rFonts w:hint="eastAsia" w:eastAsia="微软雅黑"/>
+                <w:b/>
+                <w:sz w:val="21"/>
+                <w:szCs w:val="21"/>
+                <w:lang w:eastAsia="zh-CN"/>
+              </w:rPr>
+              <w:t>815186</w:t>
+            </w:r>
+            <w:r>
+              <w:rPr>
+                <w:rFonts w:eastAsia="微软雅黑"/>
+                <w:b/>
+                <w:sz w:val="21"/>
+                <w:szCs w:val="21"/>
+                <w:lang w:eastAsia="zh-CN"/>
+              </w:rPr>
+              <w:t>。</w:t>
+            </w:r>
+          </w:p>
+        </w:tc>
+      </w:tr>
+      <w:tr>
+        <w:tblPrEx>
+          <w:tblBorders>
+            <w:top w:val="none" w:color="auto" w:sz="0" w:space="0"/>
+            <w:left w:val="none" w:color="auto" w:sz="0" w:space="0"/>
+            <w:bottom w:val="none" w:color="auto" w:sz="0" w:space="0"/>
+            <w:right w:val="none" w:color="auto" w:sz="0" w:space="0"/>
+            <w:insideH w:val="single" w:color="auto" w:sz="4" w:space="0"/>
+            <w:insideV w:val="none" w:color="auto" w:sz="0" w:space="0"/>
+          </w:tblBorders>
+          <w:tblCellMar>
+            <w:top w:w="0" w:type="dxa"/>
+            <w:left w:w="108" w:type="dxa"/>
+            <w:bottom w:w="0" w:type="dxa"/>
+            <w:right w:w="108" w:type="dxa"/>
+          </w:tblCellMar>
+        </w:tblPrEx>
+        <w:tc>
+          <w:tcPr>
+            <w:tcW w:w="3969" w:type="dxa"/>
+            <w:tcBorders>
+              <w:top w:val="single" w:color="auto" w:sz="12" w:space="0"/>
+            </w:tcBorders>
+          </w:tcPr>
+          <w:p>
+            <w:pPr>
+              <w:snapToGrid w:val="0"/>
+              <w:spacing w:before="120" w:beforeLines="50"/>
+              <w:rPr>
+                <w:b/>
+                <w:szCs w:val="21"/>
+              </w:rPr>
+            </w:pPr>
+            <w:r>
+              <w:rPr>
+                <w:rFonts w:hint="eastAsia"/>
+                <w:b/>
+              </w:rPr>
+              <w:t>样本处理与分析：</w:t>
+            </w:r>
+          </w:p>
+        </w:tc>
+        <w:tc>
+          <w:tcPr>
+            <w:tcW w:w="5914" w:type="dxa"/>
+            <w:tcBorders>
+              <w:top w:val="single" w:color="auto" w:sz="12" w:space="0"/>
+            </w:tcBorders>
+          </w:tcPr>
+          <w:p>
+            <w:pPr>
+              <w:snapToGrid w:val="0"/>
+              <w:spacing w:before="120" w:beforeLines="50"/>
+              <w:rPr>
+                <w:b/>
+                <w:lang w:eastAsia="zh-CN"/>
+              </w:rPr>
+            </w:pPr>
+            <w:r>
+              <w:rPr>
+                <w:rFonts w:hint="eastAsia"/>
+                <w:b/>
+              </w:rPr>
+              <w:t xml:space="preserve">复核： </w:t>
+            </w:r>
+            <w:r>
+              <w:rPr>
+                <w:b/>
+              </w:rPr>
+              <w:t xml:space="preserve">                </w:t>
+            </w:r>
+            <w:r>
+              <w:rPr>
+                <w:rFonts w:hint="eastAsia"/>
+                <w:b/>
+              </w:rPr>
+              <w:t>报告时间：</w:t>
+            </w:r>
+            <w:r>
+              <w:rPr>
+                <w:rFonts w:hint="eastAsia" w:ascii="宋体" w:hAnsi="宋体" w:eastAsia="宋体" w:cs="宋体"/>
+                <w:b/>
+              </w:rPr>
+              <w:t>{{ reportdate }}</w:t>
+            </w:r>
+          </w:p>
+        </w:tc>
+      </w:tr>
+    </w:tbl>
+    <w:p>
+      <w:pPr>
+        <w:keepNext w:val="0"/>
+        <w:keepLines w:val="0"/>
+        <w:pageBreakBefore w:val="0"/>
+        <w:widowControl w:val="0"/>
+        <w:numPr>
+          <w:ilvl w:val="0"/>
+          <w:numId w:val="0"/>
+        </w:numPr>
+        <w:kinsoku/>
+        <w:wordWrap/>
+        <w:overflowPunct/>
+        <w:topLinePunct w:val="0"/>
+        <w:autoSpaceDE/>
+        <w:autoSpaceDN/>
+        <w:bidi w:val="0"/>
+        <w:adjustRightInd/>
+        <w:snapToGrid/>
+        <w:spacing w:line="216" w:lineRule="auto"/>
+        <w:ind w:leftChars="0"/>
+        <w:textAlignment w:val="auto"/>
+        <w:rPr>
+          <w:rFonts w:hint="eastAsia" w:ascii="Times New Roman" w:hAnsi="Times New Roman" w:eastAsia="微软雅黑" w:cs="Times New Roman"/>
+          <w:sz w:val="18"/>
+          <w:lang w:eastAsia="zh-CN"/>
+        </w:rPr>
+      </w:pPr>
       <w:r>
         <w:rPr>
           <w:rFonts w:hint="eastAsia" w:ascii="Times New Roman" w:hAnsi="Times New Roman" w:eastAsia="微软雅黑" w:cs="Times New Roman"/>
@@ -11112,7 +11628,7 @@
         <w:pStyle w:val="6"/>
         <w:numPr>
           <w:ilvl w:val="0"/>
-          <w:numId w:val="7"/>
+          <w:numId w:val="8"/>
         </w:numPr>
         <w:rPr>
           <w:rFonts w:ascii="Times New Roman" w:hAnsi="Times New Roman" w:eastAsia="微软雅黑" w:cs="Times New Roman"/>
@@ -11134,7 +11650,7 @@
         <w:pStyle w:val="6"/>
         <w:numPr>
           <w:ilvl w:val="0"/>
-          <w:numId w:val="7"/>
+          <w:numId w:val="8"/>
         </w:numPr>
         <w:rPr>
           <w:rFonts w:ascii="Times New Roman" w:hAnsi="Times New Roman" w:eastAsia="微软雅黑" w:cs="Times New Roman"/>
@@ -11172,7 +11688,7 @@
         <w:pStyle w:val="6"/>
         <w:numPr>
           <w:ilvl w:val="0"/>
-          <w:numId w:val="7"/>
+          <w:numId w:val="8"/>
         </w:numPr>
         <w:rPr>
           <w:rFonts w:ascii="Times New Roman" w:hAnsi="Times New Roman" w:eastAsia="微软雅黑" w:cs="Times New Roman"/>
@@ -11209,7 +11725,7 @@
         <w:pStyle w:val="6"/>
         <w:numPr>
           <w:ilvl w:val="0"/>
-          <w:numId w:val="7"/>
+          <w:numId w:val="8"/>
         </w:numPr>
         <w:rPr>
           <w:rFonts w:ascii="Times New Roman" w:hAnsi="Times New Roman" w:eastAsia="微软雅黑" w:cs="Times New Roman"/>
@@ -11231,7 +11747,7 @@
         <w:pStyle w:val="6"/>
         <w:numPr>
           <w:ilvl w:val="0"/>
-          <w:numId w:val="7"/>
+          <w:numId w:val="8"/>
         </w:numPr>
         <w:rPr>
           <w:rFonts w:ascii="Times New Roman" w:hAnsi="Times New Roman" w:eastAsia="微软雅黑" w:cs="Times New Roman"/>
@@ -11253,7 +11769,7 @@
         <w:pStyle w:val="6"/>
         <w:numPr>
           <w:ilvl w:val="0"/>
-          <w:numId w:val="7"/>
+          <w:numId w:val="8"/>
         </w:numPr>
         <w:rPr>
           <w:rFonts w:ascii="Times New Roman" w:hAnsi="Times New Roman" w:eastAsia="微软雅黑" w:cs="Times New Roman"/>
@@ -11275,7 +11791,7 @@
         <w:pStyle w:val="6"/>
         <w:numPr>
           <w:ilvl w:val="0"/>
-          <w:numId w:val="7"/>
+          <w:numId w:val="8"/>
         </w:numPr>
         <w:rPr>
           <w:rFonts w:ascii="Times New Roman" w:hAnsi="Times New Roman" w:eastAsia="微软雅黑" w:cs="Times New Roman"/>
@@ -11297,7 +11813,7 @@
         <w:pStyle w:val="6"/>
         <w:numPr>
           <w:ilvl w:val="0"/>
-          <w:numId w:val="7"/>
+          <w:numId w:val="8"/>
         </w:numPr>
         <w:rPr>
           <w:rFonts w:ascii="Times New Roman" w:hAnsi="Times New Roman" w:eastAsia="微软雅黑" w:cs="Times New Roman"/>
@@ -11319,7 +11835,7 @@
         <w:pStyle w:val="6"/>
         <w:numPr>
           <w:ilvl w:val="0"/>
-          <w:numId w:val="7"/>
+          <w:numId w:val="8"/>
         </w:numPr>
         <w:rPr>
           <w:rFonts w:ascii="Times New Roman" w:hAnsi="Times New Roman" w:eastAsia="微软雅黑" w:cs="Times New Roman"/>
@@ -11341,7 +11857,7 @@
         <w:pStyle w:val="6"/>
         <w:numPr>
           <w:ilvl w:val="0"/>
-          <w:numId w:val="7"/>
+          <w:numId w:val="8"/>
         </w:numPr>
         <w:rPr>
           <w:rFonts w:ascii="Times New Roman" w:hAnsi="Times New Roman" w:eastAsia="微软雅黑" w:cs="Times New Roman"/>
@@ -11379,7 +11895,7 @@
         <w:pStyle w:val="6"/>
         <w:numPr>
           <w:ilvl w:val="0"/>
-          <w:numId w:val="7"/>
+          <w:numId w:val="8"/>
         </w:numPr>
         <w:rPr>
           <w:rFonts w:ascii="Times New Roman" w:hAnsi="Times New Roman" w:eastAsia="微软雅黑" w:cs="Times New Roman"/>
@@ -11401,7 +11917,7 @@
         <w:pStyle w:val="6"/>
         <w:numPr>
           <w:ilvl w:val="0"/>
-          <w:numId w:val="7"/>
+          <w:numId w:val="8"/>
         </w:numPr>
         <w:rPr>
           <w:rFonts w:ascii="Times New Roman" w:hAnsi="Times New Roman" w:eastAsia="微软雅黑" w:cs="Times New Roman"/>
@@ -11477,7 +11993,7 @@
         <w:pStyle w:val="6"/>
         <w:numPr>
           <w:ilvl w:val="0"/>
-          <w:numId w:val="7"/>
+          <w:numId w:val="8"/>
         </w:numPr>
         <w:rPr>
           <w:rFonts w:ascii="Times New Roman" w:hAnsi="Times New Roman" w:eastAsia="微软雅黑" w:cs="Times New Roman"/>
@@ -11503,7 +12019,7 @@
       <w:pPr>
         <w:numPr>
           <w:ilvl w:val="0"/>
-          <w:numId w:val="8"/>
+          <w:numId w:val="9"/>
         </w:numPr>
         <w:rPr>
           <w:rFonts w:ascii="Times New Roman" w:hAnsi="Times New Roman" w:eastAsia="微软雅黑" w:cs="Times New Roman"/>
@@ -15280,8 +15796,8 @@
         </w:rPr>
       </w:pPr>
       <w:bookmarkStart w:id="42" w:name="_Toc149837263"/>
-      <w:bookmarkStart w:id="43" w:name="_Toc20844"/>
-      <w:bookmarkStart w:id="44" w:name="_Toc180"/>
+      <w:bookmarkStart w:id="43" w:name="_Toc180"/>
+      <w:bookmarkStart w:id="44" w:name="_Toc20844"/>
       <w:r>
         <w:rPr>
           <w:color w:val="62B541"/>
@@ -24270,8 +24786,8 @@
         <w:t>{% endif %}</w:t>
       </w:r>
       <w:bookmarkEnd w:id="39"/>
-      <w:bookmarkStart w:id="47" w:name="_Toc11406"/>
-      <w:bookmarkStart w:id="48" w:name="_Toc30346"/>
+      <w:bookmarkStart w:id="47" w:name="_Toc30346"/>
+      <w:bookmarkStart w:id="48" w:name="_Toc11406"/>
     </w:p>
     <w:p>
       <w:pPr>
@@ -24327,12 +24843,12 @@
           <w:lang w:eastAsia="zh-CN"/>
         </w:rPr>
       </w:pPr>
-      <w:bookmarkStart w:id="51" w:name="_Toc15840_WPSOffice_Level1"/>
-      <w:bookmarkStart w:id="52" w:name="_Toc24085_WPSOffice_Level1"/>
-      <w:bookmarkStart w:id="53" w:name="_Toc14255_WPSOffice_Level1"/>
-      <w:bookmarkStart w:id="54" w:name="_Toc27278"/>
-      <w:bookmarkStart w:id="55" w:name="_Toc149837269"/>
-      <w:bookmarkStart w:id="56" w:name="_Toc3674"/>
+      <w:bookmarkStart w:id="51" w:name="_Toc24085_WPSOffice_Level1"/>
+      <w:bookmarkStart w:id="52" w:name="_Toc27278"/>
+      <w:bookmarkStart w:id="53" w:name="_Toc15840_WPSOffice_Level1"/>
+      <w:bookmarkStart w:id="54" w:name="_Toc14255_WPSOffice_Level1"/>
+      <w:bookmarkStart w:id="55" w:name="_Toc3674"/>
+      <w:bookmarkStart w:id="56" w:name="_Toc149837269"/>
       <w:r>
         <w:rPr>
           <w:rFonts w:hint="eastAsia"/>
@@ -26343,7 +26859,7 @@
       <w:pPr>
         <w:numPr>
           <w:ilvl w:val="0"/>
-          <w:numId w:val="9"/>
+          <w:numId w:val="10"/>
         </w:numPr>
         <w:spacing w:before="53" w:line="301" w:lineRule="exact"/>
         <w:ind w:left="133"/>
@@ -26364,60 +26880,6 @@
           <w:lang w:eastAsia="zh-CN"/>
         </w:rPr>
         <w:t>肿瘤细胞含量：送检样本经HE染色评估的肿瘤细胞含量。如送检样本不满足病理评估所需条件，则不进行此项评估。血浆cfDNA样本不做此项评估。</w:t>
-      </w:r>
-    </w:p>
-    <w:p>
-      <w:pPr>
-        <w:numPr>
-          <w:ilvl w:val="0"/>
-          <w:numId w:val="9"/>
-        </w:numPr>
-        <w:spacing w:before="53" w:line="301" w:lineRule="exact"/>
-        <w:ind w:left="133"/>
-        <w:rPr>
-          <w:rFonts w:ascii="Times New Roman" w:hAnsi="Times New Roman" w:eastAsia="微软雅黑" w:cs="Times New Roman"/>
-          <w:bCs/>
-          <w:sz w:val="18"/>
-          <w:szCs w:val="18"/>
-          <w:lang w:eastAsia="zh-CN"/>
-        </w:rPr>
-      </w:pPr>
-      <w:r>
-        <w:rPr>
-          <w:rFonts w:hint="eastAsia" w:ascii="Times New Roman" w:hAnsi="Times New Roman" w:eastAsia="微软雅黑" w:cs="Times New Roman"/>
-          <w:bCs/>
-          <w:sz w:val="18"/>
-          <w:szCs w:val="18"/>
-          <w:lang w:eastAsia="zh-CN"/>
-        </w:rPr>
-        <w:t>DNA总量：送检样本的DNA提取总量。</w:t>
-      </w:r>
-    </w:p>
-    <w:p>
-      <w:pPr>
-        <w:numPr>
-          <w:ilvl w:val="0"/>
-          <w:numId w:val="9"/>
-        </w:numPr>
-        <w:spacing w:before="53" w:line="301" w:lineRule="exact"/>
-        <w:ind w:left="133"/>
-        <w:rPr>
-          <w:rFonts w:ascii="Times New Roman" w:hAnsi="Times New Roman" w:eastAsia="微软雅黑" w:cs="Times New Roman"/>
-          <w:bCs/>
-          <w:sz w:val="18"/>
-          <w:szCs w:val="18"/>
-          <w:lang w:eastAsia="zh-CN"/>
-        </w:rPr>
-      </w:pPr>
-      <w:r>
-        <w:rPr>
-          <w:rFonts w:hint="eastAsia" w:ascii="Times New Roman" w:hAnsi="Times New Roman" w:eastAsia="微软雅黑" w:cs="Times New Roman"/>
-          <w:bCs/>
-          <w:sz w:val="18"/>
-          <w:szCs w:val="18"/>
-          <w:lang w:eastAsia="zh-CN"/>
-        </w:rPr>
-        <w:t>DNA降解程度：cfDNA样本不适用于此项评估。</w:t>
       </w:r>
     </w:p>
     <w:p>
@@ -26426,8 +26888,8 @@
           <w:ilvl w:val="0"/>
           <w:numId w:val="10"/>
         </w:numPr>
-        <w:spacing w:line="270" w:lineRule="exact"/>
-        <w:ind w:left="613" w:leftChars="150" w:hanging="283"/>
+        <w:spacing w:before="53" w:line="301" w:lineRule="exact"/>
+        <w:ind w:left="133"/>
         <w:rPr>
           <w:rFonts w:ascii="Times New Roman" w:hAnsi="Times New Roman" w:eastAsia="微软雅黑" w:cs="Times New Roman"/>
           <w:bCs/>
@@ -26438,23 +26900,13 @@
       </w:pPr>
       <w:r>
         <w:rPr>
-          <w:rFonts w:ascii="Times New Roman" w:hAnsi="Times New Roman" w:eastAsia="微软雅黑" w:cs="Times New Roman"/>
-          <w:bCs/>
-          <w:sz w:val="18"/>
-          <w:szCs w:val="18"/>
-          <w:lang w:eastAsia="zh-CN"/>
-        </w:rPr>
-        <w:t>A级：有主带，或降解均匀且降解区域主要集中在5000bp以上</w:t>
-      </w:r>
-      <w:r>
-        <w:rPr>
           <w:rFonts w:hint="eastAsia" w:ascii="Times New Roman" w:hAnsi="Times New Roman" w:eastAsia="微软雅黑" w:cs="Times New Roman"/>
           <w:bCs/>
           <w:sz w:val="18"/>
           <w:szCs w:val="18"/>
           <w:lang w:eastAsia="zh-CN"/>
         </w:rPr>
-        <w:t>；</w:t>
+        <w:t>DNA总量：送检样本的DNA提取总量。</w:t>
       </w:r>
     </w:p>
     <w:p>
@@ -26463,8 +26915,8 @@
           <w:ilvl w:val="0"/>
           <w:numId w:val="10"/>
         </w:numPr>
-        <w:spacing w:line="270" w:lineRule="exact"/>
-        <w:ind w:left="613" w:leftChars="150" w:hanging="283"/>
+        <w:spacing w:before="53" w:line="301" w:lineRule="exact"/>
+        <w:ind w:left="133"/>
         <w:rPr>
           <w:rFonts w:ascii="Times New Roman" w:hAnsi="Times New Roman" w:eastAsia="微软雅黑" w:cs="Times New Roman"/>
           <w:bCs/>
@@ -26475,13 +26927,40 @@
       </w:pPr>
       <w:r>
         <w:rPr>
+          <w:rFonts w:hint="eastAsia" w:ascii="Times New Roman" w:hAnsi="Times New Roman" w:eastAsia="微软雅黑" w:cs="Times New Roman"/>
+          <w:bCs/>
+          <w:sz w:val="18"/>
+          <w:szCs w:val="18"/>
+          <w:lang w:eastAsia="zh-CN"/>
+        </w:rPr>
+        <w:t>DNA降解程度：cfDNA样本不适用于此项评估。</w:t>
+      </w:r>
+    </w:p>
+    <w:p>
+      <w:pPr>
+        <w:numPr>
+          <w:ilvl w:val="0"/>
+          <w:numId w:val="11"/>
+        </w:numPr>
+        <w:spacing w:line="270" w:lineRule="exact"/>
+        <w:ind w:left="613" w:leftChars="150" w:hanging="283"/>
+        <w:rPr>
           <w:rFonts w:ascii="Times New Roman" w:hAnsi="Times New Roman" w:eastAsia="微软雅黑" w:cs="Times New Roman"/>
           <w:bCs/>
           <w:sz w:val="18"/>
           <w:szCs w:val="18"/>
           <w:lang w:eastAsia="zh-CN"/>
         </w:rPr>
-        <w:t>B级：无主带，降解均匀且降解区域主要集中在1500-5000bp之间</w:t>
+      </w:pPr>
+      <w:r>
+        <w:rPr>
+          <w:rFonts w:ascii="Times New Roman" w:hAnsi="Times New Roman" w:eastAsia="微软雅黑" w:cs="Times New Roman"/>
+          <w:bCs/>
+          <w:sz w:val="18"/>
+          <w:szCs w:val="18"/>
+          <w:lang w:eastAsia="zh-CN"/>
+        </w:rPr>
+        <w:t>A级：有主带，或降解均匀且降解区域主要集中在5000bp以上</w:t>
       </w:r>
       <w:r>
         <w:rPr>
@@ -26492,6 +26971,234 @@
           <w:lang w:eastAsia="zh-CN"/>
         </w:rPr>
         <w:t>；</w:t>
+      </w:r>
+    </w:p>
+    <w:p>
+      <w:pPr>
+        <w:numPr>
+          <w:ilvl w:val="0"/>
+          <w:numId w:val="11"/>
+        </w:numPr>
+        <w:spacing w:line="270" w:lineRule="exact"/>
+        <w:ind w:left="613" w:leftChars="150" w:hanging="283"/>
+        <w:rPr>
+          <w:rFonts w:ascii="Times New Roman" w:hAnsi="Times New Roman" w:eastAsia="微软雅黑" w:cs="Times New Roman"/>
+          <w:bCs/>
+          <w:sz w:val="18"/>
+          <w:szCs w:val="18"/>
+          <w:lang w:eastAsia="zh-CN"/>
+        </w:rPr>
+      </w:pPr>
+      <w:r>
+        <w:rPr>
+          <w:rFonts w:ascii="Times New Roman" w:hAnsi="Times New Roman" w:eastAsia="微软雅黑" w:cs="Times New Roman"/>
+          <w:bCs/>
+          <w:sz w:val="18"/>
+          <w:szCs w:val="18"/>
+          <w:lang w:eastAsia="zh-CN"/>
+        </w:rPr>
+        <w:t>B级：无主带，降解均匀且降解区域主要集中在1500-5000bp之间</w:t>
+      </w:r>
+      <w:r>
+        <w:rPr>
+          <w:rFonts w:hint="eastAsia" w:ascii="Times New Roman" w:hAnsi="Times New Roman" w:eastAsia="微软雅黑" w:cs="Times New Roman"/>
+          <w:bCs/>
+          <w:sz w:val="18"/>
+          <w:szCs w:val="18"/>
+          <w:lang w:eastAsia="zh-CN"/>
+        </w:rPr>
+        <w:t>；</w:t>
+      </w:r>
+    </w:p>
+    <w:p>
+      <w:pPr>
+        <w:numPr>
+          <w:ilvl w:val="0"/>
+          <w:numId w:val="11"/>
+        </w:numPr>
+        <w:spacing w:line="270" w:lineRule="exact"/>
+        <w:ind w:left="613" w:leftChars="150" w:hanging="283"/>
+        <w:rPr>
+          <w:rFonts w:ascii="Times New Roman" w:hAnsi="Times New Roman" w:eastAsia="微软雅黑" w:cs="Times New Roman"/>
+          <w:bCs/>
+          <w:sz w:val="18"/>
+          <w:szCs w:val="18"/>
+          <w:lang w:eastAsia="zh-CN"/>
+        </w:rPr>
+      </w:pPr>
+      <w:r>
+        <w:rPr>
+          <w:rFonts w:ascii="Times New Roman" w:hAnsi="Times New Roman" w:eastAsia="微软雅黑" w:cs="Times New Roman"/>
+          <w:bCs/>
+          <w:sz w:val="18"/>
+          <w:szCs w:val="18"/>
+          <w:lang w:eastAsia="zh-CN"/>
+        </w:rPr>
+        <w:t>C级：无主带，降解均匀且降解区域主要集中在500-1500bp之间</w:t>
+      </w:r>
+      <w:r>
+        <w:rPr>
+          <w:rFonts w:hint="eastAsia" w:ascii="Times New Roman" w:hAnsi="Times New Roman" w:eastAsia="微软雅黑" w:cs="Times New Roman"/>
+          <w:bCs/>
+          <w:sz w:val="18"/>
+          <w:szCs w:val="18"/>
+          <w:lang w:eastAsia="zh-CN"/>
+        </w:rPr>
+        <w:t>；</w:t>
+      </w:r>
+    </w:p>
+    <w:p>
+      <w:pPr>
+        <w:numPr>
+          <w:ilvl w:val="0"/>
+          <w:numId w:val="11"/>
+        </w:numPr>
+        <w:spacing w:line="270" w:lineRule="exact"/>
+        <w:ind w:left="613" w:leftChars="150" w:hanging="283"/>
+        <w:rPr>
+          <w:rFonts w:ascii="Times New Roman" w:hAnsi="Times New Roman" w:eastAsia="微软雅黑" w:cs="Times New Roman"/>
+          <w:bCs/>
+          <w:sz w:val="18"/>
+          <w:szCs w:val="18"/>
+          <w:lang w:eastAsia="zh-CN"/>
+        </w:rPr>
+      </w:pPr>
+      <w:r>
+        <w:rPr>
+          <w:rFonts w:ascii="Times New Roman" w:hAnsi="Times New Roman" w:eastAsia="微软雅黑" w:cs="Times New Roman"/>
+          <w:bCs/>
+          <w:spacing w:val="3"/>
+          <w:sz w:val="18"/>
+          <w:szCs w:val="18"/>
+          <w:lang w:eastAsia="zh-CN"/>
+        </w:rPr>
+        <w:t>D级</w:t>
+      </w:r>
+      <w:r>
+        <w:rPr>
+          <w:rFonts w:ascii="Times New Roman" w:hAnsi="Times New Roman" w:eastAsia="微软雅黑" w:cs="Times New Roman"/>
+          <w:bCs/>
+          <w:sz w:val="18"/>
+          <w:szCs w:val="18"/>
+          <w:lang w:eastAsia="zh-CN"/>
+        </w:rPr>
+        <w:t>（</w:t>
+      </w:r>
+      <w:r>
+        <w:rPr>
+          <w:rFonts w:ascii="Times New Roman" w:hAnsi="Times New Roman" w:eastAsia="微软雅黑" w:cs="Times New Roman"/>
+          <w:bCs/>
+          <w:spacing w:val="1"/>
+          <w:sz w:val="18"/>
+          <w:szCs w:val="18"/>
+          <w:lang w:eastAsia="zh-CN"/>
+        </w:rPr>
+        <w:t>不合格</w:t>
+      </w:r>
+      <w:r>
+        <w:rPr>
+          <w:rFonts w:ascii="Times New Roman" w:hAnsi="Times New Roman" w:eastAsia="微软雅黑" w:cs="Times New Roman"/>
+          <w:bCs/>
+          <w:spacing w:val="-90"/>
+          <w:sz w:val="18"/>
+          <w:szCs w:val="18"/>
+          <w:lang w:eastAsia="zh-CN"/>
+        </w:rPr>
+        <w:t>）</w:t>
+      </w:r>
+      <w:r>
+        <w:rPr>
+          <w:rFonts w:ascii="Times New Roman" w:hAnsi="Times New Roman" w:eastAsia="微软雅黑" w:cs="Times New Roman"/>
+          <w:bCs/>
+          <w:sz w:val="18"/>
+          <w:szCs w:val="18"/>
+          <w:lang w:eastAsia="zh-CN"/>
+        </w:rPr>
+        <w:t>）：无主带，降解均匀且降解区域主要集中在500-1500bp</w:t>
+      </w:r>
+      <w:r>
+        <w:rPr>
+          <w:rFonts w:ascii="Times New Roman" w:hAnsi="Times New Roman" w:eastAsia="微软雅黑" w:cs="Times New Roman"/>
+          <w:bCs/>
+          <w:spacing w:val="-1"/>
+          <w:sz w:val="18"/>
+          <w:szCs w:val="18"/>
+          <w:lang w:eastAsia="zh-CN"/>
+        </w:rPr>
+        <w:t>之间，但总量介于</w:t>
+      </w:r>
+      <w:r>
+        <w:rPr>
+          <w:rFonts w:ascii="Times New Roman" w:hAnsi="Times New Roman" w:eastAsia="微软雅黑" w:cs="Times New Roman"/>
+          <w:bCs/>
+          <w:sz w:val="18"/>
+          <w:szCs w:val="18"/>
+          <w:lang w:eastAsia="zh-CN"/>
+        </w:rPr>
+        <w:t>100ng</w:t>
+      </w:r>
+      <w:r>
+        <w:rPr>
+          <w:rFonts w:ascii="Times New Roman" w:hAnsi="Times New Roman" w:eastAsia="微软雅黑" w:cs="Times New Roman"/>
+          <w:bCs/>
+          <w:spacing w:val="-3"/>
+          <w:sz w:val="18"/>
+          <w:szCs w:val="18"/>
+          <w:lang w:eastAsia="zh-CN"/>
+        </w:rPr>
+        <w:t>到</w:t>
+      </w:r>
+      <w:r>
+        <w:rPr>
+          <w:rFonts w:ascii="Times New Roman" w:hAnsi="Times New Roman" w:eastAsia="微软雅黑" w:cs="Times New Roman"/>
+          <w:bCs/>
+          <w:sz w:val="18"/>
+          <w:szCs w:val="18"/>
+          <w:lang w:eastAsia="zh-CN"/>
+        </w:rPr>
+        <w:t>300ng之间；或降解区</w:t>
+      </w:r>
+      <w:r>
+        <w:rPr>
+          <w:rFonts w:ascii="Times New Roman" w:hAnsi="Times New Roman" w:eastAsia="微软雅黑" w:cs="Times New Roman"/>
+          <w:bCs/>
+          <w:spacing w:val="-2"/>
+          <w:sz w:val="18"/>
+          <w:szCs w:val="18"/>
+          <w:lang w:eastAsia="zh-CN"/>
+        </w:rPr>
+        <w:t>域弥散在</w:t>
+      </w:r>
+      <w:r>
+        <w:rPr>
+          <w:rFonts w:ascii="Times New Roman" w:hAnsi="Times New Roman" w:eastAsia="微软雅黑" w:cs="Times New Roman"/>
+          <w:bCs/>
+          <w:sz w:val="18"/>
+          <w:szCs w:val="18"/>
+          <w:lang w:eastAsia="zh-CN"/>
+        </w:rPr>
+        <w:t>150-1000bp</w:t>
+      </w:r>
+      <w:r>
+        <w:rPr>
+          <w:rFonts w:ascii="Times New Roman" w:hAnsi="Times New Roman" w:eastAsia="微软雅黑" w:cs="Times New Roman"/>
+          <w:bCs/>
+          <w:spacing w:val="-2"/>
+          <w:sz w:val="18"/>
+          <w:szCs w:val="18"/>
+          <w:lang w:eastAsia="zh-CN"/>
+        </w:rPr>
+        <w:t>，或集中在</w:t>
+      </w:r>
+      <w:r>
+        <w:rPr>
+          <w:rFonts w:ascii="Times New Roman" w:hAnsi="Times New Roman" w:eastAsia="微软雅黑" w:cs="Times New Roman"/>
+          <w:bCs/>
+          <w:sz w:val="18"/>
+          <w:szCs w:val="18"/>
+          <w:lang w:eastAsia="zh-CN"/>
+        </w:rPr>
+        <w:t>500bp以下。</w:t>
       </w:r>
     </w:p>
     <w:p>
@@ -26500,8 +27207,8 @@
           <w:ilvl w:val="0"/>
           <w:numId w:val="10"/>
         </w:numPr>
-        <w:spacing w:line="270" w:lineRule="exact"/>
-        <w:ind w:left="613" w:leftChars="150" w:hanging="283"/>
+        <w:spacing w:before="53" w:line="301" w:lineRule="exact"/>
+        <w:ind w:left="133"/>
         <w:rPr>
           <w:rFonts w:ascii="Times New Roman" w:hAnsi="Times New Roman" w:eastAsia="微软雅黑" w:cs="Times New Roman"/>
           <w:bCs/>
@@ -26512,23 +27219,13 @@
       </w:pPr>
       <w:r>
         <w:rPr>
-          <w:rFonts w:ascii="Times New Roman" w:hAnsi="Times New Roman" w:eastAsia="微软雅黑" w:cs="Times New Roman"/>
-          <w:bCs/>
-          <w:sz w:val="18"/>
-          <w:szCs w:val="18"/>
-          <w:lang w:eastAsia="zh-CN"/>
-        </w:rPr>
-        <w:t>C级：无主带，降解均匀且降解区域主要集中在500-1500bp之间</w:t>
-      </w:r>
-      <w:r>
-        <w:rPr>
           <w:rFonts w:hint="eastAsia" w:ascii="Times New Roman" w:hAnsi="Times New Roman" w:eastAsia="微软雅黑" w:cs="Times New Roman"/>
           <w:bCs/>
           <w:sz w:val="18"/>
           <w:szCs w:val="18"/>
           <w:lang w:eastAsia="zh-CN"/>
         </w:rPr>
-        <w:t>；</w:t>
+        <w:t>预文库总量：核酸片段经过接头连接和扩增纯化后中间产物的总量。</w:t>
       </w:r>
     </w:p>
     <w:p>
@@ -26537,8 +27234,8 @@
           <w:ilvl w:val="0"/>
           <w:numId w:val="10"/>
         </w:numPr>
-        <w:spacing w:line="270" w:lineRule="exact"/>
-        <w:ind w:left="613" w:leftChars="150" w:hanging="283"/>
+        <w:spacing w:before="53" w:line="301" w:lineRule="exact"/>
+        <w:ind w:left="133"/>
         <w:rPr>
           <w:rFonts w:ascii="Times New Roman" w:hAnsi="Times New Roman" w:eastAsia="微软雅黑" w:cs="Times New Roman"/>
           <w:bCs/>
@@ -26549,147 +27246,20 @@
       </w:pPr>
       <w:r>
         <w:rPr>
-          <w:rFonts w:ascii="Times New Roman" w:hAnsi="Times New Roman" w:eastAsia="微软雅黑" w:cs="Times New Roman"/>
-          <w:bCs/>
-          <w:spacing w:val="3"/>
-          <w:sz w:val="18"/>
-          <w:szCs w:val="18"/>
-          <w:lang w:eastAsia="zh-CN"/>
-        </w:rPr>
-        <w:t>D级</w:t>
-      </w:r>
-      <w:r>
-        <w:rPr>
-          <w:rFonts w:ascii="Times New Roman" w:hAnsi="Times New Roman" w:eastAsia="微软雅黑" w:cs="Times New Roman"/>
+          <w:rFonts w:hint="eastAsia" w:ascii="Times New Roman" w:hAnsi="Times New Roman" w:eastAsia="微软雅黑" w:cs="Times New Roman"/>
           <w:bCs/>
           <w:sz w:val="18"/>
           <w:szCs w:val="18"/>
           <w:lang w:eastAsia="zh-CN"/>
         </w:rPr>
-        <w:t>（</w:t>
-      </w:r>
-      <w:r>
-        <w:rPr>
-          <w:rFonts w:ascii="Times New Roman" w:hAnsi="Times New Roman" w:eastAsia="微软雅黑" w:cs="Times New Roman"/>
-          <w:bCs/>
-          <w:spacing w:val="1"/>
-          <w:sz w:val="18"/>
-          <w:szCs w:val="18"/>
-          <w:lang w:eastAsia="zh-CN"/>
-        </w:rPr>
-        <w:t>不合格</w:t>
-      </w:r>
-      <w:r>
-        <w:rPr>
-          <w:rFonts w:ascii="Times New Roman" w:hAnsi="Times New Roman" w:eastAsia="微软雅黑" w:cs="Times New Roman"/>
-          <w:bCs/>
-          <w:spacing w:val="-90"/>
-          <w:sz w:val="18"/>
-          <w:szCs w:val="18"/>
-          <w:lang w:eastAsia="zh-CN"/>
-        </w:rPr>
-        <w:t>）</w:t>
-      </w:r>
-      <w:r>
-        <w:rPr>
-          <w:rFonts w:ascii="Times New Roman" w:hAnsi="Times New Roman" w:eastAsia="微软雅黑" w:cs="Times New Roman"/>
-          <w:bCs/>
-          <w:sz w:val="18"/>
-          <w:szCs w:val="18"/>
-          <w:lang w:eastAsia="zh-CN"/>
-        </w:rPr>
-        <w:t>）：无主带，降解均匀且降解区域主要集中在500-1500bp</w:t>
-      </w:r>
-      <w:r>
-        <w:rPr>
-          <w:rFonts w:ascii="Times New Roman" w:hAnsi="Times New Roman" w:eastAsia="微软雅黑" w:cs="Times New Roman"/>
-          <w:bCs/>
-          <w:spacing w:val="-1"/>
-          <w:sz w:val="18"/>
-          <w:szCs w:val="18"/>
-          <w:lang w:eastAsia="zh-CN"/>
-        </w:rPr>
-        <w:t>之间，但总量介于</w:t>
-      </w:r>
-      <w:r>
-        <w:rPr>
-          <w:rFonts w:ascii="Times New Roman" w:hAnsi="Times New Roman" w:eastAsia="微软雅黑" w:cs="Times New Roman"/>
-          <w:bCs/>
-          <w:sz w:val="18"/>
-          <w:szCs w:val="18"/>
-          <w:lang w:eastAsia="zh-CN"/>
-        </w:rPr>
-        <w:t>100ng</w:t>
-      </w:r>
-      <w:r>
-        <w:rPr>
-          <w:rFonts w:ascii="Times New Roman" w:hAnsi="Times New Roman" w:eastAsia="微软雅黑" w:cs="Times New Roman"/>
-          <w:bCs/>
-          <w:spacing w:val="-3"/>
-          <w:sz w:val="18"/>
-          <w:szCs w:val="18"/>
-          <w:lang w:eastAsia="zh-CN"/>
-        </w:rPr>
-        <w:t>到</w:t>
-      </w:r>
-      <w:r>
-        <w:rPr>
-          <w:rFonts w:ascii="Times New Roman" w:hAnsi="Times New Roman" w:eastAsia="微软雅黑" w:cs="Times New Roman"/>
-          <w:bCs/>
-          <w:sz w:val="18"/>
-          <w:szCs w:val="18"/>
-          <w:lang w:eastAsia="zh-CN"/>
-        </w:rPr>
-        <w:t>300ng之间；或降解区</w:t>
-      </w:r>
-      <w:r>
-        <w:rPr>
-          <w:rFonts w:ascii="Times New Roman" w:hAnsi="Times New Roman" w:eastAsia="微软雅黑" w:cs="Times New Roman"/>
-          <w:bCs/>
-          <w:spacing w:val="-2"/>
-          <w:sz w:val="18"/>
-          <w:szCs w:val="18"/>
-          <w:lang w:eastAsia="zh-CN"/>
-        </w:rPr>
-        <w:t>域弥散在</w:t>
-      </w:r>
-      <w:r>
-        <w:rPr>
-          <w:rFonts w:ascii="Times New Roman" w:hAnsi="Times New Roman" w:eastAsia="微软雅黑" w:cs="Times New Roman"/>
-          <w:bCs/>
-          <w:sz w:val="18"/>
-          <w:szCs w:val="18"/>
-          <w:lang w:eastAsia="zh-CN"/>
-        </w:rPr>
-        <w:t>150-1000bp</w:t>
-      </w:r>
-      <w:r>
-        <w:rPr>
-          <w:rFonts w:ascii="Times New Roman" w:hAnsi="Times New Roman" w:eastAsia="微软雅黑" w:cs="Times New Roman"/>
-          <w:bCs/>
-          <w:spacing w:val="-2"/>
-          <w:sz w:val="18"/>
-          <w:szCs w:val="18"/>
-          <w:lang w:eastAsia="zh-CN"/>
-        </w:rPr>
-        <w:t>，或集中在</w:t>
-      </w:r>
-      <w:r>
-        <w:rPr>
-          <w:rFonts w:ascii="Times New Roman" w:hAnsi="Times New Roman" w:eastAsia="微软雅黑" w:cs="Times New Roman"/>
-          <w:bCs/>
-          <w:sz w:val="18"/>
-          <w:szCs w:val="18"/>
-          <w:lang w:eastAsia="zh-CN"/>
-        </w:rPr>
-        <w:t>500bp以下。</w:t>
+        <w:t>平均测序深度：目标区域每个碱基被测到的平均次数。</w:t>
       </w:r>
     </w:p>
     <w:p>
       <w:pPr>
         <w:numPr>
           <w:ilvl w:val="0"/>
-          <w:numId w:val="9"/>
+          <w:numId w:val="10"/>
         </w:numPr>
         <w:spacing w:before="53" w:line="301" w:lineRule="exact"/>
         <w:ind w:left="133"/>
@@ -26709,14 +27279,14 @@
           <w:szCs w:val="18"/>
           <w:lang w:eastAsia="zh-CN"/>
         </w:rPr>
-        <w:t>预文库总量：核酸片段经过接头连接和扩增纯化后中间产物的总量。</w:t>
+        <w:t>覆盖均一性：测序深度达到平均测序深度20%的碱基占比。</w:t>
       </w:r>
     </w:p>
     <w:p>
       <w:pPr>
         <w:numPr>
           <w:ilvl w:val="0"/>
-          <w:numId w:val="9"/>
+          <w:numId w:val="10"/>
         </w:numPr>
         <w:spacing w:before="53" w:line="301" w:lineRule="exact"/>
         <w:ind w:left="133"/>
@@ -26736,14 +27306,14 @@
           <w:szCs w:val="18"/>
           <w:lang w:eastAsia="zh-CN"/>
         </w:rPr>
-        <w:t>平均测序深度：目标区域每个碱基被测到的平均次数。</w:t>
+        <w:t>基因组比对率：比对到参考基因组上的reads数目占比。</w:t>
       </w:r>
     </w:p>
     <w:p>
       <w:pPr>
         <w:numPr>
           <w:ilvl w:val="0"/>
-          <w:numId w:val="9"/>
+          <w:numId w:val="10"/>
         </w:numPr>
         <w:spacing w:before="53" w:line="301" w:lineRule="exact"/>
         <w:ind w:left="133"/>
@@ -26763,68 +27333,14 @@
           <w:szCs w:val="18"/>
           <w:lang w:eastAsia="zh-CN"/>
         </w:rPr>
-        <w:t>覆盖均一性：测序深度达到平均测序深度20%的碱基占比。</w:t>
+        <w:t>碱基质量Q30占比：测序数据中碱基质量在Q30以上（即碱基识别错误率在千分之一以下）的占比。</w:t>
       </w:r>
     </w:p>
     <w:p>
       <w:pPr>
         <w:numPr>
           <w:ilvl w:val="0"/>
-          <w:numId w:val="9"/>
-        </w:numPr>
-        <w:spacing w:before="53" w:line="301" w:lineRule="exact"/>
-        <w:ind w:left="133"/>
-        <w:rPr>
-          <w:rFonts w:ascii="Times New Roman" w:hAnsi="Times New Roman" w:eastAsia="微软雅黑" w:cs="Times New Roman"/>
-          <w:bCs/>
-          <w:sz w:val="18"/>
-          <w:szCs w:val="18"/>
-          <w:lang w:eastAsia="zh-CN"/>
-        </w:rPr>
-      </w:pPr>
-      <w:r>
-        <w:rPr>
-          <w:rFonts w:hint="eastAsia" w:ascii="Times New Roman" w:hAnsi="Times New Roman" w:eastAsia="微软雅黑" w:cs="Times New Roman"/>
-          <w:bCs/>
-          <w:sz w:val="18"/>
-          <w:szCs w:val="18"/>
-          <w:lang w:eastAsia="zh-CN"/>
-        </w:rPr>
-        <w:t>基因组比对率：比对到参考基因组上的reads数目占比。</w:t>
-      </w:r>
-    </w:p>
-    <w:p>
-      <w:pPr>
-        <w:numPr>
-          <w:ilvl w:val="0"/>
-          <w:numId w:val="9"/>
-        </w:numPr>
-        <w:spacing w:before="53" w:line="301" w:lineRule="exact"/>
-        <w:ind w:left="133"/>
-        <w:rPr>
-          <w:rFonts w:ascii="Times New Roman" w:hAnsi="Times New Roman" w:eastAsia="微软雅黑" w:cs="Times New Roman"/>
-          <w:bCs/>
-          <w:sz w:val="18"/>
-          <w:szCs w:val="18"/>
-          <w:lang w:eastAsia="zh-CN"/>
-        </w:rPr>
-      </w:pPr>
-      <w:r>
-        <w:rPr>
-          <w:rFonts w:hint="eastAsia" w:ascii="Times New Roman" w:hAnsi="Times New Roman" w:eastAsia="微软雅黑" w:cs="Times New Roman"/>
-          <w:bCs/>
-          <w:sz w:val="18"/>
-          <w:szCs w:val="18"/>
-          <w:lang w:eastAsia="zh-CN"/>
-        </w:rPr>
-        <w:t>碱基质量Q30占比：测序数据中碱基质量在Q30以上（即碱基识别错误率在千分之一以下）的占比。</w:t>
-      </w:r>
-    </w:p>
-    <w:p>
-      <w:pPr>
-        <w:numPr>
-          <w:ilvl w:val="0"/>
-          <w:numId w:val="9"/>
+          <w:numId w:val="10"/>
         </w:numPr>
         <w:spacing w:before="53" w:line="301" w:lineRule="exact"/>
         <w:ind w:left="133"/>
@@ -27468,14 +27984,14 @@
       </w:pPr>
       <w:bookmarkStart w:id="59" w:name="_Toc13381"/>
       <w:bookmarkStart w:id="60" w:name="_Toc16593"/>
-      <w:bookmarkStart w:id="61" w:name="_Toc15114"/>
-      <w:bookmarkStart w:id="62" w:name="_Toc3409"/>
-      <w:bookmarkStart w:id="63" w:name="_Toc31185"/>
-      <w:bookmarkStart w:id="64" w:name="_Toc20924"/>
-      <w:bookmarkStart w:id="65" w:name="_Toc27693"/>
-      <w:bookmarkStart w:id="66" w:name="_Toc20170_WPSOffice_Level1"/>
-      <w:bookmarkStart w:id="67" w:name="_Toc26985_WPSOffice_Level1"/>
-      <w:bookmarkStart w:id="68" w:name="_Toc28454_WPSOffice_Level1"/>
+      <w:bookmarkStart w:id="61" w:name="_Toc3409"/>
+      <w:bookmarkStart w:id="62" w:name="_Toc15114"/>
+      <w:bookmarkStart w:id="63" w:name="_Toc27693"/>
+      <w:bookmarkStart w:id="64" w:name="_Toc20170_WPSOffice_Level1"/>
+      <w:bookmarkStart w:id="65" w:name="_Toc20924"/>
+      <w:bookmarkStart w:id="66" w:name="_Toc31185"/>
+      <w:bookmarkStart w:id="67" w:name="_Toc28454_WPSOffice_Level1"/>
+      <w:bookmarkStart w:id="68" w:name="_Toc26985_WPSOffice_Level1"/>
       <w:r>
         <w:rPr>
           <w:rFonts w:hint="eastAsia"/>
@@ -28412,16 +28928,16 @@
           <w:szCs w:val="15"/>
         </w:rPr>
       </w:pPr>
-      <w:bookmarkStart w:id="70" w:name="_Toc27809"/>
-      <w:bookmarkStart w:id="71" w:name="_Toc17792_WPSOffice_Level2"/>
-      <w:bookmarkStart w:id="72" w:name="_Toc4503"/>
-      <w:bookmarkStart w:id="73" w:name="_Toc14611_WPSOffice_Level1"/>
-      <w:bookmarkStart w:id="74" w:name="_Toc16704"/>
-      <w:bookmarkStart w:id="75" w:name="_Toc22623"/>
-      <w:bookmarkStart w:id="76" w:name="_Toc19584_WPSOffice_Level1"/>
-      <w:bookmarkStart w:id="77" w:name="_Toc11901"/>
-      <w:bookmarkStart w:id="78" w:name="_Toc22162_WPSOffice_Level1"/>
-      <w:bookmarkStart w:id="79" w:name="_Toc13275"/>
+      <w:bookmarkStart w:id="70" w:name="_Toc17792_WPSOffice_Level2"/>
+      <w:bookmarkStart w:id="71" w:name="_Toc22623"/>
+      <w:bookmarkStart w:id="72" w:name="_Toc27809"/>
+      <w:bookmarkStart w:id="73" w:name="_Toc13275"/>
+      <w:bookmarkStart w:id="74" w:name="_Toc4503"/>
+      <w:bookmarkStart w:id="75" w:name="_Toc11901"/>
+      <w:bookmarkStart w:id="76" w:name="_Toc22162_WPSOffice_Level1"/>
+      <w:bookmarkStart w:id="77" w:name="_Toc19584_WPSOffice_Level1"/>
+      <w:bookmarkStart w:id="78" w:name="_Toc16704"/>
+      <w:bookmarkStart w:id="79" w:name="_Toc14611_WPSOffice_Level1"/>
       <w:r>
         <w:rPr>
           <w:color w:val="auto"/>
@@ -31581,7 +32097,7 @@
         <w:jc w:val="both"/>
         <w:textAlignment w:val="auto"/>
         <w:rPr>
-          <w:rFonts w:ascii="Times New Roman" w:hAnsi="Times New Roman" w:eastAsia="微软雅黑" w:cs="Times New Roman"/>
+          <w:rFonts w:hint="eastAsia" w:ascii="Times New Roman" w:hAnsi="Times New Roman" w:cs="Times New Roman"/>
           <w:sz w:val="15"/>
           <w:szCs w:val="15"/>
           <w:lang w:eastAsia="zh-CN"/>
@@ -31596,386 +32112,6 @@
         </w:rPr>
         <w:t>Zhao H, Yao W, Min X, et al. Apatinib Plus Gefitinib as First-Line Treatment in Advanced EGFR-Mutant NSCLC: The Phase III ACTIVE Study (CTONG1706). J Thorac Oncol. 2021;16(9):1533-1546. [PMID: 34033974]</w:t>
       </w:r>
-    </w:p>
-    <w:p>
-      <w:pPr>
-        <w:widowControl/>
-        <w:adjustRightInd w:val="0"/>
-        <w:snapToGrid w:val="0"/>
-        <w:spacing w:after="120" w:afterLines="50"/>
-        <w:jc w:val="both"/>
-        <w:rPr>
-          <w:rFonts w:ascii="Times New Roman" w:hAnsi="Times New Roman" w:eastAsia="微软雅黑" w:cs="Times New Roman"/>
-          <w:sz w:val="15"/>
-          <w:szCs w:val="15"/>
-          <w:lang w:eastAsia="zh-CN"/>
-        </w:rPr>
-      </w:pPr>
-    </w:p>
-    <w:p>
-      <w:pPr>
-        <w:ind w:left="621" w:leftChars="155" w:hanging="280" w:hangingChars="100"/>
-        <w:rPr>
-          <w:rFonts w:eastAsia="微软雅黑"/>
-          <w:b/>
-          <w:color w:val="00B050"/>
-          <w:sz w:val="28"/>
-          <w:szCs w:val="28"/>
-        </w:rPr>
-      </w:pPr>
-      <w:r>
-        <w:rPr>
-          <w:rFonts w:eastAsia="微软雅黑"/>
-          <w:b/>
-          <w:color w:val="00B050"/>
-          <w:sz w:val="28"/>
-          <w:szCs w:val="28"/>
-          <w:lang w:eastAsia="zh-CN"/>
-        </w:rPr>
-        <w:drawing>
-          <wp:anchor distT="0" distB="0" distL="114300" distR="114300" simplePos="0" relativeHeight="251662336" behindDoc="0" locked="0" layoutInCell="1" allowOverlap="1">
-            <wp:simplePos x="0" y="0"/>
-            <wp:positionH relativeFrom="column">
-              <wp:posOffset>-34290</wp:posOffset>
-            </wp:positionH>
-            <wp:positionV relativeFrom="paragraph">
-              <wp:posOffset>66040</wp:posOffset>
-            </wp:positionV>
-            <wp:extent cx="196215" cy="197485"/>
-            <wp:effectExtent l="0" t="0" r="1905" b="635"/>
-            <wp:wrapNone/>
-            <wp:docPr id="1" name="图片 1" descr="1"/>
-            <wp:cNvGraphicFramePr>
-              <a:graphicFrameLocks xmlns:a="http://schemas.openxmlformats.org/drawingml/2006/main" noChangeAspect="1"/>
-            </wp:cNvGraphicFramePr>
-            <a:graphic xmlns:a="http://schemas.openxmlformats.org/drawingml/2006/main">
-              <a:graphicData uri="http://schemas.openxmlformats.org/drawingml/2006/picture">
-                <pic:pic xmlns:pic="http://schemas.openxmlformats.org/drawingml/2006/picture">
-                  <pic:nvPicPr>
-                    <pic:cNvPr id="1" name="图片 1" descr="1"/>
-                    <pic:cNvPicPr>
-                      <a:picLocks noChangeAspect="1" noChangeArrowheads="1"/>
-                    </pic:cNvPicPr>
-                  </pic:nvPicPr>
-                  <pic:blipFill>
-                    <a:blip r:embed="rId9">
-                      <a:extLst>
-                        <a:ext uri="{28A0092B-C50C-407E-A947-70E740481C1C}">
-                          <a14:useLocalDpi xmlns:a14="http://schemas.microsoft.com/office/drawing/2010/main" val="0"/>
-                        </a:ext>
-                      </a:extLst>
-                    </a:blip>
-                    <a:srcRect/>
-                    <a:stretch>
-                      <a:fillRect/>
-                    </a:stretch>
-                  </pic:blipFill>
-                  <pic:spPr>
-                    <a:xfrm>
-                      <a:off x="0" y="0"/>
-                      <a:ext cx="196215" cy="197485"/>
-                    </a:xfrm>
-                    <a:prstGeom prst="rect">
-                      <a:avLst/>
-                    </a:prstGeom>
-                    <a:noFill/>
-                    <a:ln>
-                      <a:noFill/>
-                    </a:ln>
-                    <a:effectLst/>
-                  </pic:spPr>
-                </pic:pic>
-              </a:graphicData>
-            </a:graphic>
-          </wp:anchor>
-        </w:drawing>
-      </w:r>
-      <w:r>
-        <w:rPr>
-          <w:rFonts w:eastAsia="微软雅黑"/>
-          <w:b/>
-          <w:color w:val="00B050"/>
-          <w:sz w:val="28"/>
-          <w:szCs w:val="28"/>
-        </w:rPr>
-        <w:t>说明</w:t>
-      </w:r>
-    </w:p>
-    <w:p>
-      <w:pPr>
-        <w:widowControl/>
-        <w:numPr>
-          <w:ilvl w:val="0"/>
-          <w:numId w:val="11"/>
-        </w:numPr>
-        <w:spacing w:after="160" w:line="259" w:lineRule="auto"/>
-        <w:ind w:left="425"/>
-        <w:rPr>
-          <w:rFonts w:eastAsia="微软雅黑"/>
-          <w:b/>
-          <w:sz w:val="21"/>
-          <w:szCs w:val="21"/>
-          <w:lang w:eastAsia="zh-CN"/>
-        </w:rPr>
-      </w:pPr>
-      <w:r>
-        <w:rPr>
-          <w:rFonts w:eastAsia="微软雅黑"/>
-          <w:b/>
-          <w:sz w:val="21"/>
-          <w:szCs w:val="21"/>
-          <w:lang w:eastAsia="zh-CN"/>
-        </w:rPr>
-        <w:t>本报告为基因检测结果，基因、药物等信息列举未按照重要性排序。</w:t>
-      </w:r>
-    </w:p>
-    <w:p>
-      <w:pPr>
-        <w:widowControl/>
-        <w:numPr>
-          <w:ilvl w:val="0"/>
-          <w:numId w:val="11"/>
-        </w:numPr>
-        <w:spacing w:after="160" w:line="259" w:lineRule="auto"/>
-        <w:ind w:left="425"/>
-        <w:rPr>
-          <w:rFonts w:eastAsia="微软雅黑"/>
-          <w:b/>
-          <w:sz w:val="21"/>
-          <w:szCs w:val="21"/>
-          <w:lang w:eastAsia="zh-CN"/>
-        </w:rPr>
-      </w:pPr>
-      <w:r>
-        <w:rPr>
-          <w:rFonts w:eastAsia="微软雅黑"/>
-          <w:b/>
-          <w:sz w:val="21"/>
-          <w:szCs w:val="21"/>
-          <w:lang w:eastAsia="zh-CN"/>
-        </w:rPr>
-        <w:t>检测结果仅供科学研究和临床用药参考，具体治疗方案请咨询主治医生。</w:t>
-      </w:r>
-    </w:p>
-    <w:p>
-      <w:pPr>
-        <w:keepNext w:val="0"/>
-        <w:keepLines w:val="0"/>
-        <w:pageBreakBefore w:val="0"/>
-        <w:widowControl/>
-        <w:numPr>
-          <w:ilvl w:val="0"/>
-          <w:numId w:val="11"/>
-        </w:numPr>
-        <w:kinsoku/>
-        <w:wordWrap/>
-        <w:overflowPunct/>
-        <w:topLinePunct w:val="0"/>
-        <w:autoSpaceDE/>
-        <w:autoSpaceDN/>
-        <w:bidi w:val="0"/>
-        <w:adjustRightInd/>
-        <w:snapToGrid/>
-        <w:spacing w:after="313" w:afterLines="100" w:line="260" w:lineRule="auto"/>
-        <w:ind w:left="425" w:hanging="420"/>
-        <w:textAlignment w:val="auto"/>
-        <w:rPr>
-          <w:rFonts w:eastAsia="微软雅黑"/>
-          <w:b/>
-          <w:bCs/>
-          <w:lang w:eastAsia="zh-CN"/>
-        </w:rPr>
-      </w:pPr>
-      <w:r>
-        <w:rPr>
-          <w:rFonts w:eastAsia="微软雅黑"/>
-          <w:b/>
-          <w:sz w:val="21"/>
-          <w:szCs w:val="21"/>
-          <w:lang w:eastAsia="zh-CN"/>
-        </w:rPr>
-        <w:t>本报告只对本次采集样本负责，如有疑问，请在15个工作日内与我们联系</w:t>
-      </w:r>
-      <w:r>
-        <w:rPr>
-          <w:rFonts w:hint="eastAsia" w:eastAsia="微软雅黑"/>
-          <w:b/>
-          <w:sz w:val="21"/>
-          <w:szCs w:val="21"/>
-          <w:lang w:eastAsia="zh-CN"/>
-        </w:rPr>
-        <w:t>023-</w:t>
-      </w:r>
-      <w:r>
-        <w:rPr>
-          <w:rFonts w:eastAsia="微软雅黑"/>
-          <w:b/>
-          <w:sz w:val="21"/>
-          <w:szCs w:val="21"/>
-          <w:lang w:eastAsia="zh-CN"/>
-        </w:rPr>
-        <w:t>68</w:t>
-      </w:r>
-      <w:r>
-        <w:rPr>
-          <w:rFonts w:hint="eastAsia" w:eastAsia="微软雅黑"/>
-          <w:b/>
-          <w:sz w:val="21"/>
-          <w:szCs w:val="21"/>
-          <w:lang w:eastAsia="zh-CN"/>
-        </w:rPr>
-        <w:t>815186</w:t>
-      </w:r>
-      <w:r>
-        <w:rPr>
-          <w:rFonts w:eastAsia="微软雅黑"/>
-          <w:b/>
-          <w:sz w:val="21"/>
-          <w:szCs w:val="21"/>
-          <w:lang w:eastAsia="zh-CN"/>
-        </w:rPr>
-        <w:t>。</w:t>
-      </w:r>
-    </w:p>
-    <w:tbl>
-      <w:tblPr>
-        <w:tblStyle w:val="14"/>
-        <w:tblW w:w="10296" w:type="dxa"/>
-        <w:tblInd w:w="108" w:type="dxa"/>
-        <w:tblBorders>
-          <w:top w:val="single" w:color="auto" w:sz="12" w:space="0"/>
-          <w:left w:val="none" w:color="auto" w:sz="0" w:space="0"/>
-          <w:bottom w:val="none" w:color="auto" w:sz="0" w:space="0"/>
-          <w:right w:val="none" w:color="auto" w:sz="0" w:space="0"/>
-          <w:insideH w:val="single" w:color="auto" w:sz="4" w:space="0"/>
-          <w:insideV w:val="none" w:color="auto" w:sz="0" w:space="0"/>
-        </w:tblBorders>
-        <w:tblLayout w:type="fixed"/>
-        <w:tblCellMar>
-          <w:top w:w="0" w:type="dxa"/>
-          <w:left w:w="108" w:type="dxa"/>
-          <w:bottom w:w="0" w:type="dxa"/>
-          <w:right w:w="108" w:type="dxa"/>
-        </w:tblCellMar>
-      </w:tblPr>
-      <w:tblGrid>
-        <w:gridCol w:w="4378"/>
-        <w:gridCol w:w="5918"/>
-      </w:tblGrid>
-      <w:tr>
-        <w:tblPrEx>
-          <w:tblBorders>
-            <w:top w:val="single" w:color="auto" w:sz="12" w:space="0"/>
-            <w:left w:val="none" w:color="auto" w:sz="0" w:space="0"/>
-            <w:bottom w:val="none" w:color="auto" w:sz="0" w:space="0"/>
-            <w:right w:val="none" w:color="auto" w:sz="0" w:space="0"/>
-            <w:insideH w:val="single" w:color="auto" w:sz="4" w:space="0"/>
-            <w:insideV w:val="none" w:color="auto" w:sz="0" w:space="0"/>
-          </w:tblBorders>
-          <w:tblCellMar>
-            <w:top w:w="0" w:type="dxa"/>
-            <w:left w:w="108" w:type="dxa"/>
-            <w:bottom w:w="0" w:type="dxa"/>
-            <w:right w:w="108" w:type="dxa"/>
-          </w:tblCellMar>
-        </w:tblPrEx>
-        <w:tc>
-          <w:tcPr>
-            <w:tcW w:w="4378" w:type="dxa"/>
-            <w:tcBorders>
-              <w:top w:val="single" w:color="auto" w:sz="12" w:space="0"/>
-            </w:tcBorders>
-          </w:tcPr>
-          <w:p>
-            <w:pPr>
-              <w:snapToGrid w:val="0"/>
-              <w:spacing w:before="120" w:beforeLines="50"/>
-              <w:rPr>
-                <w:rFonts w:hint="eastAsia" w:eastAsia="宋体"/>
-                <w:b/>
-                <w:szCs w:val="21"/>
-                <w:lang w:val="en-US" w:eastAsia="zh-CN"/>
-              </w:rPr>
-            </w:pPr>
-            <w:r>
-              <w:rPr>
-                <w:rFonts w:hint="eastAsia"/>
-                <w:b/>
-              </w:rPr>
-              <w:t>样本处理与分析：</w:t>
-            </w:r>
-            <w:r>
-              <w:rPr>
-                <w:rFonts w:hint="eastAsia"/>
-                <w:b/>
-                <w:lang w:val="en-US" w:eastAsia="zh-CN"/>
-              </w:rPr>
-              <w:t xml:space="preserve"> </w:t>
-            </w:r>
-          </w:p>
-        </w:tc>
-        <w:tc>
-          <w:tcPr>
-            <w:tcW w:w="5918" w:type="dxa"/>
-            <w:tcBorders>
-              <w:top w:val="single" w:color="auto" w:sz="12" w:space="0"/>
-            </w:tcBorders>
-          </w:tcPr>
-          <w:p>
-            <w:pPr>
-              <w:snapToGrid w:val="0"/>
-              <w:spacing w:before="120" w:beforeLines="50"/>
-              <w:rPr>
-                <w:rFonts w:hint="eastAsia" w:eastAsia="宋体"/>
-                <w:b/>
-                <w:lang w:val="en-US" w:eastAsia="zh-CN"/>
-              </w:rPr>
-            </w:pPr>
-            <w:r>
-              <w:rPr>
-                <w:rFonts w:hint="eastAsia"/>
-                <w:b/>
-              </w:rPr>
-              <w:t xml:space="preserve">复核： </w:t>
-            </w:r>
-            <w:r>
-              <w:rPr>
-                <w:b/>
-              </w:rPr>
-              <w:t xml:space="preserve">                </w:t>
-            </w:r>
-            <w:r>
-              <w:rPr>
-                <w:rFonts w:hint="eastAsia"/>
-                <w:b/>
-              </w:rPr>
-              <w:t>报告时间：</w:t>
-            </w:r>
-            <w:r>
-              <w:rPr>
-                <w:rFonts w:hint="eastAsia" w:ascii="宋体" w:hAnsi="宋体" w:eastAsia="宋体" w:cs="宋体"/>
-                <w:b/>
-              </w:rPr>
-              <w:t>{{ reportdate }}</w:t>
-            </w:r>
-          </w:p>
-        </w:tc>
-      </w:tr>
-    </w:tbl>
-    <w:p>
-      <w:pPr>
-        <w:widowControl/>
-        <w:adjustRightInd w:val="0"/>
-        <w:snapToGrid w:val="0"/>
-        <w:spacing w:after="120" w:afterLines="50"/>
-        <w:jc w:val="both"/>
-        <w:rPr>
-          <w:rFonts w:hint="eastAsia" w:ascii="Times New Roman" w:hAnsi="Times New Roman" w:cs="Times New Roman"/>
-          <w:sz w:val="15"/>
-          <w:szCs w:val="15"/>
-          <w:lang w:eastAsia="zh-CN"/>
-        </w:rPr>
-      </w:pPr>
     </w:p>
     <w:sectPr>
       <w:footerReference r:id="rId5" w:type="default"/>
@@ -33603,19 +33739,19 @@
     <w:abstractNumId w:val="0"/>
   </w:num>
   <w:num w:numId="7">
+    <w:abstractNumId w:val="10"/>
+  </w:num>
+  <w:num w:numId="8">
     <w:abstractNumId w:val="5"/>
   </w:num>
-  <w:num w:numId="8">
+  <w:num w:numId="9">
     <w:abstractNumId w:val="1"/>
   </w:num>
-  <w:num w:numId="9">
+  <w:num w:numId="10">
     <w:abstractNumId w:val="2"/>
   </w:num>
-  <w:num w:numId="10">
+  <w:num w:numId="11">
     <w:abstractNumId w:val="7"/>
-  </w:num>
-  <w:num w:numId="11">
-    <w:abstractNumId w:val="10"/>
   </w:num>
 </w:numbering>
 </file>

--- a/WebContent/docx/实体瘤76基因报告-重庆分子.docx
+++ b/WebContent/docx/实体瘤76基因报告-重庆分子.docx
@@ -3026,13 +3026,13 @@
         </w:sectPr>
       </w:pPr>
       <w:bookmarkStart w:id="0" w:name="_Toc24178_WPSOffice_Level1"/>
-      <w:bookmarkStart w:id="1" w:name="_Toc30143_WPSOffice_Level1"/>
-      <w:bookmarkStart w:id="2" w:name="_Toc32054"/>
-      <w:bookmarkStart w:id="3" w:name="_Toc21009_WPSOffice_Level1"/>
-      <w:bookmarkStart w:id="4" w:name="_Toc27500"/>
-      <w:bookmarkStart w:id="5" w:name="_Toc24397"/>
-      <w:bookmarkStart w:id="6" w:name="_Toc13806"/>
-      <w:bookmarkStart w:id="7" w:name="_Toc21669"/>
+      <w:bookmarkStart w:id="1" w:name="_Toc21669"/>
+      <w:bookmarkStart w:id="2" w:name="_Toc30143_WPSOffice_Level1"/>
+      <w:bookmarkStart w:id="3" w:name="_Toc32054"/>
+      <w:bookmarkStart w:id="4" w:name="_Toc21009_WPSOffice_Level1"/>
+      <w:bookmarkStart w:id="5" w:name="_Toc27500"/>
+      <w:bookmarkStart w:id="6" w:name="_Toc24397"/>
+      <w:bookmarkStart w:id="7" w:name="_Toc13806"/>
     </w:p>
     <w:p>
       <w:pPr>
@@ -3789,14 +3789,14 @@
           </w14:shadow>
         </w:rPr>
       </w:pPr>
-      <w:bookmarkStart w:id="9" w:name="_Toc18062_WPSOffice_Level1"/>
-      <w:bookmarkStart w:id="10" w:name="_Toc19594"/>
-      <w:bookmarkStart w:id="11" w:name="_Toc11015_WPSOffice_Level1"/>
+      <w:bookmarkStart w:id="9" w:name="_Toc19594"/>
+      <w:bookmarkStart w:id="10" w:name="_Toc11015_WPSOffice_Level1"/>
+      <w:bookmarkStart w:id="11" w:name="_Toc18062_WPSOffice_Level1"/>
       <w:bookmarkStart w:id="12" w:name="_Toc11260"/>
       <w:bookmarkStart w:id="13" w:name="_Toc11465"/>
-      <w:bookmarkStart w:id="14" w:name="_Toc7021_WPSOffice_Level1"/>
-      <w:bookmarkStart w:id="15" w:name="_Toc17451"/>
-      <w:bookmarkStart w:id="16" w:name="_Toc10518"/>
+      <w:bookmarkStart w:id="14" w:name="_Toc10518"/>
+      <w:bookmarkStart w:id="15" w:name="_Toc7021_WPSOffice_Level1"/>
+      <w:bookmarkStart w:id="16" w:name="_Toc17451"/>
       <w:bookmarkStart w:id="17" w:name="_Toc3823"/>
       <w:r>
         <w:rPr>
@@ -4978,15 +4978,15 @@
         </w:rPr>
       </w:pPr>
       <w:bookmarkStart w:id="24" w:name="_Toc21059"/>
-      <w:bookmarkStart w:id="25" w:name="_Toc149837255"/>
-      <w:bookmarkStart w:id="26" w:name="_Toc8409"/>
+      <w:bookmarkStart w:id="25" w:name="_Toc8409"/>
+      <w:bookmarkStart w:id="26" w:name="_Toc149837255"/>
       <w:bookmarkStart w:id="27" w:name="_Toc20136_WPSOffice_Level1"/>
-      <w:bookmarkStart w:id="28" w:name="_Toc22132"/>
+      <w:bookmarkStart w:id="28" w:name="_Toc19184"/>
       <w:bookmarkStart w:id="29" w:name="_Toc14062"/>
-      <w:bookmarkStart w:id="30" w:name="_Toc19898_WPSOffice_Level1"/>
-      <w:bookmarkStart w:id="31" w:name="_Toc2781"/>
-      <w:bookmarkStart w:id="32" w:name="_Toc19184"/>
-      <w:bookmarkStart w:id="33" w:name="_Toc12381"/>
+      <w:bookmarkStart w:id="30" w:name="_Toc12381"/>
+      <w:bookmarkStart w:id="31" w:name="_Toc19898_WPSOffice_Level1"/>
+      <w:bookmarkStart w:id="32" w:name="_Toc2781"/>
+      <w:bookmarkStart w:id="33" w:name="_Toc22132"/>
       <w:r>
         <w:rPr>
           <w:rFonts w:hint="eastAsia"/>
@@ -6608,18 +6608,7 @@
           <w:szCs w:val="18"/>
           <w:lang w:eastAsia="zh-CN"/>
         </w:rPr>
-        <w:t xml:space="preserve"> %}乳腺癌{% endif %}靶向药物</w:t>
-      </w:r>
-      <w:bookmarkStart w:id="80" w:name="_GoBack"/>
-      <w:bookmarkEnd w:id="80"/>
-      <w:r>
-        <w:rPr>
-          <w:rFonts w:hint="eastAsia" w:ascii="Times New Roman" w:hAnsi="Times New Roman" w:eastAsia="微软雅黑" w:cs="Times New Roman"/>
-          <w:sz w:val="18"/>
-          <w:szCs w:val="18"/>
-          <w:lang w:eastAsia="zh-CN"/>
-        </w:rPr>
-        <w:t>密切相关的基因突变。{% endif %}</w:t>
+        <w:t xml:space="preserve"> %}乳腺癌{% endif %}靶向药物密切相关的基因突变。{% endif %}</w:t>
       </w:r>
     </w:p>
     <w:p>
@@ -7233,8 +7222,8 @@
           <w:lang w:eastAsia="zh-CN"/>
         </w:rPr>
       </w:pPr>
-      <w:bookmarkStart w:id="35" w:name="_Toc149837258"/>
-      <w:bookmarkStart w:id="36" w:name="_Toc25042"/>
+      <w:bookmarkStart w:id="35" w:name="_Toc25042"/>
+      <w:bookmarkStart w:id="36" w:name="_Toc149837258"/>
       <w:r>
         <w:rPr>
           <w:rFonts w:hint="eastAsia"/>
@@ -7550,18 +7539,34 @@
             </w:pPr>
             <w:r>
               <w:rPr>
-                <w:rFonts w:ascii="Times New Roman" w:hAnsi="Times New Roman" w:eastAsia="微软雅黑" w:cs="Times New Roman"/>
+                <w:rFonts w:hint="eastAsia" w:ascii="Times New Roman" w:hAnsi="Times New Roman" w:eastAsia="微软雅黑" w:cs="Times New Roman"/>
                 <w:b/>
                 <w:color w:val="FFFFFF" w:themeColor="background1"/>
                 <w:sz w:val="21"/>
                 <w:szCs w:val="21"/>
+                <w:lang w:val="en-US" w:eastAsia="zh-CN"/>
                 <w14:textFill>
                   <w14:solidFill>
                     <w14:schemeClr w14:val="bg1"/>
                   </w14:solidFill>
                 </w14:textFill>
               </w:rPr>
-              <w:t>突变基因</w:t>
+              <w:t>检测</w:t>
+            </w:r>
+            <w:r>
+              <w:rPr>
+                <w:rFonts w:ascii="Times New Roman" w:hAnsi="Times New Roman" w:eastAsia="微软雅黑" w:cs="Times New Roman"/>
+                <w:b/>
+                <w:color w:val="FFFFFF" w:themeColor="background1"/>
+                <w:sz w:val="21"/>
+                <w:szCs w:val="21"/>
+                <w14:textFill>
+                  <w14:solidFill>
+                    <w14:schemeClr w14:val="bg1"/>
+                  </w14:solidFill>
+                </w14:textFill>
+              </w:rPr>
+              <w:t>基因</w:t>
             </w:r>
           </w:p>
         </w:tc>
@@ -9873,6 +9878,7 @@
                 <w:lang w:eastAsia="zh-CN"/>
               </w:rPr>
             </w:pPr>
+            <w:bookmarkStart w:id="80" w:name="_GoBack" w:colFirst="1" w:colLast="2"/>
             <w:r>
               <w:rPr>
                 <w:rFonts w:hint="eastAsia" w:ascii="Times New Roman" w:hAnsi="Times New Roman" w:eastAsia="微软雅黑" w:cs="Times New Roman"/>
@@ -9887,7 +9893,7 @@
         </w:tc>
         <w:tc>
           <w:tcPr>
-            <w:tcW w:w="535" w:type="pct"/>
+            <w:tcW w:w="1077" w:type="dxa"/>
             <w:tcBorders>
               <w:top w:val="nil"/>
               <w:left w:val="single" w:color="A4A4A4" w:themeColor="background1" w:themeShade="A5" w:sz="4" w:space="0"/>
@@ -9899,7 +9905,7 @@
           </w:tcPr>
           <w:p>
             <w:pPr>
-              <w:ind w:left="162" w:right="163"/>
+              <w:ind w:left="162" w:leftChars="0" w:right="163" w:rightChars="0"/>
               <w:jc w:val="center"/>
               <w:rPr>
                 <w:rFonts w:ascii="Times New Roman" w:hAnsi="Times New Roman" w:eastAsia="微软雅黑" w:cs="Times New Roman"/>
@@ -9911,19 +9917,39 @@
             </w:pPr>
             <w:r>
               <w:rPr>
-                <w:rFonts w:hint="eastAsia" w:ascii="Times New Roman" w:hAnsi="Times New Roman" w:eastAsia="微软雅黑" w:cs="Times New Roman"/>
+                <w:rFonts w:hint="default" w:ascii="Times New Roman" w:hAnsi="Times New Roman" w:eastAsia="微软雅黑" w:cs="Times New Roman"/>
                 <w:b/>
                 <w:sz w:val="21"/>
                 <w:szCs w:val="21"/>
                 <w:lang w:eastAsia="zh-CN"/>
               </w:rPr>
-              <w:t>{{ tip.comutation }}</w:t>
+              <w:t>{{ tip.comutation</w:t>
+            </w:r>
+            <w:r>
+              <w:rPr>
+                <w:rFonts w:hint="eastAsia" w:ascii="Times New Roman" w:hAnsi="Times New Roman" w:eastAsia="微软雅黑" w:cs="Times New Roman"/>
+                <w:b/>
+                <w:sz w:val="21"/>
+                <w:szCs w:val="21"/>
+                <w:lang w:val="en-US" w:eastAsia="zh-CN"/>
+              </w:rPr>
+              <w:t>1</w:t>
+            </w:r>
+            <w:r>
+              <w:rPr>
+                <w:rFonts w:hint="default" w:ascii="Times New Roman" w:hAnsi="Times New Roman" w:eastAsia="微软雅黑" w:cs="Times New Roman"/>
+                <w:b/>
+                <w:sz w:val="21"/>
+                <w:szCs w:val="21"/>
+                <w:lang w:eastAsia="zh-CN"/>
+              </w:rPr>
+              <w:t xml:space="preserve"> }}</w:t>
             </w:r>
           </w:p>
         </w:tc>
         <w:tc>
           <w:tcPr>
-            <w:tcW w:w="758" w:type="pct"/>
+            <w:tcW w:w="1527" w:type="dxa"/>
             <w:tcBorders>
               <w:top w:val="nil"/>
               <w:left w:val="single" w:color="A4A4A4" w:themeColor="background1" w:themeShade="A5" w:sz="4" w:space="0"/>
@@ -9936,7 +9962,7 @@
           <w:p>
             <w:pPr>
               <w:spacing w:before="2"/>
-              <w:ind w:left="116" w:right="116"/>
+              <w:ind w:left="116" w:leftChars="0" w:right="116" w:rightChars="0"/>
               <w:jc w:val="center"/>
               <w:rPr>
                 <w:rFonts w:ascii="Times New Roman" w:hAnsi="Times New Roman" w:eastAsia="微软雅黑" w:cs="Times New Roman"/>
@@ -9947,12 +9973,12 @@
             </w:pPr>
             <w:r>
               <w:rPr>
-                <w:rFonts w:hint="eastAsia" w:ascii="Times New Roman" w:hAnsi="Times New Roman" w:eastAsia="微软雅黑" w:cs="Times New Roman"/>
-                <w:sz w:val="21"/>
-                <w:szCs w:val="21"/>
-                <w:lang w:eastAsia="zh-CN"/>
-              </w:rPr>
-              <w:t>-</w:t>
+                <w:rFonts w:hint="default" w:ascii="Times New Roman" w:hAnsi="Times New Roman" w:eastAsia="微软雅黑" w:cs="Times New Roman"/>
+                <w:sz w:val="21"/>
+                <w:szCs w:val="21"/>
+                <w:lang w:eastAsia="zh-CN"/>
+              </w:rPr>
+              <w:t>{{ tip.comutation }}</w:t>
             </w:r>
           </w:p>
         </w:tc>
@@ -11158,6 +11184,7 @@
           </w:p>
         </w:tc>
       </w:tr>
+      <w:bookmarkEnd w:id="80"/>
       <w:tr>
         <w:tblPrEx>
           <w:tblBorders>
@@ -12699,8 +12726,8 @@
           <w:lang w:eastAsia="zh-CN"/>
         </w:rPr>
       </w:pPr>
-      <w:bookmarkStart w:id="40" w:name="_Toc16073"/>
-      <w:bookmarkStart w:id="41" w:name="_Toc149837262"/>
+      <w:bookmarkStart w:id="40" w:name="_Toc149837262"/>
+      <w:bookmarkStart w:id="41" w:name="_Toc16073"/>
       <w:r>
         <w:rPr>
           <w:rFonts w:hint="eastAsia"/>
@@ -15795,9 +15822,9 @@
           <w:lang w:eastAsia="zh-CN"/>
         </w:rPr>
       </w:pPr>
-      <w:bookmarkStart w:id="42" w:name="_Toc149837263"/>
+      <w:bookmarkStart w:id="42" w:name="_Toc20844"/>
       <w:bookmarkStart w:id="43" w:name="_Toc180"/>
-      <w:bookmarkStart w:id="44" w:name="_Toc20844"/>
+      <w:bookmarkStart w:id="44" w:name="_Toc149837263"/>
       <w:r>
         <w:rPr>
           <w:color w:val="62B541"/>
@@ -20519,7 +20546,27 @@
           <w:szCs w:val="24"/>
           <w:lang w:eastAsia="zh-CN"/>
         </w:rPr>
-        <w:t>{{ tdd.comutation }}</w:t>
+        <w:t>{{ tdd.comutation</w:t>
+      </w:r>
+      <w:r>
+        <w:rPr>
+          <w:rFonts w:hint="eastAsia" w:ascii="Times New Roman" w:hAnsi="Times New Roman" w:eastAsia="微软雅黑" w:cs="Times New Roman"/>
+          <w:b/>
+          <w:sz w:val="24"/>
+          <w:szCs w:val="24"/>
+          <w:lang w:val="en-US" w:eastAsia="zh-CN"/>
+        </w:rPr>
+        <w:t>1</w:t>
+      </w:r>
+      <w:r>
+        <w:rPr>
+          <w:rFonts w:hint="eastAsia" w:ascii="Times New Roman" w:hAnsi="Times New Roman" w:eastAsia="微软雅黑" w:cs="Times New Roman"/>
+          <w:b/>
+          <w:sz w:val="24"/>
+          <w:szCs w:val="24"/>
+          <w:lang w:eastAsia="zh-CN"/>
+        </w:rPr>
+        <w:t xml:space="preserve"> }}</w:t>
       </w:r>
     </w:p>
     <w:tbl>
@@ -20651,9 +20698,9 @@
                 <w:bCs/>
                 <w:sz w:val="18"/>
                 <w:szCs w:val="18"/>
-                <w:lang w:eastAsia="zh-CN"/>
-              </w:rPr>
-              <w:t>-</w:t>
+                <w:lang w:val="en-US" w:eastAsia="zh-CN"/>
+              </w:rPr>
+              <w:t>{{tdd.comutation}}</w:t>
             </w:r>
           </w:p>
         </w:tc>
@@ -24847,8 +24894,8 @@
       <w:bookmarkStart w:id="52" w:name="_Toc27278"/>
       <w:bookmarkStart w:id="53" w:name="_Toc15840_WPSOffice_Level1"/>
       <w:bookmarkStart w:id="54" w:name="_Toc14255_WPSOffice_Level1"/>
-      <w:bookmarkStart w:id="55" w:name="_Toc3674"/>
-      <w:bookmarkStart w:id="56" w:name="_Toc149837269"/>
+      <w:bookmarkStart w:id="55" w:name="_Toc149837269"/>
+      <w:bookmarkStart w:id="56" w:name="_Toc3674"/>
       <w:r>
         <w:rPr>
           <w:rFonts w:hint="eastAsia"/>
@@ -27467,12 +27514,6 @@
             <w:insideH w:val="single" w:color="A4A4A4" w:sz="4" w:space="0"/>
             <w:insideV w:val="single" w:color="A4A4A4" w:sz="4" w:space="0"/>
           </w:tblBorders>
-          <w:tblCellMar>
-            <w:top w:w="0" w:type="dxa"/>
-            <w:left w:w="113" w:type="dxa"/>
-            <w:bottom w:w="0" w:type="dxa"/>
-            <w:right w:w="113" w:type="dxa"/>
-          </w:tblCellMar>
         </w:tblPrEx>
         <w:trPr>
           <w:trHeight w:val="567" w:hRule="atLeast"/>
@@ -27986,12 +28027,12 @@
       <w:bookmarkStart w:id="60" w:name="_Toc16593"/>
       <w:bookmarkStart w:id="61" w:name="_Toc3409"/>
       <w:bookmarkStart w:id="62" w:name="_Toc15114"/>
-      <w:bookmarkStart w:id="63" w:name="_Toc27693"/>
-      <w:bookmarkStart w:id="64" w:name="_Toc20170_WPSOffice_Level1"/>
-      <w:bookmarkStart w:id="65" w:name="_Toc20924"/>
-      <w:bookmarkStart w:id="66" w:name="_Toc31185"/>
-      <w:bookmarkStart w:id="67" w:name="_Toc28454_WPSOffice_Level1"/>
-      <w:bookmarkStart w:id="68" w:name="_Toc26985_WPSOffice_Level1"/>
+      <w:bookmarkStart w:id="63" w:name="_Toc31185"/>
+      <w:bookmarkStart w:id="64" w:name="_Toc28454_WPSOffice_Level1"/>
+      <w:bookmarkStart w:id="65" w:name="_Toc26985_WPSOffice_Level1"/>
+      <w:bookmarkStart w:id="66" w:name="_Toc27693"/>
+      <w:bookmarkStart w:id="67" w:name="_Toc20170_WPSOffice_Level1"/>
+      <w:bookmarkStart w:id="68" w:name="_Toc20924"/>
       <w:r>
         <w:rPr>
           <w:rFonts w:hint="eastAsia"/>
@@ -28928,16 +28969,16 @@
           <w:szCs w:val="15"/>
         </w:rPr>
       </w:pPr>
-      <w:bookmarkStart w:id="70" w:name="_Toc17792_WPSOffice_Level2"/>
+      <w:bookmarkStart w:id="70" w:name="_Toc14611_WPSOffice_Level1"/>
       <w:bookmarkStart w:id="71" w:name="_Toc22623"/>
       <w:bookmarkStart w:id="72" w:name="_Toc27809"/>
       <w:bookmarkStart w:id="73" w:name="_Toc13275"/>
-      <w:bookmarkStart w:id="74" w:name="_Toc4503"/>
-      <w:bookmarkStart w:id="75" w:name="_Toc11901"/>
+      <w:bookmarkStart w:id="74" w:name="_Toc11901"/>
+      <w:bookmarkStart w:id="75" w:name="_Toc17792_WPSOffice_Level2"/>
       <w:bookmarkStart w:id="76" w:name="_Toc22162_WPSOffice_Level1"/>
       <w:bookmarkStart w:id="77" w:name="_Toc19584_WPSOffice_Level1"/>
-      <w:bookmarkStart w:id="78" w:name="_Toc16704"/>
-      <w:bookmarkStart w:id="79" w:name="_Toc14611_WPSOffice_Level1"/>
+      <w:bookmarkStart w:id="78" w:name="_Toc4503"/>
+      <w:bookmarkStart w:id="79" w:name="_Toc16704"/>
       <w:r>
         <w:rPr>
           <w:color w:val="auto"/>

--- a/WebContent/docx/实体瘤76基因报告-重庆分子.docx
+++ b/WebContent/docx/实体瘤76基因报告-重庆分子.docx
@@ -3025,14 +3025,14 @@
           <w:docGrid w:linePitch="299" w:charSpace="0"/>
         </w:sectPr>
       </w:pPr>
-      <w:bookmarkStart w:id="0" w:name="_Toc24178_WPSOffice_Level1"/>
-      <w:bookmarkStart w:id="1" w:name="_Toc21669"/>
-      <w:bookmarkStart w:id="2" w:name="_Toc30143_WPSOffice_Level1"/>
-      <w:bookmarkStart w:id="3" w:name="_Toc32054"/>
+      <w:bookmarkStart w:id="0" w:name="_Toc13806"/>
+      <w:bookmarkStart w:id="1" w:name="_Toc30143_WPSOffice_Level1"/>
+      <w:bookmarkStart w:id="2" w:name="_Toc32054"/>
+      <w:bookmarkStart w:id="3" w:name="_Toc24178_WPSOffice_Level1"/>
       <w:bookmarkStart w:id="4" w:name="_Toc21009_WPSOffice_Level1"/>
       <w:bookmarkStart w:id="5" w:name="_Toc27500"/>
-      <w:bookmarkStart w:id="6" w:name="_Toc24397"/>
-      <w:bookmarkStart w:id="7" w:name="_Toc13806"/>
+      <w:bookmarkStart w:id="6" w:name="_Toc21669"/>
+      <w:bookmarkStart w:id="7" w:name="_Toc24397"/>
     </w:p>
     <w:p>
       <w:pPr>
@@ -3789,13 +3789,13 @@
           </w14:shadow>
         </w:rPr>
       </w:pPr>
-      <w:bookmarkStart w:id="9" w:name="_Toc19594"/>
-      <w:bookmarkStart w:id="10" w:name="_Toc11015_WPSOffice_Level1"/>
-      <w:bookmarkStart w:id="11" w:name="_Toc18062_WPSOffice_Level1"/>
-      <w:bookmarkStart w:id="12" w:name="_Toc11260"/>
+      <w:bookmarkStart w:id="9" w:name="_Toc11260"/>
+      <w:bookmarkStart w:id="10" w:name="_Toc19594"/>
+      <w:bookmarkStart w:id="11" w:name="_Toc10518"/>
+      <w:bookmarkStart w:id="12" w:name="_Toc7021_WPSOffice_Level1"/>
       <w:bookmarkStart w:id="13" w:name="_Toc11465"/>
-      <w:bookmarkStart w:id="14" w:name="_Toc10518"/>
-      <w:bookmarkStart w:id="15" w:name="_Toc7021_WPSOffice_Level1"/>
+      <w:bookmarkStart w:id="14" w:name="_Toc18062_WPSOffice_Level1"/>
+      <w:bookmarkStart w:id="15" w:name="_Toc11015_WPSOffice_Level1"/>
       <w:bookmarkStart w:id="16" w:name="_Toc17451"/>
       <w:bookmarkStart w:id="17" w:name="_Toc3823"/>
       <w:r>
@@ -4978,15 +4978,15 @@
         </w:rPr>
       </w:pPr>
       <w:bookmarkStart w:id="24" w:name="_Toc21059"/>
-      <w:bookmarkStart w:id="25" w:name="_Toc8409"/>
-      <w:bookmarkStart w:id="26" w:name="_Toc149837255"/>
+      <w:bookmarkStart w:id="25" w:name="_Toc149837255"/>
+      <w:bookmarkStart w:id="26" w:name="_Toc8409"/>
       <w:bookmarkStart w:id="27" w:name="_Toc20136_WPSOffice_Level1"/>
-      <w:bookmarkStart w:id="28" w:name="_Toc19184"/>
+      <w:bookmarkStart w:id="28" w:name="_Toc12381"/>
       <w:bookmarkStart w:id="29" w:name="_Toc14062"/>
-      <w:bookmarkStart w:id="30" w:name="_Toc12381"/>
-      <w:bookmarkStart w:id="31" w:name="_Toc19898_WPSOffice_Level1"/>
-      <w:bookmarkStart w:id="32" w:name="_Toc2781"/>
-      <w:bookmarkStart w:id="33" w:name="_Toc22132"/>
+      <w:bookmarkStart w:id="30" w:name="_Toc19898_WPSOffice_Level1"/>
+      <w:bookmarkStart w:id="31" w:name="_Toc2781"/>
+      <w:bookmarkStart w:id="32" w:name="_Toc22132"/>
+      <w:bookmarkStart w:id="33" w:name="_Toc19184"/>
       <w:r>
         <w:rPr>
           <w:rFonts w:hint="eastAsia"/>
@@ -6759,12 +6759,6 @@
             <w:insideH w:val="single" w:color="auto" w:sz="4" w:space="0"/>
             <w:insideV w:val="none" w:color="auto" w:sz="0" w:space="0"/>
           </w:tblBorders>
-          <w:tblCellMar>
-            <w:top w:w="0" w:type="dxa"/>
-            <w:left w:w="108" w:type="dxa"/>
-            <w:bottom w:w="0" w:type="dxa"/>
-            <w:right w:w="108" w:type="dxa"/>
-          </w:tblCellMar>
         </w:tblPrEx>
         <w:tc>
           <w:tcPr>
@@ -7222,8 +7216,8 @@
           <w:lang w:eastAsia="zh-CN"/>
         </w:rPr>
       </w:pPr>
-      <w:bookmarkStart w:id="35" w:name="_Toc25042"/>
-      <w:bookmarkStart w:id="36" w:name="_Toc149837258"/>
+      <w:bookmarkStart w:id="35" w:name="_Toc149837258"/>
+      <w:bookmarkStart w:id="36" w:name="_Toc25042"/>
       <w:r>
         <w:rPr>
           <w:rFonts w:hint="eastAsia"/>
@@ -9878,7 +9872,6 @@
                 <w:lang w:eastAsia="zh-CN"/>
               </w:rPr>
             </w:pPr>
-            <w:bookmarkStart w:id="80" w:name="_GoBack" w:colFirst="1" w:colLast="2"/>
             <w:r>
               <w:rPr>
                 <w:rFonts w:hint="eastAsia" w:ascii="Times New Roman" w:hAnsi="Times New Roman" w:eastAsia="微软雅黑" w:cs="Times New Roman"/>
@@ -11184,7 +11177,6 @@
           </w:p>
         </w:tc>
       </w:tr>
-      <w:bookmarkEnd w:id="80"/>
       <w:tr>
         <w:tblPrEx>
           <w:tblBorders>
@@ -14489,12 +14481,6 @@
             <w:insideH w:val="none" w:color="auto" w:sz="0" w:space="0"/>
             <w:insideV w:val="none" w:color="auto" w:sz="0" w:space="0"/>
           </w:tblBorders>
-          <w:tblCellMar>
-            <w:top w:w="0" w:type="dxa"/>
-            <w:left w:w="108" w:type="dxa"/>
-            <w:bottom w:w="0" w:type="dxa"/>
-            <w:right w:w="108" w:type="dxa"/>
-          </w:tblCellMar>
         </w:tblPrEx>
         <w:trPr>
           <w:trHeight w:val="313" w:hRule="atLeast"/>
@@ -15822,8 +15808,8 @@
           <w:lang w:eastAsia="zh-CN"/>
         </w:rPr>
       </w:pPr>
-      <w:bookmarkStart w:id="42" w:name="_Toc20844"/>
-      <w:bookmarkStart w:id="43" w:name="_Toc180"/>
+      <w:bookmarkStart w:id="42" w:name="_Toc180"/>
+      <w:bookmarkStart w:id="43" w:name="_Toc20844"/>
       <w:bookmarkStart w:id="44" w:name="_Toc149837263"/>
       <w:r>
         <w:rPr>
@@ -24104,12 +24090,6 @@
             <w:insideH w:val="dotted" w:color="45A3A7" w:sz="4" w:space="0"/>
             <w:insideV w:val="dotted" w:color="45A3A7" w:sz="4" w:space="0"/>
           </w:tblBorders>
-          <w:tblCellMar>
-            <w:top w:w="0" w:type="dxa"/>
-            <w:left w:w="108" w:type="dxa"/>
-            <w:bottom w:w="0" w:type="dxa"/>
-            <w:right w:w="108" w:type="dxa"/>
-          </w:tblCellMar>
         </w:tblPrEx>
         <w:trPr>
           <w:trHeight w:val="420" w:hRule="atLeast"/>
@@ -24890,8 +24870,8 @@
           <w:lang w:eastAsia="zh-CN"/>
         </w:rPr>
       </w:pPr>
-      <w:bookmarkStart w:id="51" w:name="_Toc24085_WPSOffice_Level1"/>
-      <w:bookmarkStart w:id="52" w:name="_Toc27278"/>
+      <w:bookmarkStart w:id="51" w:name="_Toc27278"/>
+      <w:bookmarkStart w:id="52" w:name="_Toc24085_WPSOffice_Level1"/>
       <w:bookmarkStart w:id="53" w:name="_Toc15840_WPSOffice_Level1"/>
       <w:bookmarkStart w:id="54" w:name="_Toc14255_WPSOffice_Level1"/>
       <w:bookmarkStart w:id="55" w:name="_Toc149837269"/>
@@ -27514,6 +27494,12 @@
             <w:insideH w:val="single" w:color="A4A4A4" w:sz="4" w:space="0"/>
             <w:insideV w:val="single" w:color="A4A4A4" w:sz="4" w:space="0"/>
           </w:tblBorders>
+          <w:tblCellMar>
+            <w:top w:w="0" w:type="dxa"/>
+            <w:left w:w="113" w:type="dxa"/>
+            <w:bottom w:w="0" w:type="dxa"/>
+            <w:right w:w="113" w:type="dxa"/>
+          </w:tblCellMar>
         </w:tblPrEx>
         <w:trPr>
           <w:trHeight w:val="567" w:hRule="atLeast"/>
@@ -28027,11 +28013,11 @@
       <w:bookmarkStart w:id="60" w:name="_Toc16593"/>
       <w:bookmarkStart w:id="61" w:name="_Toc3409"/>
       <w:bookmarkStart w:id="62" w:name="_Toc15114"/>
-      <w:bookmarkStart w:id="63" w:name="_Toc31185"/>
-      <w:bookmarkStart w:id="64" w:name="_Toc28454_WPSOffice_Level1"/>
-      <w:bookmarkStart w:id="65" w:name="_Toc26985_WPSOffice_Level1"/>
-      <w:bookmarkStart w:id="66" w:name="_Toc27693"/>
-      <w:bookmarkStart w:id="67" w:name="_Toc20170_WPSOffice_Level1"/>
+      <w:bookmarkStart w:id="63" w:name="_Toc26985_WPSOffice_Level1"/>
+      <w:bookmarkStart w:id="64" w:name="_Toc31185"/>
+      <w:bookmarkStart w:id="65" w:name="_Toc20170_WPSOffice_Level1"/>
+      <w:bookmarkStart w:id="66" w:name="_Toc28454_WPSOffice_Level1"/>
+      <w:bookmarkStart w:id="67" w:name="_Toc27693"/>
       <w:bookmarkStart w:id="68" w:name="_Toc20924"/>
       <w:r>
         <w:rPr>
@@ -28674,7 +28660,7 @@
         <w:ind w:firstLine="420" w:firstLineChars="200"/>
         <w:jc w:val="both"/>
         <w:rPr>
-          <w:rFonts w:ascii="Times New Roman" w:hAnsi="Times New Roman" w:eastAsia="微软雅黑" w:cs="Times New Roman"/>
+          <w:rFonts w:hint="eastAsia" w:ascii="Times New Roman" w:hAnsi="Times New Roman" w:eastAsia="微软雅黑" w:cs="Times New Roman"/>
           <w:bCs/>
           <w:sz w:val="21"/>
           <w:szCs w:val="21"/>
@@ -28698,22 +28684,22 @@
         <w:ind w:firstLine="420" w:firstLineChars="200"/>
         <w:jc w:val="both"/>
         <w:rPr>
-          <w:rFonts w:ascii="Times New Roman" w:hAnsi="Times New Roman" w:eastAsia="微软雅黑" w:cs="Times New Roman"/>
-          <w:bCs/>
-          <w:sz w:val="21"/>
-          <w:szCs w:val="21"/>
-          <w:lang w:eastAsia="zh-CN"/>
-        </w:rPr>
-      </w:pPr>
-      <w:r>
-        <w:rPr>
           <w:rFonts w:hint="eastAsia" w:ascii="Times New Roman" w:hAnsi="Times New Roman" w:eastAsia="微软雅黑" w:cs="Times New Roman"/>
           <w:bCs/>
           <w:sz w:val="21"/>
           <w:szCs w:val="21"/>
           <w:lang w:eastAsia="zh-CN"/>
         </w:rPr>
-        <w:t>5.肿瘤是一种复杂的系统性疾病，评定是否为恶性肿瘤需要由临床医生综合多种检查结果进行判定。本检测不能用于确认或排除恶性肿瘤的存在。</w:t>
+      </w:pPr>
+      <w:r>
+        <w:rPr>
+          <w:rFonts w:hint="eastAsia" w:ascii="Times New Roman" w:hAnsi="Times New Roman" w:eastAsia="微软雅黑" w:cs="Times New Roman"/>
+          <w:bCs/>
+          <w:sz w:val="21"/>
+          <w:szCs w:val="21"/>
+          <w:lang w:eastAsia="zh-CN"/>
+        </w:rPr>
+        <w:t>5.NGS检测得到的拷贝数可能会被所检测DNA样本中含有的正常细胞DNA所稀释，因此并不代表每个细胞内所含有的基因拷贝数。</w:t>
       </w:r>
     </w:p>
     <w:p>
@@ -28735,9 +28721,19 @@
           <w:bCs/>
           <w:sz w:val="21"/>
           <w:szCs w:val="21"/>
-          <w:lang w:eastAsia="zh-CN"/>
-        </w:rPr>
-        <w:t>6.部分患者不存在明确的靶向药物对应的基因突变，所以并非所有受检者都可以找到对应靶向药物或明确耐药机制。</w:t>
+          <w:lang w:val="en-US" w:eastAsia="zh-CN"/>
+        </w:rPr>
+        <w:t>6</w:t>
+      </w:r>
+      <w:r>
+        <w:rPr>
+          <w:rFonts w:hint="eastAsia" w:ascii="Times New Roman" w:hAnsi="Times New Roman" w:eastAsia="微软雅黑" w:cs="Times New Roman"/>
+          <w:bCs/>
+          <w:sz w:val="21"/>
+          <w:szCs w:val="21"/>
+          <w:lang w:eastAsia="zh-CN"/>
+        </w:rPr>
+        <w:t>.肿瘤是一种复杂的系统性疾病，评定是否为恶性肿瘤需要由临床医生综合多种检查结果进行判定。本检测不能用于确认或排除恶性肿瘤的存在。</w:t>
       </w:r>
     </w:p>
     <w:p>
@@ -28759,9 +28755,19 @@
           <w:bCs/>
           <w:sz w:val="21"/>
           <w:szCs w:val="21"/>
-          <w:lang w:eastAsia="zh-CN"/>
-        </w:rPr>
-        <w:t>7.检测范围外的基因变异和/或药物间相互作用等非基因变异因素均可能影响药物效果等临床表型。</w:t>
+          <w:lang w:val="en-US" w:eastAsia="zh-CN"/>
+        </w:rPr>
+        <w:t>7</w:t>
+      </w:r>
+      <w:r>
+        <w:rPr>
+          <w:rFonts w:hint="eastAsia" w:ascii="Times New Roman" w:hAnsi="Times New Roman" w:eastAsia="微软雅黑" w:cs="Times New Roman"/>
+          <w:bCs/>
+          <w:sz w:val="21"/>
+          <w:szCs w:val="21"/>
+          <w:lang w:eastAsia="zh-CN"/>
+        </w:rPr>
+        <w:t>.部分患者不存在明确的靶向药物对应的基因突变，所以并非所有受检者都可以找到对应靶向药物或明确耐药机制。</w:t>
       </w:r>
     </w:p>
     <w:p>
@@ -28783,9 +28789,19 @@
           <w:bCs/>
           <w:sz w:val="21"/>
           <w:szCs w:val="21"/>
-          <w:lang w:eastAsia="zh-CN"/>
-        </w:rPr>
-        <w:t>8.变异检出的敏感性受到送检样本中恶性肿瘤细胞比例的影响。{% if summaryOfRresults.type == “tissue” %}</w:t>
+          <w:lang w:val="en-US" w:eastAsia="zh-CN"/>
+        </w:rPr>
+        <w:t>8</w:t>
+      </w:r>
+      <w:r>
+        <w:rPr>
+          <w:rFonts w:hint="eastAsia" w:ascii="Times New Roman" w:hAnsi="Times New Roman" w:eastAsia="微软雅黑" w:cs="Times New Roman"/>
+          <w:bCs/>
+          <w:sz w:val="21"/>
+          <w:szCs w:val="21"/>
+          <w:lang w:eastAsia="zh-CN"/>
+        </w:rPr>
+        <w:t>.检测范围外的基因变异和/或药物间相互作用等非基因变异因素均可能影响药物效果等临床表型。</w:t>
       </w:r>
     </w:p>
     <w:p>
@@ -28807,9 +28823,19 @@
           <w:bCs/>
           <w:sz w:val="21"/>
           <w:szCs w:val="21"/>
-          <w:lang w:eastAsia="zh-CN"/>
-        </w:rPr>
-        <w:t>9.本检测仅包括肿瘤组织，未包括对照样本。变异是否为体细胞突变来源是基于数据库和变异丰度的算法综合预测，不能完全排除胚系突变来源的可能性。</w:t>
+          <w:lang w:val="en-US" w:eastAsia="zh-CN"/>
+        </w:rPr>
+        <w:t>9</w:t>
+      </w:r>
+      <w:r>
+        <w:rPr>
+          <w:rFonts w:hint="eastAsia" w:ascii="Times New Roman" w:hAnsi="Times New Roman" w:eastAsia="微软雅黑" w:cs="Times New Roman"/>
+          <w:bCs/>
+          <w:sz w:val="21"/>
+          <w:szCs w:val="21"/>
+          <w:lang w:eastAsia="zh-CN"/>
+        </w:rPr>
+        <w:t>.变异检出的敏感性受到送检样本中恶性肿瘤细胞比例的影响。{% if summaryOfRresults.type == “tissue” %}</w:t>
       </w:r>
     </w:p>
     <w:p>
@@ -28818,23 +28844,13 @@
         <w:ind w:firstLine="420" w:firstLineChars="200"/>
         <w:jc w:val="both"/>
         <w:rPr>
-          <w:rFonts w:hint="eastAsia" w:ascii="Times New Roman" w:hAnsi="Times New Roman" w:eastAsia="微软雅黑" w:cs="Times New Roman"/>
+          <w:rFonts w:ascii="Times New Roman" w:hAnsi="Times New Roman" w:eastAsia="微软雅黑" w:cs="Times New Roman"/>
           <w:bCs/>
           <w:sz w:val="21"/>
           <w:szCs w:val="21"/>
           <w:lang w:eastAsia="zh-CN"/>
         </w:rPr>
       </w:pPr>
-      <w:r>
-        <w:rPr>
-          <w:rFonts w:hint="eastAsia" w:ascii="Times New Roman" w:hAnsi="Times New Roman" w:eastAsia="微软雅黑" w:cs="Times New Roman"/>
-          <w:bCs/>
-          <w:sz w:val="21"/>
-          <w:szCs w:val="21"/>
-          <w:lang w:eastAsia="zh-CN"/>
-        </w:rPr>
-        <w:t>10.肿瘤发展或治疗过程中可能出现获得性基因变异，从而使癌症的突变谱发生变化，同时肿瘤也可能存在肿瘤间和肿瘤内的异质性。{% endif %}{% if summaryOfRresults.type == “</w:t>
-      </w:r>
       <w:r>
         <w:rPr>
           <w:rFonts w:hint="eastAsia" w:ascii="Times New Roman" w:hAnsi="Times New Roman" w:eastAsia="微软雅黑" w:cs="Times New Roman"/>
@@ -28843,7 +28859,7 @@
           <w:szCs w:val="21"/>
           <w:lang w:val="en-US" w:eastAsia="zh-CN"/>
         </w:rPr>
-        <w:t>blood</w:t>
+        <w:t>10</w:t>
       </w:r>
       <w:r>
         <w:rPr>
@@ -28853,7 +28869,7 @@
           <w:szCs w:val="21"/>
           <w:lang w:eastAsia="zh-CN"/>
         </w:rPr>
-        <w:t>” %}</w:t>
+        <w:t>.本检测仅包括肿瘤组织，未包括对照样本。变异是否为体细胞突变来源是基于数据库和变异丰度的算法综合预测，不能完全排除胚系突变来源的可能性。</w:t>
       </w:r>
     </w:p>
     <w:p>
@@ -28862,22 +28878,62 @@
         <w:ind w:firstLine="420" w:firstLineChars="200"/>
         <w:jc w:val="both"/>
         <w:rPr>
-          <w:rFonts w:ascii="Times New Roman" w:hAnsi="Times New Roman" w:eastAsia="微软雅黑" w:cs="Times New Roman"/>
-          <w:bCs/>
-          <w:sz w:val="21"/>
-          <w:szCs w:val="21"/>
-          <w:lang w:eastAsia="zh-CN"/>
-        </w:rPr>
-      </w:pPr>
-      <w:r>
-        <w:rPr>
           <w:rFonts w:hint="eastAsia" w:ascii="Times New Roman" w:hAnsi="Times New Roman" w:eastAsia="微软雅黑" w:cs="Times New Roman"/>
           <w:bCs/>
           <w:sz w:val="21"/>
           <w:szCs w:val="21"/>
           <w:lang w:eastAsia="zh-CN"/>
         </w:rPr>
-        <w:t>9.外周血游离DNA(cfDNA)主要来自于正常细胞，其中的循环肿瘤DNA(ctDNA)占比一般极低。由于ctDNA占比受到肿瘤分期、肿瘤全身负荷、转移部位及当前治疗状况等多种因素的影响，ctDNA变异丰度与组织中的变异丰度不具备直接关联性；血浆中循环 DNA 源自病灶部位细胞释放入血液，并非所有病变细胞的变异都能释放入血，因此血浆中可检测到的变异可能无法完全反映病灶部位全部细胞变异情况。</w:t>
+      </w:pPr>
+      <w:r>
+        <w:rPr>
+          <w:rFonts w:hint="eastAsia" w:ascii="Times New Roman" w:hAnsi="Times New Roman" w:eastAsia="微软雅黑" w:cs="Times New Roman"/>
+          <w:bCs/>
+          <w:sz w:val="21"/>
+          <w:szCs w:val="21"/>
+          <w:lang w:eastAsia="zh-CN"/>
+        </w:rPr>
+        <w:t>1</w:t>
+      </w:r>
+      <w:r>
+        <w:rPr>
+          <w:rFonts w:hint="eastAsia" w:ascii="Times New Roman" w:hAnsi="Times New Roman" w:eastAsia="微软雅黑" w:cs="Times New Roman"/>
+          <w:bCs/>
+          <w:sz w:val="21"/>
+          <w:szCs w:val="21"/>
+          <w:lang w:val="en-US" w:eastAsia="zh-CN"/>
+        </w:rPr>
+        <w:t>1</w:t>
+      </w:r>
+      <w:r>
+        <w:rPr>
+          <w:rFonts w:hint="eastAsia" w:ascii="Times New Roman" w:hAnsi="Times New Roman" w:eastAsia="微软雅黑" w:cs="Times New Roman"/>
+          <w:bCs/>
+          <w:sz w:val="21"/>
+          <w:szCs w:val="21"/>
+          <w:lang w:eastAsia="zh-CN"/>
+        </w:rPr>
+        <w:t>.肿瘤发展或治疗过程中可能出现获得性基因变异，从而使癌症的突变谱发生变化，同时肿瘤也可能存在肿瘤间和肿瘤内的异质性。{% endif %}{% if summaryOfRresults.type == “</w:t>
+      </w:r>
+      <w:r>
+        <w:rPr>
+          <w:rFonts w:hint="eastAsia" w:ascii="Times New Roman" w:hAnsi="Times New Roman" w:eastAsia="微软雅黑" w:cs="Times New Roman"/>
+          <w:bCs/>
+          <w:sz w:val="21"/>
+          <w:szCs w:val="21"/>
+          <w:lang w:val="en-US" w:eastAsia="zh-CN"/>
+        </w:rPr>
+        <w:t>blood</w:t>
+      </w:r>
+      <w:r>
+        <w:rPr>
+          <w:rFonts w:hint="eastAsia" w:ascii="Times New Roman" w:hAnsi="Times New Roman" w:eastAsia="微软雅黑" w:cs="Times New Roman"/>
+          <w:bCs/>
+          <w:sz w:val="21"/>
+          <w:szCs w:val="21"/>
+          <w:lang w:eastAsia="zh-CN"/>
+        </w:rPr>
+        <w:t>” %}</w:t>
       </w:r>
     </w:p>
     <w:p>
@@ -28899,9 +28955,19 @@
           <w:bCs/>
           <w:sz w:val="21"/>
           <w:szCs w:val="21"/>
-          <w:lang w:eastAsia="zh-CN"/>
-        </w:rPr>
-        <w:t>10.本检测仅包括cfDNA样本，未包括对照样本。变异是否为体细胞突变来源是基于数据库和变异丰度的算法综合预测，不能完全排除胚系突变来源或克隆性造血来源的可能性。</w:t>
+          <w:lang w:val="en-US" w:eastAsia="zh-CN"/>
+        </w:rPr>
+        <w:t>10</w:t>
+      </w:r>
+      <w:r>
+        <w:rPr>
+          <w:rFonts w:hint="eastAsia" w:ascii="Times New Roman" w:hAnsi="Times New Roman" w:eastAsia="微软雅黑" w:cs="Times New Roman"/>
+          <w:bCs/>
+          <w:sz w:val="21"/>
+          <w:szCs w:val="21"/>
+          <w:lang w:eastAsia="zh-CN"/>
+        </w:rPr>
+        <w:t>.外周血游离DNA(cfDNA)主要来自于正常细胞，其中的循环肿瘤DNA(ctDNA)占比一般极低。由于ctDNA占比受到肿瘤分期、肿瘤全身负荷、转移部位及当前治疗状况等多种因素的影响，ctDNA变异丰度与组织中的变异丰度不具备直接关联性；血浆中循环 DNA 源自病灶部位细胞释放入血液，并非所有病变细胞的变异都能释放入血，因此血浆中可检测到的变异可能无法完全反映病灶部位全部细胞变异情况。</w:t>
       </w:r>
     </w:p>
     <w:p>
@@ -28925,8 +28991,74 @@
           <w:szCs w:val="21"/>
           <w:lang w:eastAsia="zh-CN"/>
         </w:rPr>
-        <w:t>11.肿瘤发展或治疗过程中可能出现获得性基因变异，从而使癌症的突变谱发生变化，同时肿瘤也可能存在肿瘤间和肿瘤内的异质性。{% endif %}</w:t>
-      </w:r>
+        <w:t>1</w:t>
+      </w:r>
+      <w:r>
+        <w:rPr>
+          <w:rFonts w:hint="eastAsia" w:ascii="Times New Roman" w:hAnsi="Times New Roman" w:eastAsia="微软雅黑" w:cs="Times New Roman"/>
+          <w:bCs/>
+          <w:sz w:val="21"/>
+          <w:szCs w:val="21"/>
+          <w:lang w:val="en-US" w:eastAsia="zh-CN"/>
+        </w:rPr>
+        <w:t>1</w:t>
+      </w:r>
+      <w:r>
+        <w:rPr>
+          <w:rFonts w:hint="eastAsia" w:ascii="Times New Roman" w:hAnsi="Times New Roman" w:eastAsia="微软雅黑" w:cs="Times New Roman"/>
+          <w:bCs/>
+          <w:sz w:val="21"/>
+          <w:szCs w:val="21"/>
+          <w:lang w:eastAsia="zh-CN"/>
+        </w:rPr>
+        <w:t>.本检测仅包括cfDNA样本，未包括对照样本。变异是否为体细胞突变来源是基于数据库和变异丰度的算法综合预测，不能完全排除胚系突变来源或克隆性造血来源的可能性。</w:t>
+      </w:r>
+    </w:p>
+    <w:p>
+      <w:pPr>
+        <w:spacing w:line="276" w:lineRule="auto"/>
+        <w:ind w:firstLine="420" w:firstLineChars="200"/>
+        <w:jc w:val="both"/>
+        <w:rPr>
+          <w:rFonts w:ascii="Times New Roman" w:hAnsi="Times New Roman" w:eastAsia="微软雅黑" w:cs="Times New Roman"/>
+          <w:bCs/>
+          <w:sz w:val="21"/>
+          <w:szCs w:val="21"/>
+          <w:lang w:eastAsia="zh-CN"/>
+        </w:rPr>
+      </w:pPr>
+      <w:r>
+        <w:rPr>
+          <w:rFonts w:hint="eastAsia" w:ascii="Times New Roman" w:hAnsi="Times New Roman" w:eastAsia="微软雅黑" w:cs="Times New Roman"/>
+          <w:bCs/>
+          <w:sz w:val="21"/>
+          <w:szCs w:val="21"/>
+          <w:lang w:eastAsia="zh-CN"/>
+        </w:rPr>
+        <w:t>1</w:t>
+      </w:r>
+      <w:r>
+        <w:rPr>
+          <w:rFonts w:hint="eastAsia" w:ascii="Times New Roman" w:hAnsi="Times New Roman" w:eastAsia="微软雅黑" w:cs="Times New Roman"/>
+          <w:bCs/>
+          <w:sz w:val="21"/>
+          <w:szCs w:val="21"/>
+          <w:lang w:val="en-US" w:eastAsia="zh-CN"/>
+        </w:rPr>
+        <w:t>2</w:t>
+      </w:r>
+      <w:r>
+        <w:rPr>
+          <w:rFonts w:hint="eastAsia" w:ascii="Times New Roman" w:hAnsi="Times New Roman" w:eastAsia="微软雅黑" w:cs="Times New Roman"/>
+          <w:bCs/>
+          <w:sz w:val="21"/>
+          <w:szCs w:val="21"/>
+          <w:lang w:eastAsia="zh-CN"/>
+        </w:rPr>
+        <w:t>.肿瘤发展或治疗过程中可能出现获得性基因变异，从而使癌症的突变谱发生变化，同时肿瘤也可能存在肿瘤间和肿瘤内的异质性。{% endif %}</w:t>
+      </w:r>
+      <w:bookmarkStart w:id="80" w:name="_GoBack"/>
+      <w:bookmarkEnd w:id="80"/>
     </w:p>
     <w:p>
       <w:pPr>
@@ -28970,15 +29102,15 @@
         </w:rPr>
       </w:pPr>
       <w:bookmarkStart w:id="70" w:name="_Toc14611_WPSOffice_Level1"/>
-      <w:bookmarkStart w:id="71" w:name="_Toc22623"/>
-      <w:bookmarkStart w:id="72" w:name="_Toc27809"/>
-      <w:bookmarkStart w:id="73" w:name="_Toc13275"/>
-      <w:bookmarkStart w:id="74" w:name="_Toc11901"/>
-      <w:bookmarkStart w:id="75" w:name="_Toc17792_WPSOffice_Level2"/>
-      <w:bookmarkStart w:id="76" w:name="_Toc22162_WPSOffice_Level1"/>
+      <w:bookmarkStart w:id="71" w:name="_Toc27809"/>
+      <w:bookmarkStart w:id="72" w:name="_Toc16704"/>
+      <w:bookmarkStart w:id="73" w:name="_Toc11901"/>
+      <w:bookmarkStart w:id="74" w:name="_Toc22623"/>
+      <w:bookmarkStart w:id="75" w:name="_Toc22162_WPSOffice_Level1"/>
+      <w:bookmarkStart w:id="76" w:name="_Toc4503"/>
       <w:bookmarkStart w:id="77" w:name="_Toc19584_WPSOffice_Level1"/>
-      <w:bookmarkStart w:id="78" w:name="_Toc4503"/>
-      <w:bookmarkStart w:id="79" w:name="_Toc16704"/>
+      <w:bookmarkStart w:id="78" w:name="_Toc13275"/>
+      <w:bookmarkStart w:id="79" w:name="_Toc17792_WPSOffice_Level2"/>
       <w:r>
         <w:rPr>
           <w:color w:val="auto"/>

--- a/WebContent/docx/实体瘤76基因报告-重庆分子.docx
+++ b/WebContent/docx/实体瘤76基因报告-重庆分子.docx
@@ -3025,14 +3025,14 @@
           <w:docGrid w:linePitch="299" w:charSpace="0"/>
         </w:sectPr>
       </w:pPr>
-      <w:bookmarkStart w:id="0" w:name="_Toc13806"/>
-      <w:bookmarkStart w:id="1" w:name="_Toc30143_WPSOffice_Level1"/>
-      <w:bookmarkStart w:id="2" w:name="_Toc32054"/>
-      <w:bookmarkStart w:id="3" w:name="_Toc24178_WPSOffice_Level1"/>
-      <w:bookmarkStart w:id="4" w:name="_Toc21009_WPSOffice_Level1"/>
-      <w:bookmarkStart w:id="5" w:name="_Toc27500"/>
-      <w:bookmarkStart w:id="6" w:name="_Toc21669"/>
-      <w:bookmarkStart w:id="7" w:name="_Toc24397"/>
+      <w:bookmarkStart w:id="0" w:name="_Toc24397"/>
+      <w:bookmarkStart w:id="1" w:name="_Toc27500"/>
+      <w:bookmarkStart w:id="2" w:name="_Toc21669"/>
+      <w:bookmarkStart w:id="3" w:name="_Toc13806"/>
+      <w:bookmarkStart w:id="4" w:name="_Toc30143_WPSOffice_Level1"/>
+      <w:bookmarkStart w:id="5" w:name="_Toc32054"/>
+      <w:bookmarkStart w:id="6" w:name="_Toc24178_WPSOffice_Level1"/>
+      <w:bookmarkStart w:id="7" w:name="_Toc21009_WPSOffice_Level1"/>
     </w:p>
     <w:p>
       <w:pPr>
@@ -3113,7 +3113,6 @@
             <w:insideH w:val="single" w:color="BEBEBE" w:themeColor="background1" w:themeShade="BF" w:sz="4" w:space="0"/>
             <w:insideV w:val="single" w:color="BEBEBE" w:themeColor="background1" w:themeShade="BF" w:sz="4" w:space="0"/>
           </w:tblBorders>
-          <w:shd w:val="clear" w:color="auto" w:fill="FFFFFF" w:themeFill="background1"/>
           <w:tblCellMar>
             <w:top w:w="0" w:type="dxa"/>
             <w:left w:w="108" w:type="dxa"/>
@@ -3789,13 +3788,13 @@
           </w14:shadow>
         </w:rPr>
       </w:pPr>
-      <w:bookmarkStart w:id="9" w:name="_Toc11260"/>
-      <w:bookmarkStart w:id="10" w:name="_Toc19594"/>
-      <w:bookmarkStart w:id="11" w:name="_Toc10518"/>
-      <w:bookmarkStart w:id="12" w:name="_Toc7021_WPSOffice_Level1"/>
-      <w:bookmarkStart w:id="13" w:name="_Toc11465"/>
-      <w:bookmarkStart w:id="14" w:name="_Toc18062_WPSOffice_Level1"/>
-      <w:bookmarkStart w:id="15" w:name="_Toc11015_WPSOffice_Level1"/>
+      <w:bookmarkStart w:id="9" w:name="_Toc11465"/>
+      <w:bookmarkStart w:id="10" w:name="_Toc11015_WPSOffice_Level1"/>
+      <w:bookmarkStart w:id="11" w:name="_Toc11260"/>
+      <w:bookmarkStart w:id="12" w:name="_Toc19594"/>
+      <w:bookmarkStart w:id="13" w:name="_Toc7021_WPSOffice_Level1"/>
+      <w:bookmarkStart w:id="14" w:name="_Toc10518"/>
+      <w:bookmarkStart w:id="15" w:name="_Toc18062_WPSOffice_Level1"/>
       <w:bookmarkStart w:id="16" w:name="_Toc17451"/>
       <w:bookmarkStart w:id="17" w:name="_Toc3823"/>
       <w:r>
@@ -4134,8 +4133,8 @@
           <w:lang w:eastAsia="zh-CN"/>
         </w:rPr>
       </w:pPr>
-      <w:bookmarkStart w:id="22" w:name="_Toc149837254"/>
-      <w:bookmarkStart w:id="23" w:name="_Toc7019"/>
+      <w:bookmarkStart w:id="22" w:name="_Toc7019"/>
+      <w:bookmarkStart w:id="23" w:name="_Toc149837254"/>
       <w:r>
         <w:rPr>
           <w:rFonts w:hint="eastAsia"/>
@@ -4978,8 +4977,8 @@
         </w:rPr>
       </w:pPr>
       <w:bookmarkStart w:id="24" w:name="_Toc21059"/>
-      <w:bookmarkStart w:id="25" w:name="_Toc149837255"/>
-      <w:bookmarkStart w:id="26" w:name="_Toc8409"/>
+      <w:bookmarkStart w:id="25" w:name="_Toc8409"/>
+      <w:bookmarkStart w:id="26" w:name="_Toc149837255"/>
       <w:bookmarkStart w:id="27" w:name="_Toc20136_WPSOffice_Level1"/>
       <w:bookmarkStart w:id="28" w:name="_Toc12381"/>
       <w:bookmarkStart w:id="29" w:name="_Toc14062"/>
@@ -12124,8 +12123,8 @@
           <w:lang w:eastAsia="zh-CN"/>
         </w:rPr>
       </w:pPr>
-      <w:bookmarkStart w:id="37" w:name="_Toc149837260"/>
-      <w:bookmarkStart w:id="38" w:name="_Toc17130"/>
+      <w:bookmarkStart w:id="37" w:name="_Toc17130"/>
+      <w:bookmarkStart w:id="38" w:name="_Toc149837260"/>
       <w:r>
         <w:rPr>
           <w:rFonts w:hint="eastAsia"/>
@@ -12718,8 +12717,8 @@
           <w:lang w:eastAsia="zh-CN"/>
         </w:rPr>
       </w:pPr>
-      <w:bookmarkStart w:id="40" w:name="_Toc149837262"/>
-      <w:bookmarkStart w:id="41" w:name="_Toc16073"/>
+      <w:bookmarkStart w:id="40" w:name="_Toc16073"/>
+      <w:bookmarkStart w:id="41" w:name="_Toc149837262"/>
       <w:r>
         <w:rPr>
           <w:rFonts w:hint="eastAsia"/>
@@ -13200,12 +13199,6 @@
             <w:insideH w:val="dotted" w:color="033F86" w:sz="4" w:space="0"/>
             <w:insideV w:val="dotted" w:color="033F86" w:sz="4" w:space="0"/>
           </w:tblBorders>
-          <w:tblCellMar>
-            <w:top w:w="0" w:type="dxa"/>
-            <w:left w:w="108" w:type="dxa"/>
-            <w:bottom w:w="0" w:type="dxa"/>
-            <w:right w:w="108" w:type="dxa"/>
-          </w:tblCellMar>
         </w:tblPrEx>
         <w:trPr>
           <w:trHeight w:val="388" w:hRule="exact"/>
@@ -14481,6 +14474,12 @@
             <w:insideH w:val="none" w:color="auto" w:sz="0" w:space="0"/>
             <w:insideV w:val="none" w:color="auto" w:sz="0" w:space="0"/>
           </w:tblBorders>
+          <w:tblCellMar>
+            <w:top w:w="0" w:type="dxa"/>
+            <w:left w:w="108" w:type="dxa"/>
+            <w:bottom w:w="0" w:type="dxa"/>
+            <w:right w:w="108" w:type="dxa"/>
+          </w:tblCellMar>
         </w:tblPrEx>
         <w:trPr>
           <w:trHeight w:val="313" w:hRule="atLeast"/>
@@ -15145,12 +15144,6 @@
             <w:insideH w:val="single" w:color="62B541" w:sz="4" w:space="0"/>
             <w:insideV w:val="single" w:color="62B541" w:sz="4" w:space="0"/>
           </w:tblBorders>
-          <w:tblCellMar>
-            <w:top w:w="0" w:type="dxa"/>
-            <w:left w:w="0" w:type="dxa"/>
-            <w:bottom w:w="0" w:type="dxa"/>
-            <w:right w:w="0" w:type="dxa"/>
-          </w:tblCellMar>
         </w:tblPrEx>
         <w:trPr>
           <w:trHeight w:val="510" w:hRule="atLeast"/>
@@ -24090,6 +24083,12 @@
             <w:insideH w:val="dotted" w:color="45A3A7" w:sz="4" w:space="0"/>
             <w:insideV w:val="dotted" w:color="45A3A7" w:sz="4" w:space="0"/>
           </w:tblBorders>
+          <w:tblCellMar>
+            <w:top w:w="0" w:type="dxa"/>
+            <w:left w:w="108" w:type="dxa"/>
+            <w:bottom w:w="0" w:type="dxa"/>
+            <w:right w:w="108" w:type="dxa"/>
+          </w:tblCellMar>
         </w:tblPrEx>
         <w:trPr>
           <w:trHeight w:val="420" w:hRule="atLeast"/>
@@ -24813,8 +24812,8 @@
         <w:t>{% endif %}</w:t>
       </w:r>
       <w:bookmarkEnd w:id="39"/>
-      <w:bookmarkStart w:id="47" w:name="_Toc30346"/>
-      <w:bookmarkStart w:id="48" w:name="_Toc11406"/>
+      <w:bookmarkStart w:id="47" w:name="_Toc11406"/>
+      <w:bookmarkStart w:id="48" w:name="_Toc30346"/>
     </w:p>
     <w:p>
       <w:pPr>
@@ -24870,12 +24869,12 @@
           <w:lang w:eastAsia="zh-CN"/>
         </w:rPr>
       </w:pPr>
-      <w:bookmarkStart w:id="51" w:name="_Toc27278"/>
-      <w:bookmarkStart w:id="52" w:name="_Toc24085_WPSOffice_Level1"/>
-      <w:bookmarkStart w:id="53" w:name="_Toc15840_WPSOffice_Level1"/>
-      <w:bookmarkStart w:id="54" w:name="_Toc14255_WPSOffice_Level1"/>
-      <w:bookmarkStart w:id="55" w:name="_Toc149837269"/>
-      <w:bookmarkStart w:id="56" w:name="_Toc3674"/>
+      <w:bookmarkStart w:id="51" w:name="_Toc14255_WPSOffice_Level1"/>
+      <w:bookmarkStart w:id="52" w:name="_Toc27278"/>
+      <w:bookmarkStart w:id="53" w:name="_Toc24085_WPSOffice_Level1"/>
+      <w:bookmarkStart w:id="54" w:name="_Toc15840_WPSOffice_Level1"/>
+      <w:bookmarkStart w:id="55" w:name="_Toc3674"/>
+      <w:bookmarkStart w:id="56" w:name="_Toc149837269"/>
       <w:r>
         <w:rPr>
           <w:rFonts w:hint="eastAsia"/>
@@ -27442,8 +27441,8 @@
           <w:lang w:eastAsia="zh-CN"/>
         </w:rPr>
       </w:pPr>
-      <w:bookmarkStart w:id="57" w:name="_Toc27923"/>
-      <w:bookmarkStart w:id="58" w:name="_Toc149837271"/>
+      <w:bookmarkStart w:id="57" w:name="_Toc149837271"/>
+      <w:bookmarkStart w:id="58" w:name="_Toc27923"/>
       <w:r>
         <w:rPr>
           <w:rFonts w:hint="eastAsia"/>
@@ -28011,14 +28010,14 @@
       </w:pPr>
       <w:bookmarkStart w:id="59" w:name="_Toc13381"/>
       <w:bookmarkStart w:id="60" w:name="_Toc16593"/>
-      <w:bookmarkStart w:id="61" w:name="_Toc3409"/>
-      <w:bookmarkStart w:id="62" w:name="_Toc15114"/>
-      <w:bookmarkStart w:id="63" w:name="_Toc26985_WPSOffice_Level1"/>
-      <w:bookmarkStart w:id="64" w:name="_Toc31185"/>
-      <w:bookmarkStart w:id="65" w:name="_Toc20170_WPSOffice_Level1"/>
-      <w:bookmarkStart w:id="66" w:name="_Toc28454_WPSOffice_Level1"/>
-      <w:bookmarkStart w:id="67" w:name="_Toc27693"/>
-      <w:bookmarkStart w:id="68" w:name="_Toc20924"/>
+      <w:bookmarkStart w:id="61" w:name="_Toc15114"/>
+      <w:bookmarkStart w:id="62" w:name="_Toc3409"/>
+      <w:bookmarkStart w:id="63" w:name="_Toc20170_WPSOffice_Level1"/>
+      <w:bookmarkStart w:id="64" w:name="_Toc27693"/>
+      <w:bookmarkStart w:id="65" w:name="_Toc31185"/>
+      <w:bookmarkStart w:id="66" w:name="_Toc20924"/>
+      <w:bookmarkStart w:id="67" w:name="_Toc26985_WPSOffice_Level1"/>
+      <w:bookmarkStart w:id="68" w:name="_Toc28454_WPSOffice_Level1"/>
       <w:r>
         <w:rPr>
           <w:rFonts w:hint="eastAsia"/>
@@ -28031,100 +28030,203 @@
       <w:bookmarkEnd w:id="59"/>
     </w:p>
     <w:bookmarkEnd w:id="60"/>
+    <w:p>
+      <w:pPr>
+        <w:spacing w:line="259" w:lineRule="exact"/>
+        <w:ind w:left="3328" w:right="3328"/>
+        <w:jc w:val="center"/>
+        <w:rPr>
+          <w:rFonts w:hint="default" w:ascii="Times New Roman" w:hAnsi="Times New Roman" w:eastAsia="微软雅黑" w:cs="Times New Roman"/>
+          <w:sz w:val="18"/>
+          <w:szCs w:val="18"/>
+          <w:lang w:eastAsia="zh-CN"/>
+        </w:rPr>
+      </w:pPr>
+      <w:bookmarkStart w:id="69" w:name="_Toc6931_WPSOffice_Level2"/>
+      <w:bookmarkStart w:id="70" w:name="_Toc6304_WPSOffice_Level2"/>
+      <w:bookmarkStart w:id="71" w:name="_Toc3488_WPSOffice_Level2"/>
+      <w:bookmarkStart w:id="72" w:name="_Toc11193_WPSOffice_Level2"/>
+      <w:bookmarkStart w:id="73" w:name="_Toc17111_WPSOffice_Level2"/>
+      <w:bookmarkStart w:id="74" w:name="_Toc31515_WPSOffice_Level2"/>
+      <w:bookmarkStart w:id="75" w:name="_Toc19280_WPSOffice_Level2"/>
+      <w:r>
+        <w:rPr>
+          <w:rFonts w:hint="default" w:ascii="Times New Roman" w:hAnsi="Times New Roman" w:eastAsia="微软雅黑" w:cs="Times New Roman"/>
+          <w:sz w:val="18"/>
+          <w:szCs w:val="18"/>
+          <w:lang w:eastAsia="zh-CN"/>
+        </w:rPr>
+        <w:t>{%</w:t>
+      </w:r>
+      <w:r>
+        <w:rPr>
+          <w:rFonts w:hint="eastAsia" w:ascii="Times New Roman" w:hAnsi="Times New Roman" w:eastAsia="微软雅黑" w:cs="Times New Roman"/>
+          <w:sz w:val="18"/>
+          <w:szCs w:val="18"/>
+          <w:lang w:val="en-US" w:eastAsia="zh-CN"/>
+        </w:rPr>
+        <w:t xml:space="preserve"> for gene_table in</w:t>
+      </w:r>
+      <w:r>
+        <w:rPr>
+          <w:rFonts w:hint="default" w:ascii="Times New Roman" w:hAnsi="Times New Roman" w:eastAsia="微软雅黑" w:cs="Times New Roman"/>
+          <w:sz w:val="18"/>
+          <w:szCs w:val="18"/>
+          <w:lang w:eastAsia="zh-CN"/>
+        </w:rPr>
+        <w:t xml:space="preserve"> gene</w:t>
+      </w:r>
+      <w:r>
+        <w:rPr>
+          <w:rFonts w:hint="eastAsia" w:ascii="Times New Roman" w:hAnsi="Times New Roman" w:eastAsia="微软雅黑" w:cs="Times New Roman"/>
+          <w:sz w:val="18"/>
+          <w:szCs w:val="18"/>
+          <w:lang w:val="en-US" w:eastAsia="zh-CN"/>
+        </w:rPr>
+        <w:t>.conf_genes</w:t>
+      </w:r>
+      <w:r>
+        <w:rPr>
+          <w:rFonts w:hint="default" w:ascii="Times New Roman" w:hAnsi="Times New Roman" w:eastAsia="微软雅黑" w:cs="Times New Roman"/>
+          <w:sz w:val="18"/>
+          <w:szCs w:val="18"/>
+          <w:lang w:eastAsia="zh-CN"/>
+        </w:rPr>
+        <w:t>.</w:t>
+      </w:r>
+      <w:r>
+        <w:rPr>
+          <w:rFonts w:hint="eastAsia" w:ascii="Times New Roman" w:hAnsi="Times New Roman" w:eastAsia="微软雅黑" w:cs="Times New Roman"/>
+          <w:sz w:val="18"/>
+          <w:szCs w:val="18"/>
+          <w:lang w:val="en-US" w:eastAsia="zh-CN"/>
+        </w:rPr>
+        <w:t>gene_tables</w:t>
+      </w:r>
+      <w:r>
+        <w:rPr>
+          <w:rFonts w:hint="default" w:ascii="Times New Roman" w:hAnsi="Times New Roman" w:eastAsia="微软雅黑" w:cs="Times New Roman"/>
+          <w:sz w:val="18"/>
+          <w:szCs w:val="18"/>
+          <w:lang w:eastAsia="zh-CN"/>
+        </w:rPr>
+        <w:t>%}</w:t>
+      </w:r>
+      <w:bookmarkEnd w:id="69"/>
+      <w:bookmarkEnd w:id="70"/>
+      <w:bookmarkEnd w:id="71"/>
+      <w:bookmarkEnd w:id="72"/>
+      <w:bookmarkEnd w:id="73"/>
+      <w:bookmarkEnd w:id="74"/>
+      <w:bookmarkEnd w:id="75"/>
+    </w:p>
+    <w:p>
+      <w:pPr>
+        <w:spacing w:line="259" w:lineRule="exact"/>
+        <w:ind w:left="3328" w:right="3328"/>
+        <w:jc w:val="center"/>
+        <w:rPr>
+          <w:rFonts w:hint="eastAsia" w:ascii="微软雅黑" w:hAnsi="微软雅黑" w:eastAsia="微软雅黑" w:cs="微软雅黑"/>
+          <w:b/>
+          <w:bCs/>
+          <w:sz w:val="21"/>
+          <w:szCs w:val="21"/>
+          <w:lang w:val="en-US" w:eastAsia="zh-CN"/>
+        </w:rPr>
+      </w:pPr>
+      <w:r>
+        <w:rPr>
+          <w:rFonts w:hint="eastAsia" w:ascii="微软雅黑" w:hAnsi="微软雅黑" w:eastAsia="微软雅黑" w:cs="微软雅黑"/>
+          <w:b/>
+          <w:bCs/>
+          <w:sz w:val="21"/>
+          <w:szCs w:val="21"/>
+          <w:lang w:val="en-US" w:eastAsia="zh-CN"/>
+        </w:rPr>
+        <w:t>{{gene_table.title}}</w:t>
+      </w:r>
+    </w:p>
     <w:tbl>
       <w:tblPr>
-        <w:tblStyle w:val="15"/>
-        <w:tblW w:w="0" w:type="auto"/>
-        <w:tblInd w:w="0" w:type="dxa"/>
+        <w:tblStyle w:val="21"/>
+        <w:tblW w:w="9864" w:type="dxa"/>
+        <w:jc w:val="center"/>
         <w:tblBorders>
-          <w:top w:val="single" w:color="auto" w:sz="4" w:space="0"/>
-          <w:left w:val="single" w:color="auto" w:sz="4" w:space="0"/>
-          <w:bottom w:val="single" w:color="auto" w:sz="4" w:space="0"/>
-          <w:right w:val="single" w:color="auto" w:sz="4" w:space="0"/>
-          <w:insideH w:val="single" w:color="auto" w:sz="4" w:space="0"/>
-          <w:insideV w:val="single" w:color="auto" w:sz="4" w:space="0"/>
+          <w:top w:val="single" w:color="A4A4A4" w:sz="4" w:space="0"/>
+          <w:left w:val="none" w:color="auto" w:sz="0" w:space="0"/>
+          <w:bottom w:val="single" w:color="A4A4A4" w:sz="4" w:space="0"/>
+          <w:right w:val="none" w:color="auto" w:sz="0" w:space="0"/>
+          <w:insideH w:val="single" w:color="A4A4A4" w:sz="4" w:space="0"/>
+          <w:insideV w:val="single" w:color="A4A4A4" w:sz="4" w:space="0"/>
         </w:tblBorders>
-        <w:tblLayout w:type="autofit"/>
+        <w:tblLayout w:type="fixed"/>
         <w:tblCellMar>
           <w:top w:w="0" w:type="dxa"/>
-          <w:left w:w="108" w:type="dxa"/>
+          <w:left w:w="0" w:type="dxa"/>
           <w:bottom w:w="0" w:type="dxa"/>
-          <w:right w:w="108" w:type="dxa"/>
+          <w:right w:w="0" w:type="dxa"/>
         </w:tblCellMar>
       </w:tblPr>
       <w:tblGrid>
-        <w:gridCol w:w="1681"/>
-        <w:gridCol w:w="1681"/>
-        <w:gridCol w:w="1681"/>
-        <w:gridCol w:w="1681"/>
-        <w:gridCol w:w="1681"/>
-        <w:gridCol w:w="1681"/>
+        <w:gridCol w:w="3288"/>
+        <w:gridCol w:w="3288"/>
+        <w:gridCol w:w="3288"/>
       </w:tblGrid>
       <w:tr>
         <w:tblPrEx>
           <w:tblBorders>
-            <w:top w:val="single" w:color="auto" w:sz="4" w:space="0"/>
-            <w:left w:val="single" w:color="auto" w:sz="4" w:space="0"/>
-            <w:bottom w:val="single" w:color="auto" w:sz="4" w:space="0"/>
-            <w:right w:val="single" w:color="auto" w:sz="4" w:space="0"/>
-            <w:insideH w:val="single" w:color="auto" w:sz="4" w:space="0"/>
-            <w:insideV w:val="single" w:color="auto" w:sz="4" w:space="0"/>
+            <w:top w:val="single" w:color="A4A4A4" w:sz="4" w:space="0"/>
+            <w:left w:val="none" w:color="auto" w:sz="0" w:space="0"/>
+            <w:bottom w:val="single" w:color="A4A4A4" w:sz="4" w:space="0"/>
+            <w:right w:val="none" w:color="auto" w:sz="0" w:space="0"/>
+            <w:insideH w:val="single" w:color="A4A4A4" w:sz="4" w:space="0"/>
+            <w:insideV w:val="single" w:color="A4A4A4" w:sz="4" w:space="0"/>
           </w:tblBorders>
           <w:tblCellMar>
             <w:top w:w="0" w:type="dxa"/>
-            <w:left w:w="108" w:type="dxa"/>
+            <w:left w:w="0" w:type="dxa"/>
             <w:bottom w:w="0" w:type="dxa"/>
-            <w:right w:w="108" w:type="dxa"/>
+            <w:right w:w="0" w:type="dxa"/>
           </w:tblCellMar>
         </w:tblPrEx>
         <w:trPr>
-          <w:trHeight w:val="1356" w:hRule="atLeast"/>
+          <w:trHeight w:val="227" w:hRule="atLeast"/>
+          <w:jc w:val="center"/>
         </w:trPr>
         <w:tc>
           <w:tcPr>
-            <w:tcW w:w="10086" w:type="dxa"/>
-            <w:gridSpan w:val="6"/>
+            <w:tcW w:w="9864" w:type="dxa"/>
+            <w:gridSpan w:val="3"/>
+            <w:tcBorders>
+              <w:top w:val="single" w:color="A1A1A1" w:sz="4" w:space="0"/>
+              <w:bottom w:val="single" w:color="A1A1A1" w:sz="4" w:space="0"/>
+            </w:tcBorders>
             <w:vAlign w:val="center"/>
           </w:tcPr>
           <w:p>
             <w:pPr>
+              <w:widowControl/>
               <w:jc w:val="center"/>
               <w:textAlignment w:val="center"/>
               <w:rPr>
-                <w:rFonts w:ascii="Times New Roman" w:hAnsi="Times New Roman" w:cs="Times New Roman"/>
+                <w:rFonts w:hint="default" w:ascii="Times New Roman" w:hAnsi="Times New Roman" w:eastAsia="微软雅黑" w:cs="Times New Roman"/>
                 <w:i/>
                 <w:iCs/>
                 <w:sz w:val="18"/>
                 <w:szCs w:val="18"/>
-                <w:lang w:eastAsia="zh-CN"/>
-              </w:rPr>
-            </w:pPr>
-            <w:r>
-              <w:rPr>
-                <w:rFonts w:hint="eastAsia" w:ascii="Times New Roman" w:hAnsi="Times New Roman" w:eastAsia="微软雅黑" w:cs="Times New Roman"/>
-                <w:sz w:val="18"/>
-                <w:szCs w:val="18"/>
-                <w:lang w:eastAsia="zh-CN"/>
-              </w:rPr>
-              <w:t xml:space="preserve">{%tr for Gene in </w:t>
-            </w:r>
-            <w:r>
-              <w:rPr>
-                <w:rFonts w:hint="eastAsia" w:ascii="Times New Roman" w:hAnsi="Times New Roman" w:eastAsia="微软雅黑" w:cs="Times New Roman"/>
-                <w:sz w:val="18"/>
-                <w:szCs w:val="18"/>
                 <w:lang w:val="en-US" w:eastAsia="zh-CN"/>
               </w:rPr>
-              <w:t>gene.genes</w:t>
-            </w:r>
-            <w:r>
-              <w:rPr>
-                <w:rFonts w:hint="eastAsia" w:ascii="Times New Roman" w:hAnsi="Times New Roman" w:eastAsia="微软雅黑" w:cs="Times New Roman"/>
-                <w:sz w:val="18"/>
-                <w:szCs w:val="18"/>
-                <w:lang w:eastAsia="zh-CN"/>
-              </w:rPr>
-              <w:t xml:space="preserve"> | red(6,18,True) %}</w:t>
+            </w:pPr>
+            <w:r>
+              <w:rPr>
+                <w:rFonts w:hint="eastAsia" w:ascii="Times New Roman" w:hAnsi="Times New Roman" w:eastAsia="微软雅黑" w:cs="Times New Roman"/>
+                <w:i/>
+                <w:iCs/>
+                <w:sz w:val="18"/>
+                <w:szCs w:val="18"/>
+                <w:lang w:val="en-US" w:eastAsia="zh-CN"/>
+              </w:rPr>
+              <w:t>{%tr for genes in gene_table.genes%}</w:t>
             </w:r>
           </w:p>
         </w:tc>
@@ -28132,23 +28234,30 @@
       <w:tr>
         <w:tblPrEx>
           <w:tblBorders>
-            <w:top w:val="single" w:color="auto" w:sz="4" w:space="0"/>
-            <w:left w:val="single" w:color="auto" w:sz="4" w:space="0"/>
-            <w:bottom w:val="single" w:color="auto" w:sz="4" w:space="0"/>
-            <w:right w:val="single" w:color="auto" w:sz="4" w:space="0"/>
-            <w:insideH w:val="single" w:color="auto" w:sz="4" w:space="0"/>
-            <w:insideV w:val="single" w:color="auto" w:sz="4" w:space="0"/>
+            <w:top w:val="single" w:color="A4A4A4" w:sz="4" w:space="0"/>
+            <w:left w:val="none" w:color="auto" w:sz="0" w:space="0"/>
+            <w:bottom w:val="single" w:color="A4A4A4" w:sz="4" w:space="0"/>
+            <w:right w:val="none" w:color="auto" w:sz="0" w:space="0"/>
+            <w:insideH w:val="single" w:color="A4A4A4" w:sz="4" w:space="0"/>
+            <w:insideV w:val="single" w:color="A4A4A4" w:sz="4" w:space="0"/>
           </w:tblBorders>
           <w:tblCellMar>
             <w:top w:w="0" w:type="dxa"/>
-            <w:left w:w="108" w:type="dxa"/>
+            <w:left w:w="0" w:type="dxa"/>
             <w:bottom w:w="0" w:type="dxa"/>
-            <w:right w:w="108" w:type="dxa"/>
+            <w:right w:w="0" w:type="dxa"/>
           </w:tblCellMar>
         </w:tblPrEx>
+        <w:trPr>
+          <w:trHeight w:val="90" w:hRule="atLeast"/>
+          <w:jc w:val="center"/>
+        </w:trPr>
         <w:tc>
           <w:tcPr>
-            <w:tcW w:w="1681" w:type="dxa"/>
+            <w:tcW w:w="3288" w:type="dxa"/>
+            <w:tcBorders>
+              <w:top w:val="single" w:color="A1A1A1" w:sz="4" w:space="0"/>
+            </w:tcBorders>
             <w:vAlign w:val="center"/>
           </w:tcPr>
           <w:p>
@@ -28157,32 +28266,32 @@
               <w:jc w:val="center"/>
               <w:textAlignment w:val="center"/>
               <w:rPr>
-                <w:rFonts w:ascii="Times New Roman" w:hAnsi="Times New Roman" w:cs="Times New Roman"/>
+                <w:rFonts w:hint="default" w:ascii="Times New Roman" w:hAnsi="Times New Roman" w:eastAsia="微软雅黑" w:cs="Times New Roman"/>
                 <w:i/>
                 <w:iCs/>
-                <w:color w:val="000000"/>
-                <w:sz w:val="18"/>
-                <w:szCs w:val="18"/>
-                <w:lang w:eastAsia="zh-CN" w:bidi="ar"/>
-              </w:rPr>
-            </w:pPr>
-            <w:r>
-              <w:rPr>
-                <w:rFonts w:hint="eastAsia" w:ascii="Times New Roman" w:hAnsi="Times New Roman" w:cs="Times New Roman"/>
+                <w:sz w:val="18"/>
+                <w:szCs w:val="18"/>
+              </w:rPr>
+            </w:pPr>
+            <w:r>
+              <w:rPr>
+                <w:rFonts w:hint="eastAsia" w:ascii="Times New Roman" w:hAnsi="Times New Roman" w:eastAsia="微软雅黑" w:cs="Times New Roman"/>
                 <w:i/>
                 <w:iCs/>
-                <w:color w:val="000000"/>
-                <w:sz w:val="18"/>
-                <w:szCs w:val="18"/>
-                <w:lang w:eastAsia="zh-CN" w:bidi="ar"/>
-              </w:rPr>
-              <w:t>{{r Gene[0] }}</w:t>
+                <w:sz w:val="18"/>
+                <w:szCs w:val="18"/>
+                <w:lang w:val="en-US" w:eastAsia="zh-CN"/>
+              </w:rPr>
+              <w:t>{%tc for gene in genes%}</w:t>
             </w:r>
           </w:p>
         </w:tc>
         <w:tc>
           <w:tcPr>
-            <w:tcW w:w="1681" w:type="dxa"/>
+            <w:tcW w:w="3288" w:type="dxa"/>
+            <w:tcBorders>
+              <w:top w:val="single" w:color="A1A1A1" w:sz="4" w:space="0"/>
+            </w:tcBorders>
             <w:vAlign w:val="center"/>
           </w:tcPr>
           <w:p>
@@ -28191,32 +28300,33 @@
               <w:jc w:val="center"/>
               <w:textAlignment w:val="center"/>
               <w:rPr>
-                <w:rFonts w:ascii="Times New Roman" w:hAnsi="Times New Roman" w:cs="Times New Roman"/>
+                <w:rFonts w:hint="default" w:ascii="Times New Roman" w:hAnsi="Times New Roman" w:eastAsia="微软雅黑" w:cs="Times New Roman"/>
                 <w:i/>
                 <w:iCs/>
-                <w:color w:val="000000"/>
-                <w:sz w:val="18"/>
-                <w:szCs w:val="18"/>
-                <w:lang w:eastAsia="zh-CN" w:bidi="ar"/>
-              </w:rPr>
-            </w:pPr>
-            <w:r>
-              <w:rPr>
-                <w:rFonts w:hint="eastAsia" w:ascii="Times New Roman" w:hAnsi="Times New Roman" w:cs="Times New Roman"/>
+                <w:sz w:val="18"/>
+                <w:szCs w:val="18"/>
+                <w:lang w:val="en-US" w:eastAsia="zh-CN"/>
+              </w:rPr>
+            </w:pPr>
+            <w:r>
+              <w:rPr>
+                <w:rFonts w:hint="eastAsia" w:ascii="Times New Roman" w:hAnsi="Times New Roman" w:eastAsia="微软雅黑" w:cs="Times New Roman"/>
                 <w:i/>
                 <w:iCs/>
-                <w:color w:val="000000"/>
-                <w:sz w:val="18"/>
-                <w:szCs w:val="18"/>
-                <w:lang w:eastAsia="zh-CN" w:bidi="ar"/>
-              </w:rPr>
-              <w:t>{{r Gene[1] }}</w:t>
+                <w:sz w:val="18"/>
+                <w:szCs w:val="18"/>
+                <w:lang w:val="en-US" w:eastAsia="zh-CN"/>
+              </w:rPr>
+              <w:t>{{r gene}}</w:t>
             </w:r>
           </w:p>
         </w:tc>
         <w:tc>
           <w:tcPr>
-            <w:tcW w:w="1681" w:type="dxa"/>
+            <w:tcW w:w="3288" w:type="dxa"/>
+            <w:tcBorders>
+              <w:top w:val="single" w:color="A1A1A1" w:sz="4" w:space="0"/>
+            </w:tcBorders>
             <w:vAlign w:val="center"/>
           </w:tcPr>
           <w:p>
@@ -28225,128 +28335,24 @@
               <w:jc w:val="center"/>
               <w:textAlignment w:val="center"/>
               <w:rPr>
-                <w:rFonts w:ascii="Times New Roman" w:hAnsi="Times New Roman" w:cs="Times New Roman"/>
+                <w:rFonts w:hint="default" w:ascii="Times New Roman" w:hAnsi="Times New Roman" w:eastAsia="微软雅黑" w:cs="Times New Roman"/>
                 <w:i/>
                 <w:iCs/>
-                <w:color w:val="000000"/>
-                <w:sz w:val="18"/>
-                <w:szCs w:val="18"/>
-                <w:lang w:eastAsia="zh-CN" w:bidi="ar"/>
-              </w:rPr>
-            </w:pPr>
-            <w:r>
-              <w:rPr>
-                <w:rFonts w:hint="eastAsia" w:ascii="Times New Roman" w:hAnsi="Times New Roman" w:cs="Times New Roman"/>
+                <w:sz w:val="18"/>
+                <w:szCs w:val="18"/>
+                <w:lang w:val="en-US" w:eastAsia="zh-CN"/>
+              </w:rPr>
+            </w:pPr>
+            <w:r>
+              <w:rPr>
+                <w:rFonts w:hint="eastAsia" w:ascii="Times New Roman" w:hAnsi="Times New Roman" w:eastAsia="微软雅黑" w:cs="Times New Roman"/>
                 <w:i/>
                 <w:iCs/>
-                <w:color w:val="000000"/>
-                <w:sz w:val="18"/>
-                <w:szCs w:val="18"/>
-                <w:lang w:eastAsia="zh-CN" w:bidi="ar"/>
-              </w:rPr>
-              <w:t>{{r Gene[2] }}</w:t>
-            </w:r>
-          </w:p>
-        </w:tc>
-        <w:tc>
-          <w:tcPr>
-            <w:tcW w:w="1681" w:type="dxa"/>
-            <w:vAlign w:val="center"/>
-          </w:tcPr>
-          <w:p>
-            <w:pPr>
-              <w:widowControl/>
-              <w:jc w:val="center"/>
-              <w:textAlignment w:val="center"/>
-              <w:rPr>
-                <w:rFonts w:ascii="Times New Roman" w:hAnsi="Times New Roman" w:cs="Times New Roman"/>
-                <w:i/>
-                <w:iCs/>
-                <w:color w:val="000000"/>
-                <w:sz w:val="18"/>
-                <w:szCs w:val="18"/>
-                <w:lang w:eastAsia="zh-CN" w:bidi="ar"/>
-              </w:rPr>
-            </w:pPr>
-            <w:r>
-              <w:rPr>
-                <w:rFonts w:hint="eastAsia" w:ascii="Times New Roman" w:hAnsi="Times New Roman" w:cs="Times New Roman"/>
-                <w:i/>
-                <w:iCs/>
-                <w:color w:val="000000"/>
-                <w:sz w:val="18"/>
-                <w:szCs w:val="18"/>
-                <w:lang w:eastAsia="zh-CN" w:bidi="ar"/>
-              </w:rPr>
-              <w:t>{{r Gene[3] }}</w:t>
-            </w:r>
-          </w:p>
-        </w:tc>
-        <w:tc>
-          <w:tcPr>
-            <w:tcW w:w="1681" w:type="dxa"/>
-            <w:vAlign w:val="center"/>
-          </w:tcPr>
-          <w:p>
-            <w:pPr>
-              <w:widowControl/>
-              <w:jc w:val="center"/>
-              <w:textAlignment w:val="center"/>
-              <w:rPr>
-                <w:rFonts w:ascii="Times New Roman" w:hAnsi="Times New Roman" w:cs="Times New Roman"/>
-                <w:i/>
-                <w:iCs/>
-                <w:color w:val="000000"/>
-                <w:sz w:val="18"/>
-                <w:szCs w:val="18"/>
-                <w:lang w:eastAsia="zh-CN" w:bidi="ar"/>
-              </w:rPr>
-            </w:pPr>
-            <w:r>
-              <w:rPr>
-                <w:rFonts w:hint="eastAsia" w:ascii="Times New Roman" w:hAnsi="Times New Roman" w:cs="Times New Roman"/>
-                <w:i/>
-                <w:iCs/>
-                <w:color w:val="000000"/>
-                <w:sz w:val="18"/>
-                <w:szCs w:val="18"/>
-                <w:lang w:eastAsia="zh-CN" w:bidi="ar"/>
-              </w:rPr>
-              <w:t>{{r Gene[4] }}</w:t>
-            </w:r>
-          </w:p>
-        </w:tc>
-        <w:tc>
-          <w:tcPr>
-            <w:tcW w:w="1681" w:type="dxa"/>
-            <w:vAlign w:val="center"/>
-          </w:tcPr>
-          <w:p>
-            <w:pPr>
-              <w:widowControl/>
-              <w:jc w:val="center"/>
-              <w:textAlignment w:val="center"/>
-              <w:rPr>
-                <w:rFonts w:ascii="Times New Roman" w:hAnsi="Times New Roman" w:cs="Times New Roman"/>
-                <w:i/>
-                <w:iCs/>
-                <w:color w:val="000000"/>
-                <w:sz w:val="18"/>
-                <w:szCs w:val="18"/>
-                <w:lang w:eastAsia="zh-CN" w:bidi="ar"/>
-              </w:rPr>
-            </w:pPr>
-            <w:r>
-              <w:rPr>
-                <w:rFonts w:hint="eastAsia" w:ascii="Times New Roman" w:hAnsi="Times New Roman" w:cs="Times New Roman"/>
-                <w:i/>
-                <w:iCs/>
-                <w:color w:val="000000"/>
-                <w:sz w:val="18"/>
-                <w:szCs w:val="18"/>
-                <w:lang w:eastAsia="zh-CN" w:bidi="ar"/>
-              </w:rPr>
-              <w:t>{{r Gene[5] }}</w:t>
+                <w:sz w:val="18"/>
+                <w:szCs w:val="18"/>
+                <w:lang w:val="en-US" w:eastAsia="zh-CN"/>
+              </w:rPr>
+              <w:t>{%tc endfor %}</w:t>
             </w:r>
           </w:p>
         </w:tc>
@@ -28354,48 +28360,53 @@
       <w:tr>
         <w:tblPrEx>
           <w:tblBorders>
-            <w:top w:val="single" w:color="auto" w:sz="4" w:space="0"/>
-            <w:left w:val="single" w:color="auto" w:sz="4" w:space="0"/>
-            <w:bottom w:val="single" w:color="auto" w:sz="4" w:space="0"/>
-            <w:right w:val="single" w:color="auto" w:sz="4" w:space="0"/>
-            <w:insideH w:val="single" w:color="auto" w:sz="4" w:space="0"/>
-            <w:insideV w:val="single" w:color="auto" w:sz="4" w:space="0"/>
+            <w:top w:val="single" w:color="A4A4A4" w:sz="4" w:space="0"/>
+            <w:left w:val="none" w:color="auto" w:sz="0" w:space="0"/>
+            <w:bottom w:val="single" w:color="A4A4A4" w:sz="4" w:space="0"/>
+            <w:right w:val="none" w:color="auto" w:sz="0" w:space="0"/>
+            <w:insideH w:val="single" w:color="A4A4A4" w:sz="4" w:space="0"/>
+            <w:insideV w:val="single" w:color="A4A4A4" w:sz="4" w:space="0"/>
           </w:tblBorders>
           <w:tblCellMar>
             <w:top w:w="0" w:type="dxa"/>
-            <w:left w:w="108" w:type="dxa"/>
+            <w:left w:w="0" w:type="dxa"/>
             <w:bottom w:w="0" w:type="dxa"/>
-            <w:right w:w="108" w:type="dxa"/>
+            <w:right w:w="0" w:type="dxa"/>
           </w:tblCellMar>
         </w:tblPrEx>
+        <w:trPr>
+          <w:trHeight w:val="227" w:hRule="atLeast"/>
+          <w:jc w:val="center"/>
+        </w:trPr>
         <w:tc>
           <w:tcPr>
-            <w:tcW w:w="10086" w:type="dxa"/>
-            <w:gridSpan w:val="6"/>
+            <w:tcW w:w="9864" w:type="dxa"/>
+            <w:gridSpan w:val="3"/>
             <w:vAlign w:val="center"/>
           </w:tcPr>
           <w:p>
             <w:pPr>
               <w:widowControl/>
               <w:jc w:val="center"/>
-              <w:textAlignment w:val="center"/>
-              <w:rPr>
-                <w:rFonts w:ascii="Times New Roman" w:hAnsi="Times New Roman" w:cs="Times New Roman"/>
+              <w:rPr>
+                <w:rFonts w:hint="default" w:ascii="Times New Roman" w:hAnsi="Times New Roman" w:eastAsia="微软雅黑" w:cs="Times New Roman"/>
                 <w:i/>
                 <w:iCs/>
                 <w:sz w:val="18"/>
                 <w:szCs w:val="18"/>
-                <w:lang w:eastAsia="zh-CN"/>
-              </w:rPr>
-            </w:pPr>
-            <w:r>
-              <w:rPr>
-                <w:rFonts w:hint="eastAsia" w:ascii="Times New Roman" w:hAnsi="Times New Roman" w:eastAsia="微软雅黑" w:cs="Times New Roman"/>
-                <w:sz w:val="18"/>
-                <w:szCs w:val="18"/>
-                <w:lang w:eastAsia="zh-CN"/>
-              </w:rPr>
-              <w:t>{%tr endfor%}</w:t>
+                <w:lang w:val="en-US" w:eastAsia="zh-CN"/>
+              </w:rPr>
+            </w:pPr>
+            <w:r>
+              <w:rPr>
+                <w:rFonts w:hint="eastAsia" w:ascii="Times New Roman" w:hAnsi="Times New Roman" w:eastAsia="微软雅黑" w:cs="Times New Roman"/>
+                <w:i/>
+                <w:iCs/>
+                <w:sz w:val="18"/>
+                <w:szCs w:val="18"/>
+                <w:lang w:val="en-US" w:eastAsia="zh-CN"/>
+              </w:rPr>
+              <w:t>{%tr endfor %}</w:t>
             </w:r>
           </w:p>
         </w:tc>
@@ -28408,6 +28419,19 @@
           <w:lang w:eastAsia="zh-CN"/>
         </w:rPr>
       </w:pPr>
+      <w:r>
+        <w:rPr>
+          <w:rFonts w:hint="eastAsia" w:ascii="Times New Roman" w:hAnsi="Times New Roman" w:eastAsia="微软雅黑" w:cs="Times New Roman"/>
+          <w:b/>
+          <w:bCs/>
+          <w:sz w:val="18"/>
+          <w:szCs w:val="18"/>
+          <w:lang w:val="en-US" w:eastAsia="zh-CN"/>
+        </w:rPr>
+        <w:t>{% endfor %}</w:t>
+      </w:r>
+      <w:bookmarkStart w:id="87" w:name="_GoBack"/>
+      <w:bookmarkEnd w:id="87"/>
       <w:r>
         <w:rPr>
           <w:rFonts w:ascii="Times New Roman" w:hAnsi="Times New Roman" w:eastAsia="微软雅黑" w:cs="Times New Roman"/>
@@ -28451,7 +28475,7 @@
           <w:lang w:eastAsia="zh-CN"/>
         </w:rPr>
       </w:pPr>
-      <w:bookmarkStart w:id="69" w:name="_Toc4573"/>
+      <w:bookmarkStart w:id="76" w:name="_Toc4573"/>
       <w:r>
         <w:rPr>
           <w:rFonts w:hint="eastAsia"/>
@@ -28463,7 +28487,7 @@
       </w:r>
       <w:bookmarkEnd w:id="61"/>
       <w:bookmarkEnd w:id="62"/>
-      <w:bookmarkEnd w:id="69"/>
+      <w:bookmarkEnd w:id="76"/>
     </w:p>
     <w:p>
       <w:pPr>
@@ -29057,8 +29081,6 @@
         </w:rPr>
         <w:t>.肿瘤发展或治疗过程中可能出现获得性基因变异，从而使癌症的突变谱发生变化，同时肿瘤也可能存在肿瘤间和肿瘤内的异质性。{% endif %}</w:t>
       </w:r>
-      <w:bookmarkStart w:id="80" w:name="_GoBack"/>
-      <w:bookmarkEnd w:id="80"/>
     </w:p>
     <w:p>
       <w:pPr>
@@ -29101,16 +29123,16 @@
           <w:szCs w:val="15"/>
         </w:rPr>
       </w:pPr>
-      <w:bookmarkStart w:id="70" w:name="_Toc14611_WPSOffice_Level1"/>
-      <w:bookmarkStart w:id="71" w:name="_Toc27809"/>
-      <w:bookmarkStart w:id="72" w:name="_Toc16704"/>
-      <w:bookmarkStart w:id="73" w:name="_Toc11901"/>
-      <w:bookmarkStart w:id="74" w:name="_Toc22623"/>
-      <w:bookmarkStart w:id="75" w:name="_Toc22162_WPSOffice_Level1"/>
-      <w:bookmarkStart w:id="76" w:name="_Toc4503"/>
-      <w:bookmarkStart w:id="77" w:name="_Toc19584_WPSOffice_Level1"/>
-      <w:bookmarkStart w:id="78" w:name="_Toc13275"/>
-      <w:bookmarkStart w:id="79" w:name="_Toc17792_WPSOffice_Level2"/>
+      <w:bookmarkStart w:id="77" w:name="_Toc11901"/>
+      <w:bookmarkStart w:id="78" w:name="_Toc4503"/>
+      <w:bookmarkStart w:id="79" w:name="_Toc22623"/>
+      <w:bookmarkStart w:id="80" w:name="_Toc14611_WPSOffice_Level1"/>
+      <w:bookmarkStart w:id="81" w:name="_Toc22162_WPSOffice_Level1"/>
+      <w:bookmarkStart w:id="82" w:name="_Toc17792_WPSOffice_Level2"/>
+      <w:bookmarkStart w:id="83" w:name="_Toc13275"/>
+      <w:bookmarkStart w:id="84" w:name="_Toc16704"/>
+      <w:bookmarkStart w:id="85" w:name="_Toc19584_WPSOffice_Level1"/>
+      <w:bookmarkStart w:id="86" w:name="_Toc27809"/>
       <w:r>
         <w:rPr>
           <w:color w:val="auto"/>
@@ -29118,16 +29140,16 @@
         </w:rPr>
         <w:t>参考文献</w:t>
       </w:r>
-      <w:bookmarkEnd w:id="70"/>
-      <w:bookmarkEnd w:id="71"/>
-      <w:bookmarkEnd w:id="72"/>
-      <w:bookmarkEnd w:id="73"/>
-      <w:bookmarkEnd w:id="74"/>
-      <w:bookmarkEnd w:id="75"/>
-      <w:bookmarkEnd w:id="76"/>
       <w:bookmarkEnd w:id="77"/>
       <w:bookmarkEnd w:id="78"/>
       <w:bookmarkEnd w:id="79"/>
+      <w:bookmarkEnd w:id="80"/>
+      <w:bookmarkEnd w:id="81"/>
+      <w:bookmarkEnd w:id="82"/>
+      <w:bookmarkEnd w:id="83"/>
+      <w:bookmarkEnd w:id="84"/>
+      <w:bookmarkEnd w:id="85"/>
+      <w:bookmarkEnd w:id="86"/>
     </w:p>
     <w:p>
       <w:pPr>

--- a/WebContent/docx/实体瘤76基因报告-重庆分子.docx
+++ b/WebContent/docx/实体瘤76基因报告-重庆分子.docx
@@ -3025,14 +3025,14 @@
           <w:docGrid w:linePitch="299" w:charSpace="0"/>
         </w:sectPr>
       </w:pPr>
-      <w:bookmarkStart w:id="0" w:name="_Toc24397"/>
-      <w:bookmarkStart w:id="1" w:name="_Toc27500"/>
-      <w:bookmarkStart w:id="2" w:name="_Toc21669"/>
-      <w:bookmarkStart w:id="3" w:name="_Toc13806"/>
-      <w:bookmarkStart w:id="4" w:name="_Toc30143_WPSOffice_Level1"/>
-      <w:bookmarkStart w:id="5" w:name="_Toc32054"/>
-      <w:bookmarkStart w:id="6" w:name="_Toc24178_WPSOffice_Level1"/>
-      <w:bookmarkStart w:id="7" w:name="_Toc21009_WPSOffice_Level1"/>
+      <w:bookmarkStart w:id="0" w:name="_Toc13806"/>
+      <w:bookmarkStart w:id="1" w:name="_Toc30143_WPSOffice_Level1"/>
+      <w:bookmarkStart w:id="2" w:name="_Toc32054"/>
+      <w:bookmarkStart w:id="3" w:name="_Toc24178_WPSOffice_Level1"/>
+      <w:bookmarkStart w:id="4" w:name="_Toc21009_WPSOffice_Level1"/>
+      <w:bookmarkStart w:id="5" w:name="_Toc27500"/>
+      <w:bookmarkStart w:id="6" w:name="_Toc21669"/>
+      <w:bookmarkStart w:id="7" w:name="_Toc24397"/>
     </w:p>
     <w:p>
       <w:pPr>
@@ -3113,6 +3113,7 @@
             <w:insideH w:val="single" w:color="BEBEBE" w:themeColor="background1" w:themeShade="BF" w:sz="4" w:space="0"/>
             <w:insideV w:val="single" w:color="BEBEBE" w:themeColor="background1" w:themeShade="BF" w:sz="4" w:space="0"/>
           </w:tblBorders>
+          <w:shd w:val="clear" w:color="auto" w:fill="FFFFFF" w:themeFill="background1"/>
           <w:tblCellMar>
             <w:top w:w="0" w:type="dxa"/>
             <w:left w:w="108" w:type="dxa"/>
@@ -3788,13 +3789,13 @@
           </w14:shadow>
         </w:rPr>
       </w:pPr>
-      <w:bookmarkStart w:id="9" w:name="_Toc11465"/>
-      <w:bookmarkStart w:id="10" w:name="_Toc11015_WPSOffice_Level1"/>
-      <w:bookmarkStart w:id="11" w:name="_Toc11260"/>
-      <w:bookmarkStart w:id="12" w:name="_Toc19594"/>
-      <w:bookmarkStart w:id="13" w:name="_Toc7021_WPSOffice_Level1"/>
-      <w:bookmarkStart w:id="14" w:name="_Toc10518"/>
-      <w:bookmarkStart w:id="15" w:name="_Toc18062_WPSOffice_Level1"/>
+      <w:bookmarkStart w:id="9" w:name="_Toc11260"/>
+      <w:bookmarkStart w:id="10" w:name="_Toc19594"/>
+      <w:bookmarkStart w:id="11" w:name="_Toc10518"/>
+      <w:bookmarkStart w:id="12" w:name="_Toc7021_WPSOffice_Level1"/>
+      <w:bookmarkStart w:id="13" w:name="_Toc11465"/>
+      <w:bookmarkStart w:id="14" w:name="_Toc18062_WPSOffice_Level1"/>
+      <w:bookmarkStart w:id="15" w:name="_Toc11015_WPSOffice_Level1"/>
       <w:bookmarkStart w:id="16" w:name="_Toc17451"/>
       <w:bookmarkStart w:id="17" w:name="_Toc3823"/>
       <w:r>
@@ -4133,8 +4134,8 @@
           <w:lang w:eastAsia="zh-CN"/>
         </w:rPr>
       </w:pPr>
-      <w:bookmarkStart w:id="22" w:name="_Toc7019"/>
-      <w:bookmarkStart w:id="23" w:name="_Toc149837254"/>
+      <w:bookmarkStart w:id="22" w:name="_Toc149837254"/>
+      <w:bookmarkStart w:id="23" w:name="_Toc7019"/>
       <w:r>
         <w:rPr>
           <w:rFonts w:hint="eastAsia"/>
@@ -4977,8 +4978,8 @@
         </w:rPr>
       </w:pPr>
       <w:bookmarkStart w:id="24" w:name="_Toc21059"/>
-      <w:bookmarkStart w:id="25" w:name="_Toc8409"/>
-      <w:bookmarkStart w:id="26" w:name="_Toc149837255"/>
+      <w:bookmarkStart w:id="25" w:name="_Toc149837255"/>
+      <w:bookmarkStart w:id="26" w:name="_Toc8409"/>
       <w:bookmarkStart w:id="27" w:name="_Toc20136_WPSOffice_Level1"/>
       <w:bookmarkStart w:id="28" w:name="_Toc12381"/>
       <w:bookmarkStart w:id="29" w:name="_Toc14062"/>
@@ -12123,8 +12124,8 @@
           <w:lang w:eastAsia="zh-CN"/>
         </w:rPr>
       </w:pPr>
-      <w:bookmarkStart w:id="37" w:name="_Toc17130"/>
-      <w:bookmarkStart w:id="38" w:name="_Toc149837260"/>
+      <w:bookmarkStart w:id="37" w:name="_Toc149837260"/>
+      <w:bookmarkStart w:id="38" w:name="_Toc17130"/>
       <w:r>
         <w:rPr>
           <w:rFonts w:hint="eastAsia"/>
@@ -12717,8 +12718,8 @@
           <w:lang w:eastAsia="zh-CN"/>
         </w:rPr>
       </w:pPr>
-      <w:bookmarkStart w:id="40" w:name="_Toc16073"/>
-      <w:bookmarkStart w:id="41" w:name="_Toc149837262"/>
+      <w:bookmarkStart w:id="40" w:name="_Toc149837262"/>
+      <w:bookmarkStart w:id="41" w:name="_Toc16073"/>
       <w:r>
         <w:rPr>
           <w:rFonts w:hint="eastAsia"/>
@@ -13199,6 +13200,12 @@
             <w:insideH w:val="dotted" w:color="033F86" w:sz="4" w:space="0"/>
             <w:insideV w:val="dotted" w:color="033F86" w:sz="4" w:space="0"/>
           </w:tblBorders>
+          <w:tblCellMar>
+            <w:top w:w="0" w:type="dxa"/>
+            <w:left w:w="108" w:type="dxa"/>
+            <w:bottom w:w="0" w:type="dxa"/>
+            <w:right w:w="108" w:type="dxa"/>
+          </w:tblCellMar>
         </w:tblPrEx>
         <w:trPr>
           <w:trHeight w:val="388" w:hRule="exact"/>
@@ -14474,12 +14481,6 @@
             <w:insideH w:val="none" w:color="auto" w:sz="0" w:space="0"/>
             <w:insideV w:val="none" w:color="auto" w:sz="0" w:space="0"/>
           </w:tblBorders>
-          <w:tblCellMar>
-            <w:top w:w="0" w:type="dxa"/>
-            <w:left w:w="108" w:type="dxa"/>
-            <w:bottom w:w="0" w:type="dxa"/>
-            <w:right w:w="108" w:type="dxa"/>
-          </w:tblCellMar>
         </w:tblPrEx>
         <w:trPr>
           <w:trHeight w:val="313" w:hRule="atLeast"/>
@@ -15144,6 +15145,12 @@
             <w:insideH w:val="single" w:color="62B541" w:sz="4" w:space="0"/>
             <w:insideV w:val="single" w:color="62B541" w:sz="4" w:space="0"/>
           </w:tblBorders>
+          <w:tblCellMar>
+            <w:top w:w="0" w:type="dxa"/>
+            <w:left w:w="0" w:type="dxa"/>
+            <w:bottom w:w="0" w:type="dxa"/>
+            <w:right w:w="0" w:type="dxa"/>
+          </w:tblCellMar>
         </w:tblPrEx>
         <w:trPr>
           <w:trHeight w:val="510" w:hRule="atLeast"/>
@@ -24083,12 +24090,6 @@
             <w:insideH w:val="dotted" w:color="45A3A7" w:sz="4" w:space="0"/>
             <w:insideV w:val="dotted" w:color="45A3A7" w:sz="4" w:space="0"/>
           </w:tblBorders>
-          <w:tblCellMar>
-            <w:top w:w="0" w:type="dxa"/>
-            <w:left w:w="108" w:type="dxa"/>
-            <w:bottom w:w="0" w:type="dxa"/>
-            <w:right w:w="108" w:type="dxa"/>
-          </w:tblCellMar>
         </w:tblPrEx>
         <w:trPr>
           <w:trHeight w:val="420" w:hRule="atLeast"/>
@@ -24812,8 +24813,8 @@
         <w:t>{% endif %}</w:t>
       </w:r>
       <w:bookmarkEnd w:id="39"/>
-      <w:bookmarkStart w:id="47" w:name="_Toc11406"/>
-      <w:bookmarkStart w:id="48" w:name="_Toc30346"/>
+      <w:bookmarkStart w:id="47" w:name="_Toc30346"/>
+      <w:bookmarkStart w:id="48" w:name="_Toc11406"/>
     </w:p>
     <w:p>
       <w:pPr>
@@ -24869,12 +24870,12 @@
           <w:lang w:eastAsia="zh-CN"/>
         </w:rPr>
       </w:pPr>
-      <w:bookmarkStart w:id="51" w:name="_Toc14255_WPSOffice_Level1"/>
-      <w:bookmarkStart w:id="52" w:name="_Toc27278"/>
-      <w:bookmarkStart w:id="53" w:name="_Toc24085_WPSOffice_Level1"/>
-      <w:bookmarkStart w:id="54" w:name="_Toc15840_WPSOffice_Level1"/>
-      <w:bookmarkStart w:id="55" w:name="_Toc3674"/>
-      <w:bookmarkStart w:id="56" w:name="_Toc149837269"/>
+      <w:bookmarkStart w:id="51" w:name="_Toc27278"/>
+      <w:bookmarkStart w:id="52" w:name="_Toc24085_WPSOffice_Level1"/>
+      <w:bookmarkStart w:id="53" w:name="_Toc15840_WPSOffice_Level1"/>
+      <w:bookmarkStart w:id="54" w:name="_Toc14255_WPSOffice_Level1"/>
+      <w:bookmarkStart w:id="55" w:name="_Toc149837269"/>
+      <w:bookmarkStart w:id="56" w:name="_Toc3674"/>
       <w:r>
         <w:rPr>
           <w:rFonts w:hint="eastAsia"/>
@@ -27441,8 +27442,8 @@
           <w:lang w:eastAsia="zh-CN"/>
         </w:rPr>
       </w:pPr>
-      <w:bookmarkStart w:id="57" w:name="_Toc149837271"/>
-      <w:bookmarkStart w:id="58" w:name="_Toc27923"/>
+      <w:bookmarkStart w:id="57" w:name="_Toc27923"/>
+      <w:bookmarkStart w:id="58" w:name="_Toc149837271"/>
       <w:r>
         <w:rPr>
           <w:rFonts w:hint="eastAsia"/>
@@ -28010,14 +28011,14 @@
       </w:pPr>
       <w:bookmarkStart w:id="59" w:name="_Toc13381"/>
       <w:bookmarkStart w:id="60" w:name="_Toc16593"/>
-      <w:bookmarkStart w:id="61" w:name="_Toc15114"/>
-      <w:bookmarkStart w:id="62" w:name="_Toc3409"/>
-      <w:bookmarkStart w:id="63" w:name="_Toc20170_WPSOffice_Level1"/>
-      <w:bookmarkStart w:id="64" w:name="_Toc27693"/>
-      <w:bookmarkStart w:id="65" w:name="_Toc31185"/>
-      <w:bookmarkStart w:id="66" w:name="_Toc20924"/>
-      <w:bookmarkStart w:id="67" w:name="_Toc26985_WPSOffice_Level1"/>
-      <w:bookmarkStart w:id="68" w:name="_Toc28454_WPSOffice_Level1"/>
+      <w:bookmarkStart w:id="61" w:name="_Toc3409"/>
+      <w:bookmarkStart w:id="62" w:name="_Toc15114"/>
+      <w:bookmarkStart w:id="63" w:name="_Toc26985_WPSOffice_Level1"/>
+      <w:bookmarkStart w:id="64" w:name="_Toc31185"/>
+      <w:bookmarkStart w:id="65" w:name="_Toc20170_WPSOffice_Level1"/>
+      <w:bookmarkStart w:id="66" w:name="_Toc28454_WPSOffice_Level1"/>
+      <w:bookmarkStart w:id="67" w:name="_Toc27693"/>
+      <w:bookmarkStart w:id="68" w:name="_Toc20924"/>
       <w:r>
         <w:rPr>
           <w:rFonts w:hint="eastAsia"/>
@@ -28030,203 +28031,100 @@
       <w:bookmarkEnd w:id="59"/>
     </w:p>
     <w:bookmarkEnd w:id="60"/>
-    <w:p>
-      <w:pPr>
-        <w:spacing w:line="259" w:lineRule="exact"/>
-        <w:ind w:left="3328" w:right="3328"/>
-        <w:jc w:val="center"/>
-        <w:rPr>
-          <w:rFonts w:hint="default" w:ascii="Times New Roman" w:hAnsi="Times New Roman" w:eastAsia="微软雅黑" w:cs="Times New Roman"/>
-          <w:sz w:val="18"/>
-          <w:szCs w:val="18"/>
-          <w:lang w:eastAsia="zh-CN"/>
-        </w:rPr>
-      </w:pPr>
-      <w:bookmarkStart w:id="69" w:name="_Toc6931_WPSOffice_Level2"/>
-      <w:bookmarkStart w:id="70" w:name="_Toc6304_WPSOffice_Level2"/>
-      <w:bookmarkStart w:id="71" w:name="_Toc3488_WPSOffice_Level2"/>
-      <w:bookmarkStart w:id="72" w:name="_Toc11193_WPSOffice_Level2"/>
-      <w:bookmarkStart w:id="73" w:name="_Toc17111_WPSOffice_Level2"/>
-      <w:bookmarkStart w:id="74" w:name="_Toc31515_WPSOffice_Level2"/>
-      <w:bookmarkStart w:id="75" w:name="_Toc19280_WPSOffice_Level2"/>
-      <w:r>
-        <w:rPr>
-          <w:rFonts w:hint="default" w:ascii="Times New Roman" w:hAnsi="Times New Roman" w:eastAsia="微软雅黑" w:cs="Times New Roman"/>
-          <w:sz w:val="18"/>
-          <w:szCs w:val="18"/>
-          <w:lang w:eastAsia="zh-CN"/>
-        </w:rPr>
-        <w:t>{%</w:t>
-      </w:r>
-      <w:r>
-        <w:rPr>
-          <w:rFonts w:hint="eastAsia" w:ascii="Times New Roman" w:hAnsi="Times New Roman" w:eastAsia="微软雅黑" w:cs="Times New Roman"/>
-          <w:sz w:val="18"/>
-          <w:szCs w:val="18"/>
-          <w:lang w:val="en-US" w:eastAsia="zh-CN"/>
-        </w:rPr>
-        <w:t xml:space="preserve"> for gene_table in</w:t>
-      </w:r>
-      <w:r>
-        <w:rPr>
-          <w:rFonts w:hint="default" w:ascii="Times New Roman" w:hAnsi="Times New Roman" w:eastAsia="微软雅黑" w:cs="Times New Roman"/>
-          <w:sz w:val="18"/>
-          <w:szCs w:val="18"/>
-          <w:lang w:eastAsia="zh-CN"/>
-        </w:rPr>
-        <w:t xml:space="preserve"> gene</w:t>
-      </w:r>
-      <w:r>
-        <w:rPr>
-          <w:rFonts w:hint="eastAsia" w:ascii="Times New Roman" w:hAnsi="Times New Roman" w:eastAsia="微软雅黑" w:cs="Times New Roman"/>
-          <w:sz w:val="18"/>
-          <w:szCs w:val="18"/>
-          <w:lang w:val="en-US" w:eastAsia="zh-CN"/>
-        </w:rPr>
-        <w:t>.conf_genes</w:t>
-      </w:r>
-      <w:r>
-        <w:rPr>
-          <w:rFonts w:hint="default" w:ascii="Times New Roman" w:hAnsi="Times New Roman" w:eastAsia="微软雅黑" w:cs="Times New Roman"/>
-          <w:sz w:val="18"/>
-          <w:szCs w:val="18"/>
-          <w:lang w:eastAsia="zh-CN"/>
-        </w:rPr>
-        <w:t>.</w:t>
-      </w:r>
-      <w:r>
-        <w:rPr>
-          <w:rFonts w:hint="eastAsia" w:ascii="Times New Roman" w:hAnsi="Times New Roman" w:eastAsia="微软雅黑" w:cs="Times New Roman"/>
-          <w:sz w:val="18"/>
-          <w:szCs w:val="18"/>
-          <w:lang w:val="en-US" w:eastAsia="zh-CN"/>
-        </w:rPr>
-        <w:t>gene_tables</w:t>
-      </w:r>
-      <w:r>
-        <w:rPr>
-          <w:rFonts w:hint="default" w:ascii="Times New Roman" w:hAnsi="Times New Roman" w:eastAsia="微软雅黑" w:cs="Times New Roman"/>
-          <w:sz w:val="18"/>
-          <w:szCs w:val="18"/>
-          <w:lang w:eastAsia="zh-CN"/>
-        </w:rPr>
-        <w:t>%}</w:t>
-      </w:r>
-      <w:bookmarkEnd w:id="69"/>
-      <w:bookmarkEnd w:id="70"/>
-      <w:bookmarkEnd w:id="71"/>
-      <w:bookmarkEnd w:id="72"/>
-      <w:bookmarkEnd w:id="73"/>
-      <w:bookmarkEnd w:id="74"/>
-      <w:bookmarkEnd w:id="75"/>
-    </w:p>
-    <w:p>
-      <w:pPr>
-        <w:spacing w:line="259" w:lineRule="exact"/>
-        <w:ind w:left="3328" w:right="3328"/>
-        <w:jc w:val="center"/>
-        <w:rPr>
-          <w:rFonts w:hint="eastAsia" w:ascii="微软雅黑" w:hAnsi="微软雅黑" w:eastAsia="微软雅黑" w:cs="微软雅黑"/>
-          <w:b/>
-          <w:bCs/>
-          <w:sz w:val="21"/>
-          <w:szCs w:val="21"/>
-          <w:lang w:val="en-US" w:eastAsia="zh-CN"/>
-        </w:rPr>
-      </w:pPr>
-      <w:r>
-        <w:rPr>
-          <w:rFonts w:hint="eastAsia" w:ascii="微软雅黑" w:hAnsi="微软雅黑" w:eastAsia="微软雅黑" w:cs="微软雅黑"/>
-          <w:b/>
-          <w:bCs/>
-          <w:sz w:val="21"/>
-          <w:szCs w:val="21"/>
-          <w:lang w:val="en-US" w:eastAsia="zh-CN"/>
-        </w:rPr>
-        <w:t>{{gene_table.title}}</w:t>
-      </w:r>
-    </w:p>
     <w:tbl>
       <w:tblPr>
-        <w:tblStyle w:val="21"/>
-        <w:tblW w:w="9864" w:type="dxa"/>
-        <w:jc w:val="center"/>
+        <w:tblStyle w:val="15"/>
+        <w:tblW w:w="0" w:type="auto"/>
+        <w:tblInd w:w="0" w:type="dxa"/>
         <w:tblBorders>
-          <w:top w:val="single" w:color="A4A4A4" w:sz="4" w:space="0"/>
-          <w:left w:val="none" w:color="auto" w:sz="0" w:space="0"/>
-          <w:bottom w:val="single" w:color="A4A4A4" w:sz="4" w:space="0"/>
-          <w:right w:val="none" w:color="auto" w:sz="0" w:space="0"/>
-          <w:insideH w:val="single" w:color="A4A4A4" w:sz="4" w:space="0"/>
-          <w:insideV w:val="single" w:color="A4A4A4" w:sz="4" w:space="0"/>
+          <w:top w:val="single" w:color="auto" w:sz="4" w:space="0"/>
+          <w:left w:val="single" w:color="auto" w:sz="4" w:space="0"/>
+          <w:bottom w:val="single" w:color="auto" w:sz="4" w:space="0"/>
+          <w:right w:val="single" w:color="auto" w:sz="4" w:space="0"/>
+          <w:insideH w:val="single" w:color="auto" w:sz="4" w:space="0"/>
+          <w:insideV w:val="single" w:color="auto" w:sz="4" w:space="0"/>
         </w:tblBorders>
-        <w:tblLayout w:type="fixed"/>
+        <w:tblLayout w:type="autofit"/>
         <w:tblCellMar>
           <w:top w:w="0" w:type="dxa"/>
-          <w:left w:w="0" w:type="dxa"/>
+          <w:left w:w="108" w:type="dxa"/>
           <w:bottom w:w="0" w:type="dxa"/>
-          <w:right w:w="0" w:type="dxa"/>
+          <w:right w:w="108" w:type="dxa"/>
         </w:tblCellMar>
       </w:tblPr>
       <w:tblGrid>
-        <w:gridCol w:w="3288"/>
-        <w:gridCol w:w="3288"/>
-        <w:gridCol w:w="3288"/>
+        <w:gridCol w:w="1681"/>
+        <w:gridCol w:w="1681"/>
+        <w:gridCol w:w="1681"/>
+        <w:gridCol w:w="1681"/>
+        <w:gridCol w:w="1681"/>
+        <w:gridCol w:w="1681"/>
       </w:tblGrid>
       <w:tr>
         <w:tblPrEx>
           <w:tblBorders>
-            <w:top w:val="single" w:color="A4A4A4" w:sz="4" w:space="0"/>
-            <w:left w:val="none" w:color="auto" w:sz="0" w:space="0"/>
-            <w:bottom w:val="single" w:color="A4A4A4" w:sz="4" w:space="0"/>
-            <w:right w:val="none" w:color="auto" w:sz="0" w:space="0"/>
-            <w:insideH w:val="single" w:color="A4A4A4" w:sz="4" w:space="0"/>
-            <w:insideV w:val="single" w:color="A4A4A4" w:sz="4" w:space="0"/>
+            <w:top w:val="single" w:color="auto" w:sz="4" w:space="0"/>
+            <w:left w:val="single" w:color="auto" w:sz="4" w:space="0"/>
+            <w:bottom w:val="single" w:color="auto" w:sz="4" w:space="0"/>
+            <w:right w:val="single" w:color="auto" w:sz="4" w:space="0"/>
+            <w:insideH w:val="single" w:color="auto" w:sz="4" w:space="0"/>
+            <w:insideV w:val="single" w:color="auto" w:sz="4" w:space="0"/>
           </w:tblBorders>
           <w:tblCellMar>
             <w:top w:w="0" w:type="dxa"/>
-            <w:left w:w="0" w:type="dxa"/>
+            <w:left w:w="108" w:type="dxa"/>
             <w:bottom w:w="0" w:type="dxa"/>
-            <w:right w:w="0" w:type="dxa"/>
+            <w:right w:w="108" w:type="dxa"/>
           </w:tblCellMar>
         </w:tblPrEx>
         <w:trPr>
-          <w:trHeight w:val="227" w:hRule="atLeast"/>
-          <w:jc w:val="center"/>
+          <w:trHeight w:val="1356" w:hRule="atLeast"/>
         </w:trPr>
         <w:tc>
           <w:tcPr>
-            <w:tcW w:w="9864" w:type="dxa"/>
-            <w:gridSpan w:val="3"/>
-            <w:tcBorders>
-              <w:top w:val="single" w:color="A1A1A1" w:sz="4" w:space="0"/>
-              <w:bottom w:val="single" w:color="A1A1A1" w:sz="4" w:space="0"/>
-            </w:tcBorders>
+            <w:tcW w:w="10086" w:type="dxa"/>
+            <w:gridSpan w:val="6"/>
             <w:vAlign w:val="center"/>
           </w:tcPr>
           <w:p>
             <w:pPr>
-              <w:widowControl/>
               <w:jc w:val="center"/>
               <w:textAlignment w:val="center"/>
               <w:rPr>
-                <w:rFonts w:hint="default" w:ascii="Times New Roman" w:hAnsi="Times New Roman" w:eastAsia="微软雅黑" w:cs="Times New Roman"/>
+                <w:rFonts w:ascii="Times New Roman" w:hAnsi="Times New Roman" w:cs="Times New Roman"/>
                 <w:i/>
                 <w:iCs/>
                 <w:sz w:val="18"/>
                 <w:szCs w:val="18"/>
+                <w:lang w:eastAsia="zh-CN"/>
+              </w:rPr>
+            </w:pPr>
+            <w:r>
+              <w:rPr>
+                <w:rFonts w:hint="eastAsia" w:ascii="Times New Roman" w:hAnsi="Times New Roman" w:eastAsia="微软雅黑" w:cs="Times New Roman"/>
+                <w:sz w:val="18"/>
+                <w:szCs w:val="18"/>
+                <w:lang w:eastAsia="zh-CN"/>
+              </w:rPr>
+              <w:t xml:space="preserve">{%tr for Gene in </w:t>
+            </w:r>
+            <w:r>
+              <w:rPr>
+                <w:rFonts w:hint="eastAsia" w:ascii="Times New Roman" w:hAnsi="Times New Roman" w:eastAsia="微软雅黑" w:cs="Times New Roman"/>
+                <w:sz w:val="18"/>
+                <w:szCs w:val="18"/>
                 <w:lang w:val="en-US" w:eastAsia="zh-CN"/>
               </w:rPr>
-            </w:pPr>
-            <w:r>
-              <w:rPr>
-                <w:rFonts w:hint="eastAsia" w:ascii="Times New Roman" w:hAnsi="Times New Roman" w:eastAsia="微软雅黑" w:cs="Times New Roman"/>
-                <w:i/>
-                <w:iCs/>
-                <w:sz w:val="18"/>
-                <w:szCs w:val="18"/>
-                <w:lang w:val="en-US" w:eastAsia="zh-CN"/>
-              </w:rPr>
-              <w:t>{%tr for genes in gene_table.genes%}</w:t>
+              <w:t>gene.genes</w:t>
+            </w:r>
+            <w:r>
+              <w:rPr>
+                <w:rFonts w:hint="eastAsia" w:ascii="Times New Roman" w:hAnsi="Times New Roman" w:eastAsia="微软雅黑" w:cs="Times New Roman"/>
+                <w:sz w:val="18"/>
+                <w:szCs w:val="18"/>
+                <w:lang w:eastAsia="zh-CN"/>
+              </w:rPr>
+              <w:t xml:space="preserve"> | red(6,18,True) %}</w:t>
             </w:r>
           </w:p>
         </w:tc>
@@ -28234,30 +28132,23 @@
       <w:tr>
         <w:tblPrEx>
           <w:tblBorders>
-            <w:top w:val="single" w:color="A4A4A4" w:sz="4" w:space="0"/>
-            <w:left w:val="none" w:color="auto" w:sz="0" w:space="0"/>
-            <w:bottom w:val="single" w:color="A4A4A4" w:sz="4" w:space="0"/>
-            <w:right w:val="none" w:color="auto" w:sz="0" w:space="0"/>
-            <w:insideH w:val="single" w:color="A4A4A4" w:sz="4" w:space="0"/>
-            <w:insideV w:val="single" w:color="A4A4A4" w:sz="4" w:space="0"/>
+            <w:top w:val="single" w:color="auto" w:sz="4" w:space="0"/>
+            <w:left w:val="single" w:color="auto" w:sz="4" w:space="0"/>
+            <w:bottom w:val="single" w:color="auto" w:sz="4" w:space="0"/>
+            <w:right w:val="single" w:color="auto" w:sz="4" w:space="0"/>
+            <w:insideH w:val="single" w:color="auto" w:sz="4" w:space="0"/>
+            <w:insideV w:val="single" w:color="auto" w:sz="4" w:space="0"/>
           </w:tblBorders>
           <w:tblCellMar>
             <w:top w:w="0" w:type="dxa"/>
-            <w:left w:w="0" w:type="dxa"/>
+            <w:left w:w="108" w:type="dxa"/>
             <w:bottom w:w="0" w:type="dxa"/>
-            <w:right w:w="0" w:type="dxa"/>
+            <w:right w:w="108" w:type="dxa"/>
           </w:tblCellMar>
         </w:tblPrEx>
-        <w:trPr>
-          <w:trHeight w:val="90" w:hRule="atLeast"/>
-          <w:jc w:val="center"/>
-        </w:trPr>
         <w:tc>
           <w:tcPr>
-            <w:tcW w:w="3288" w:type="dxa"/>
-            <w:tcBorders>
-              <w:top w:val="single" w:color="A1A1A1" w:sz="4" w:space="0"/>
-            </w:tcBorders>
+            <w:tcW w:w="1681" w:type="dxa"/>
             <w:vAlign w:val="center"/>
           </w:tcPr>
           <w:p>
@@ -28266,32 +28157,32 @@
               <w:jc w:val="center"/>
               <w:textAlignment w:val="center"/>
               <w:rPr>
-                <w:rFonts w:hint="default" w:ascii="Times New Roman" w:hAnsi="Times New Roman" w:eastAsia="微软雅黑" w:cs="Times New Roman"/>
+                <w:rFonts w:ascii="Times New Roman" w:hAnsi="Times New Roman" w:cs="Times New Roman"/>
                 <w:i/>
                 <w:iCs/>
-                <w:sz w:val="18"/>
-                <w:szCs w:val="18"/>
-              </w:rPr>
-            </w:pPr>
-            <w:r>
-              <w:rPr>
-                <w:rFonts w:hint="eastAsia" w:ascii="Times New Roman" w:hAnsi="Times New Roman" w:eastAsia="微软雅黑" w:cs="Times New Roman"/>
+                <w:color w:val="000000"/>
+                <w:sz w:val="18"/>
+                <w:szCs w:val="18"/>
+                <w:lang w:eastAsia="zh-CN" w:bidi="ar"/>
+              </w:rPr>
+            </w:pPr>
+            <w:r>
+              <w:rPr>
+                <w:rFonts w:hint="eastAsia" w:ascii="Times New Roman" w:hAnsi="Times New Roman" w:cs="Times New Roman"/>
                 <w:i/>
                 <w:iCs/>
-                <w:sz w:val="18"/>
-                <w:szCs w:val="18"/>
-                <w:lang w:val="en-US" w:eastAsia="zh-CN"/>
-              </w:rPr>
-              <w:t>{%tc for gene in genes%}</w:t>
+                <w:color w:val="000000"/>
+                <w:sz w:val="18"/>
+                <w:szCs w:val="18"/>
+                <w:lang w:eastAsia="zh-CN" w:bidi="ar"/>
+              </w:rPr>
+              <w:t>{{r Gene[0] }}</w:t>
             </w:r>
           </w:p>
         </w:tc>
         <w:tc>
           <w:tcPr>
-            <w:tcW w:w="3288" w:type="dxa"/>
-            <w:tcBorders>
-              <w:top w:val="single" w:color="A1A1A1" w:sz="4" w:space="0"/>
-            </w:tcBorders>
+            <w:tcW w:w="1681" w:type="dxa"/>
             <w:vAlign w:val="center"/>
           </w:tcPr>
           <w:p>
@@ -28300,33 +28191,32 @@
               <w:jc w:val="center"/>
               <w:textAlignment w:val="center"/>
               <w:rPr>
-                <w:rFonts w:hint="default" w:ascii="Times New Roman" w:hAnsi="Times New Roman" w:eastAsia="微软雅黑" w:cs="Times New Roman"/>
+                <w:rFonts w:ascii="Times New Roman" w:hAnsi="Times New Roman" w:cs="Times New Roman"/>
                 <w:i/>
                 <w:iCs/>
-                <w:sz w:val="18"/>
-                <w:szCs w:val="18"/>
-                <w:lang w:val="en-US" w:eastAsia="zh-CN"/>
-              </w:rPr>
-            </w:pPr>
-            <w:r>
-              <w:rPr>
-                <w:rFonts w:hint="eastAsia" w:ascii="Times New Roman" w:hAnsi="Times New Roman" w:eastAsia="微软雅黑" w:cs="Times New Roman"/>
+                <w:color w:val="000000"/>
+                <w:sz w:val="18"/>
+                <w:szCs w:val="18"/>
+                <w:lang w:eastAsia="zh-CN" w:bidi="ar"/>
+              </w:rPr>
+            </w:pPr>
+            <w:r>
+              <w:rPr>
+                <w:rFonts w:hint="eastAsia" w:ascii="Times New Roman" w:hAnsi="Times New Roman" w:cs="Times New Roman"/>
                 <w:i/>
                 <w:iCs/>
-                <w:sz w:val="18"/>
-                <w:szCs w:val="18"/>
-                <w:lang w:val="en-US" w:eastAsia="zh-CN"/>
-              </w:rPr>
-              <w:t>{{r gene}}</w:t>
+                <w:color w:val="000000"/>
+                <w:sz w:val="18"/>
+                <w:szCs w:val="18"/>
+                <w:lang w:eastAsia="zh-CN" w:bidi="ar"/>
+              </w:rPr>
+              <w:t>{{r Gene[1] }}</w:t>
             </w:r>
           </w:p>
         </w:tc>
         <w:tc>
           <w:tcPr>
-            <w:tcW w:w="3288" w:type="dxa"/>
-            <w:tcBorders>
-              <w:top w:val="single" w:color="A1A1A1" w:sz="4" w:space="0"/>
-            </w:tcBorders>
+            <w:tcW w:w="1681" w:type="dxa"/>
             <w:vAlign w:val="center"/>
           </w:tcPr>
           <w:p>
@@ -28335,24 +28225,128 @@
               <w:jc w:val="center"/>
               <w:textAlignment w:val="center"/>
               <w:rPr>
-                <w:rFonts w:hint="default" w:ascii="Times New Roman" w:hAnsi="Times New Roman" w:eastAsia="微软雅黑" w:cs="Times New Roman"/>
+                <w:rFonts w:ascii="Times New Roman" w:hAnsi="Times New Roman" w:cs="Times New Roman"/>
                 <w:i/>
                 <w:iCs/>
-                <w:sz w:val="18"/>
-                <w:szCs w:val="18"/>
-                <w:lang w:val="en-US" w:eastAsia="zh-CN"/>
-              </w:rPr>
-            </w:pPr>
-            <w:r>
-              <w:rPr>
-                <w:rFonts w:hint="eastAsia" w:ascii="Times New Roman" w:hAnsi="Times New Roman" w:eastAsia="微软雅黑" w:cs="Times New Roman"/>
+                <w:color w:val="000000"/>
+                <w:sz w:val="18"/>
+                <w:szCs w:val="18"/>
+                <w:lang w:eastAsia="zh-CN" w:bidi="ar"/>
+              </w:rPr>
+            </w:pPr>
+            <w:r>
+              <w:rPr>
+                <w:rFonts w:hint="eastAsia" w:ascii="Times New Roman" w:hAnsi="Times New Roman" w:cs="Times New Roman"/>
                 <w:i/>
                 <w:iCs/>
-                <w:sz w:val="18"/>
-                <w:szCs w:val="18"/>
-                <w:lang w:val="en-US" w:eastAsia="zh-CN"/>
-              </w:rPr>
-              <w:t>{%tc endfor %}</w:t>
+                <w:color w:val="000000"/>
+                <w:sz w:val="18"/>
+                <w:szCs w:val="18"/>
+                <w:lang w:eastAsia="zh-CN" w:bidi="ar"/>
+              </w:rPr>
+              <w:t>{{r Gene[2] }}</w:t>
+            </w:r>
+          </w:p>
+        </w:tc>
+        <w:tc>
+          <w:tcPr>
+            <w:tcW w:w="1681" w:type="dxa"/>
+            <w:vAlign w:val="center"/>
+          </w:tcPr>
+          <w:p>
+            <w:pPr>
+              <w:widowControl/>
+              <w:jc w:val="center"/>
+              <w:textAlignment w:val="center"/>
+              <w:rPr>
+                <w:rFonts w:ascii="Times New Roman" w:hAnsi="Times New Roman" w:cs="Times New Roman"/>
+                <w:i/>
+                <w:iCs/>
+                <w:color w:val="000000"/>
+                <w:sz w:val="18"/>
+                <w:szCs w:val="18"/>
+                <w:lang w:eastAsia="zh-CN" w:bidi="ar"/>
+              </w:rPr>
+            </w:pPr>
+            <w:r>
+              <w:rPr>
+                <w:rFonts w:hint="eastAsia" w:ascii="Times New Roman" w:hAnsi="Times New Roman" w:cs="Times New Roman"/>
+                <w:i/>
+                <w:iCs/>
+                <w:color w:val="000000"/>
+                <w:sz w:val="18"/>
+                <w:szCs w:val="18"/>
+                <w:lang w:eastAsia="zh-CN" w:bidi="ar"/>
+              </w:rPr>
+              <w:t>{{r Gene[3] }}</w:t>
+            </w:r>
+          </w:p>
+        </w:tc>
+        <w:tc>
+          <w:tcPr>
+            <w:tcW w:w="1681" w:type="dxa"/>
+            <w:vAlign w:val="center"/>
+          </w:tcPr>
+          <w:p>
+            <w:pPr>
+              <w:widowControl/>
+              <w:jc w:val="center"/>
+              <w:textAlignment w:val="center"/>
+              <w:rPr>
+                <w:rFonts w:ascii="Times New Roman" w:hAnsi="Times New Roman" w:cs="Times New Roman"/>
+                <w:i/>
+                <w:iCs/>
+                <w:color w:val="000000"/>
+                <w:sz w:val="18"/>
+                <w:szCs w:val="18"/>
+                <w:lang w:eastAsia="zh-CN" w:bidi="ar"/>
+              </w:rPr>
+            </w:pPr>
+            <w:r>
+              <w:rPr>
+                <w:rFonts w:hint="eastAsia" w:ascii="Times New Roman" w:hAnsi="Times New Roman" w:cs="Times New Roman"/>
+                <w:i/>
+                <w:iCs/>
+                <w:color w:val="000000"/>
+                <w:sz w:val="18"/>
+                <w:szCs w:val="18"/>
+                <w:lang w:eastAsia="zh-CN" w:bidi="ar"/>
+              </w:rPr>
+              <w:t>{{r Gene[4] }}</w:t>
+            </w:r>
+          </w:p>
+        </w:tc>
+        <w:tc>
+          <w:tcPr>
+            <w:tcW w:w="1681" w:type="dxa"/>
+            <w:vAlign w:val="center"/>
+          </w:tcPr>
+          <w:p>
+            <w:pPr>
+              <w:widowControl/>
+              <w:jc w:val="center"/>
+              <w:textAlignment w:val="center"/>
+              <w:rPr>
+                <w:rFonts w:ascii="Times New Roman" w:hAnsi="Times New Roman" w:cs="Times New Roman"/>
+                <w:i/>
+                <w:iCs/>
+                <w:color w:val="000000"/>
+                <w:sz w:val="18"/>
+                <w:szCs w:val="18"/>
+                <w:lang w:eastAsia="zh-CN" w:bidi="ar"/>
+              </w:rPr>
+            </w:pPr>
+            <w:r>
+              <w:rPr>
+                <w:rFonts w:hint="eastAsia" w:ascii="Times New Roman" w:hAnsi="Times New Roman" w:cs="Times New Roman"/>
+                <w:i/>
+                <w:iCs/>
+                <w:color w:val="000000"/>
+                <w:sz w:val="18"/>
+                <w:szCs w:val="18"/>
+                <w:lang w:eastAsia="zh-CN" w:bidi="ar"/>
+              </w:rPr>
+              <w:t>{{r Gene[5] }}</w:t>
             </w:r>
           </w:p>
         </w:tc>
@@ -28360,53 +28354,48 @@
       <w:tr>
         <w:tblPrEx>
           <w:tblBorders>
-            <w:top w:val="single" w:color="A4A4A4" w:sz="4" w:space="0"/>
-            <w:left w:val="none" w:color="auto" w:sz="0" w:space="0"/>
-            <w:bottom w:val="single" w:color="A4A4A4" w:sz="4" w:space="0"/>
-            <w:right w:val="none" w:color="auto" w:sz="0" w:space="0"/>
-            <w:insideH w:val="single" w:color="A4A4A4" w:sz="4" w:space="0"/>
-            <w:insideV w:val="single" w:color="A4A4A4" w:sz="4" w:space="0"/>
+            <w:top w:val="single" w:color="auto" w:sz="4" w:space="0"/>
+            <w:left w:val="single" w:color="auto" w:sz="4" w:space="0"/>
+            <w:bottom w:val="single" w:color="auto" w:sz="4" w:space="0"/>
+            <w:right w:val="single" w:color="auto" w:sz="4" w:space="0"/>
+            <w:insideH w:val="single" w:color="auto" w:sz="4" w:space="0"/>
+            <w:insideV w:val="single" w:color="auto" w:sz="4" w:space="0"/>
           </w:tblBorders>
           <w:tblCellMar>
             <w:top w:w="0" w:type="dxa"/>
-            <w:left w:w="0" w:type="dxa"/>
+            <w:left w:w="108" w:type="dxa"/>
             <w:bottom w:w="0" w:type="dxa"/>
-            <w:right w:w="0" w:type="dxa"/>
+            <w:right w:w="108" w:type="dxa"/>
           </w:tblCellMar>
         </w:tblPrEx>
-        <w:trPr>
-          <w:trHeight w:val="227" w:hRule="atLeast"/>
-          <w:jc w:val="center"/>
-        </w:trPr>
         <w:tc>
           <w:tcPr>
-            <w:tcW w:w="9864" w:type="dxa"/>
-            <w:gridSpan w:val="3"/>
+            <w:tcW w:w="10086" w:type="dxa"/>
+            <w:gridSpan w:val="6"/>
             <w:vAlign w:val="center"/>
           </w:tcPr>
           <w:p>
             <w:pPr>
               <w:widowControl/>
               <w:jc w:val="center"/>
-              <w:rPr>
-                <w:rFonts w:hint="default" w:ascii="Times New Roman" w:hAnsi="Times New Roman" w:eastAsia="微软雅黑" w:cs="Times New Roman"/>
+              <w:textAlignment w:val="center"/>
+              <w:rPr>
+                <w:rFonts w:ascii="Times New Roman" w:hAnsi="Times New Roman" w:cs="Times New Roman"/>
                 <w:i/>
                 <w:iCs/>
                 <w:sz w:val="18"/>
                 <w:szCs w:val="18"/>
-                <w:lang w:val="en-US" w:eastAsia="zh-CN"/>
-              </w:rPr>
-            </w:pPr>
-            <w:r>
-              <w:rPr>
-                <w:rFonts w:hint="eastAsia" w:ascii="Times New Roman" w:hAnsi="Times New Roman" w:eastAsia="微软雅黑" w:cs="Times New Roman"/>
-                <w:i/>
-                <w:iCs/>
-                <w:sz w:val="18"/>
-                <w:szCs w:val="18"/>
-                <w:lang w:val="en-US" w:eastAsia="zh-CN"/>
-              </w:rPr>
-              <w:t>{%tr endfor %}</w:t>
+                <w:lang w:eastAsia="zh-CN"/>
+              </w:rPr>
+            </w:pPr>
+            <w:r>
+              <w:rPr>
+                <w:rFonts w:hint="eastAsia" w:ascii="Times New Roman" w:hAnsi="Times New Roman" w:eastAsia="微软雅黑" w:cs="Times New Roman"/>
+                <w:sz w:val="18"/>
+                <w:szCs w:val="18"/>
+                <w:lang w:eastAsia="zh-CN"/>
+              </w:rPr>
+              <w:t>{%tr endfor%}</w:t>
             </w:r>
           </w:p>
         </w:tc>
@@ -28419,19 +28408,6 @@
           <w:lang w:eastAsia="zh-CN"/>
         </w:rPr>
       </w:pPr>
-      <w:r>
-        <w:rPr>
-          <w:rFonts w:hint="eastAsia" w:ascii="Times New Roman" w:hAnsi="Times New Roman" w:eastAsia="微软雅黑" w:cs="Times New Roman"/>
-          <w:b/>
-          <w:bCs/>
-          <w:sz w:val="18"/>
-          <w:szCs w:val="18"/>
-          <w:lang w:val="en-US" w:eastAsia="zh-CN"/>
-        </w:rPr>
-        <w:t>{% endfor %}</w:t>
-      </w:r>
-      <w:bookmarkStart w:id="87" w:name="_GoBack"/>
-      <w:bookmarkEnd w:id="87"/>
       <w:r>
         <w:rPr>
           <w:rFonts w:ascii="Times New Roman" w:hAnsi="Times New Roman" w:eastAsia="微软雅黑" w:cs="Times New Roman"/>
@@ -28475,7 +28451,7 @@
           <w:lang w:eastAsia="zh-CN"/>
         </w:rPr>
       </w:pPr>
-      <w:bookmarkStart w:id="76" w:name="_Toc4573"/>
+      <w:bookmarkStart w:id="69" w:name="_Toc4573"/>
       <w:r>
         <w:rPr>
           <w:rFonts w:hint="eastAsia"/>
@@ -28487,7 +28463,7 @@
       </w:r>
       <w:bookmarkEnd w:id="61"/>
       <w:bookmarkEnd w:id="62"/>
-      <w:bookmarkEnd w:id="76"/>
+      <w:bookmarkEnd w:id="69"/>
     </w:p>
     <w:p>
       <w:pPr>
@@ -29081,6 +29057,8 @@
         </w:rPr>
         <w:t>.肿瘤发展或治疗过程中可能出现获得性基因变异，从而使癌症的突变谱发生变化，同时肿瘤也可能存在肿瘤间和肿瘤内的异质性。{% endif %}</w:t>
       </w:r>
+      <w:bookmarkStart w:id="80" w:name="_GoBack"/>
+      <w:bookmarkEnd w:id="80"/>
     </w:p>
     <w:p>
       <w:pPr>
@@ -29123,16 +29101,16 @@
           <w:szCs w:val="15"/>
         </w:rPr>
       </w:pPr>
-      <w:bookmarkStart w:id="77" w:name="_Toc11901"/>
-      <w:bookmarkStart w:id="78" w:name="_Toc4503"/>
-      <w:bookmarkStart w:id="79" w:name="_Toc22623"/>
-      <w:bookmarkStart w:id="80" w:name="_Toc14611_WPSOffice_Level1"/>
-      <w:bookmarkStart w:id="81" w:name="_Toc22162_WPSOffice_Level1"/>
-      <w:bookmarkStart w:id="82" w:name="_Toc17792_WPSOffice_Level2"/>
-      <w:bookmarkStart w:id="83" w:name="_Toc13275"/>
-      <w:bookmarkStart w:id="84" w:name="_Toc16704"/>
-      <w:bookmarkStart w:id="85" w:name="_Toc19584_WPSOffice_Level1"/>
-      <w:bookmarkStart w:id="86" w:name="_Toc27809"/>
+      <w:bookmarkStart w:id="70" w:name="_Toc14611_WPSOffice_Level1"/>
+      <w:bookmarkStart w:id="71" w:name="_Toc27809"/>
+      <w:bookmarkStart w:id="72" w:name="_Toc16704"/>
+      <w:bookmarkStart w:id="73" w:name="_Toc11901"/>
+      <w:bookmarkStart w:id="74" w:name="_Toc22623"/>
+      <w:bookmarkStart w:id="75" w:name="_Toc22162_WPSOffice_Level1"/>
+      <w:bookmarkStart w:id="76" w:name="_Toc4503"/>
+      <w:bookmarkStart w:id="77" w:name="_Toc19584_WPSOffice_Level1"/>
+      <w:bookmarkStart w:id="78" w:name="_Toc13275"/>
+      <w:bookmarkStart w:id="79" w:name="_Toc17792_WPSOffice_Level2"/>
       <w:r>
         <w:rPr>
           <w:color w:val="auto"/>
@@ -29140,16 +29118,16 @@
         </w:rPr>
         <w:t>参考文献</w:t>
       </w:r>
+      <w:bookmarkEnd w:id="70"/>
+      <w:bookmarkEnd w:id="71"/>
+      <w:bookmarkEnd w:id="72"/>
+      <w:bookmarkEnd w:id="73"/>
+      <w:bookmarkEnd w:id="74"/>
+      <w:bookmarkEnd w:id="75"/>
+      <w:bookmarkEnd w:id="76"/>
       <w:bookmarkEnd w:id="77"/>
       <w:bookmarkEnd w:id="78"/>
       <w:bookmarkEnd w:id="79"/>
-      <w:bookmarkEnd w:id="80"/>
-      <w:bookmarkEnd w:id="81"/>
-      <w:bookmarkEnd w:id="82"/>
-      <w:bookmarkEnd w:id="83"/>
-      <w:bookmarkEnd w:id="84"/>
-      <w:bookmarkEnd w:id="85"/>
-      <w:bookmarkEnd w:id="86"/>
     </w:p>
     <w:p>
       <w:pPr>

--- a/WebContent/docx/实体瘤76基因报告-重庆分子.docx
+++ b/WebContent/docx/实体瘤76基因报告-重庆分子.docx
@@ -3026,11 +3026,11 @@
         </w:sectPr>
       </w:pPr>
       <w:bookmarkStart w:id="0" w:name="_Toc24397"/>
-      <w:bookmarkStart w:id="1" w:name="_Toc27500"/>
-      <w:bookmarkStart w:id="2" w:name="_Toc21669"/>
-      <w:bookmarkStart w:id="3" w:name="_Toc13806"/>
-      <w:bookmarkStart w:id="4" w:name="_Toc30143_WPSOffice_Level1"/>
-      <w:bookmarkStart w:id="5" w:name="_Toc32054"/>
+      <w:bookmarkStart w:id="1" w:name="_Toc21669"/>
+      <w:bookmarkStart w:id="2" w:name="_Toc30143_WPSOffice_Level1"/>
+      <w:bookmarkStart w:id="3" w:name="_Toc32054"/>
+      <w:bookmarkStart w:id="4" w:name="_Toc13806"/>
+      <w:bookmarkStart w:id="5" w:name="_Toc27500"/>
       <w:bookmarkStart w:id="6" w:name="_Toc24178_WPSOffice_Level1"/>
       <w:bookmarkStart w:id="7" w:name="_Toc21009_WPSOffice_Level1"/>
     </w:p>
@@ -3113,6 +3113,7 @@
             <w:insideH w:val="single" w:color="BEBEBE" w:themeColor="background1" w:themeShade="BF" w:sz="4" w:space="0"/>
             <w:insideV w:val="single" w:color="BEBEBE" w:themeColor="background1" w:themeShade="BF" w:sz="4" w:space="0"/>
           </w:tblBorders>
+          <w:shd w:val="clear" w:color="auto" w:fill="FFFFFF" w:themeFill="background1"/>
           <w:tblCellMar>
             <w:top w:w="0" w:type="dxa"/>
             <w:left w:w="108" w:type="dxa"/>
@@ -3270,7 +3271,6 @@
             <w:insideH w:val="single" w:color="BEBEBE" w:themeColor="background1" w:themeShade="BF" w:sz="4" w:space="0"/>
             <w:insideV w:val="single" w:color="BEBEBE" w:themeColor="background1" w:themeShade="BF" w:sz="4" w:space="0"/>
           </w:tblBorders>
-          <w:shd w:val="clear" w:color="auto" w:fill="FFFFFF" w:themeFill="background1"/>
           <w:tblCellMar>
             <w:top w:w="0" w:type="dxa"/>
             <w:left w:w="108" w:type="dxa"/>
@@ -3409,41 +3409,10 @@
                 <w:sz w:val="21"/>
                 <w:lang w:eastAsia="zh-CN"/>
               </w:rPr>
-              <w:t xml:space="preserve">{% if summaryOfRresults.type == </w:t>
-            </w:r>
-            <w:r>
-              <w:rPr>
-                <w:rFonts w:ascii="Times New Roman" w:hAnsi="Times New Roman" w:eastAsia="微软雅黑" w:cs="黑体"/>
-                <w:sz w:val="21"/>
-                <w:lang w:eastAsia="zh-CN"/>
-              </w:rPr>
-              <w:t>“tissue”</w:t>
-            </w:r>
-            <w:r>
-              <w:rPr>
-                <w:rFonts w:hint="eastAsia" w:ascii="Times New Roman" w:hAnsi="Times New Roman" w:eastAsia="微软雅黑" w:cs="黑体"/>
-                <w:sz w:val="21"/>
-                <w:lang w:eastAsia="zh-CN"/>
-              </w:rPr>
-              <w:t xml:space="preserve"> %}石蜡样本{% else %}</w:t>
-            </w:r>
-            <w:r>
-              <w:rPr>
-                <w:rFonts w:hint="eastAsia" w:ascii="微软雅黑" w:hAnsi="微软雅黑" w:eastAsia="微软雅黑" w:cs="微软雅黑"/>
-                <w:sz w:val="21"/>
-                <w:szCs w:val="21"/>
-                <w:lang w:val="en-US" w:eastAsia="zh-CN" w:bidi="ar"/>
-              </w:rPr>
-              <w:t>血液</w:t>
-            </w:r>
-            <w:r>
-              <w:rPr>
-                <w:rFonts w:hint="eastAsia" w:ascii="Times New Roman" w:hAnsi="Times New Roman" w:eastAsia="微软雅黑" w:cs="黑体"/>
-                <w:sz w:val="21"/>
-                <w:lang w:eastAsia="zh-CN"/>
-              </w:rPr>
-              <w:t>{% endif %}</w:t>
-            </w:r>
+              <w:t>{% if type == "tissue" %}{%if "胸腹水" in specimentype %}胸腹水{% else %}石蜡样本{% endif %}{% elif type == "blood" %}{%if "胸腹水(上清)" in specimentype %}胸腹水(上清){% else %}血液{% endif %}{% endif %}</w:t>
+            </w:r>
+            <w:bookmarkStart w:id="87" w:name="_GoBack"/>
+            <w:bookmarkEnd w:id="87"/>
           </w:p>
         </w:tc>
       </w:tr>
@@ -3788,14 +3757,14 @@
           </w14:shadow>
         </w:rPr>
       </w:pPr>
-      <w:bookmarkStart w:id="9" w:name="_Toc11465"/>
-      <w:bookmarkStart w:id="10" w:name="_Toc11015_WPSOffice_Level1"/>
-      <w:bookmarkStart w:id="11" w:name="_Toc11260"/>
-      <w:bookmarkStart w:id="12" w:name="_Toc19594"/>
-      <w:bookmarkStart w:id="13" w:name="_Toc7021_WPSOffice_Level1"/>
-      <w:bookmarkStart w:id="14" w:name="_Toc10518"/>
-      <w:bookmarkStart w:id="15" w:name="_Toc18062_WPSOffice_Level1"/>
-      <w:bookmarkStart w:id="16" w:name="_Toc17451"/>
+      <w:bookmarkStart w:id="9" w:name="_Toc7021_WPSOffice_Level1"/>
+      <w:bookmarkStart w:id="10" w:name="_Toc17451"/>
+      <w:bookmarkStart w:id="11" w:name="_Toc10518"/>
+      <w:bookmarkStart w:id="12" w:name="_Toc18062_WPSOffice_Level1"/>
+      <w:bookmarkStart w:id="13" w:name="_Toc11260"/>
+      <w:bookmarkStart w:id="14" w:name="_Toc11015_WPSOffice_Level1"/>
+      <w:bookmarkStart w:id="15" w:name="_Toc11465"/>
+      <w:bookmarkStart w:id="16" w:name="_Toc19594"/>
       <w:bookmarkStart w:id="17" w:name="_Toc3823"/>
       <w:r>
         <w:rPr>
@@ -4133,8 +4102,8 @@
           <w:lang w:eastAsia="zh-CN"/>
         </w:rPr>
       </w:pPr>
-      <w:bookmarkStart w:id="22" w:name="_Toc7019"/>
-      <w:bookmarkStart w:id="23" w:name="_Toc149837254"/>
+      <w:bookmarkStart w:id="22" w:name="_Toc149837254"/>
+      <w:bookmarkStart w:id="23" w:name="_Toc7019"/>
       <w:r>
         <w:rPr>
           <w:rFonts w:hint="eastAsia"/>
@@ -4979,12 +4948,12 @@
       <w:bookmarkStart w:id="24" w:name="_Toc21059"/>
       <w:bookmarkStart w:id="25" w:name="_Toc8409"/>
       <w:bookmarkStart w:id="26" w:name="_Toc149837255"/>
-      <w:bookmarkStart w:id="27" w:name="_Toc20136_WPSOffice_Level1"/>
+      <w:bookmarkStart w:id="27" w:name="_Toc22132"/>
       <w:bookmarkStart w:id="28" w:name="_Toc12381"/>
-      <w:bookmarkStart w:id="29" w:name="_Toc14062"/>
-      <w:bookmarkStart w:id="30" w:name="_Toc19898_WPSOffice_Level1"/>
+      <w:bookmarkStart w:id="29" w:name="_Toc20136_WPSOffice_Level1"/>
+      <w:bookmarkStart w:id="30" w:name="_Toc14062"/>
       <w:bookmarkStart w:id="31" w:name="_Toc2781"/>
-      <w:bookmarkStart w:id="32" w:name="_Toc22132"/>
+      <w:bookmarkStart w:id="32" w:name="_Toc19898_WPSOffice_Level1"/>
       <w:bookmarkStart w:id="33" w:name="_Toc19184"/>
       <w:r>
         <w:rPr>
@@ -6758,6 +6727,12 @@
             <w:insideH w:val="single" w:color="auto" w:sz="4" w:space="0"/>
             <w:insideV w:val="none" w:color="auto" w:sz="0" w:space="0"/>
           </w:tblBorders>
+          <w:tblCellMar>
+            <w:top w:w="0" w:type="dxa"/>
+            <w:left w:w="108" w:type="dxa"/>
+            <w:bottom w:w="0" w:type="dxa"/>
+            <w:right w:w="108" w:type="dxa"/>
+          </w:tblCellMar>
         </w:tblPrEx>
         <w:tc>
           <w:tcPr>
@@ -7215,8 +7190,8 @@
           <w:lang w:eastAsia="zh-CN"/>
         </w:rPr>
       </w:pPr>
-      <w:bookmarkStart w:id="35" w:name="_Toc149837258"/>
-      <w:bookmarkStart w:id="36" w:name="_Toc25042"/>
+      <w:bookmarkStart w:id="35" w:name="_Toc25042"/>
+      <w:bookmarkStart w:id="36" w:name="_Toc149837258"/>
       <w:r>
         <w:rPr>
           <w:rFonts w:hint="eastAsia"/>
@@ -12123,8 +12098,8 @@
           <w:lang w:eastAsia="zh-CN"/>
         </w:rPr>
       </w:pPr>
-      <w:bookmarkStart w:id="37" w:name="_Toc17130"/>
-      <w:bookmarkStart w:id="38" w:name="_Toc149837260"/>
+      <w:bookmarkStart w:id="37" w:name="_Toc149837260"/>
+      <w:bookmarkStart w:id="38" w:name="_Toc17130"/>
       <w:r>
         <w:rPr>
           <w:rFonts w:hint="eastAsia"/>
@@ -13199,6 +13174,12 @@
             <w:insideH w:val="dotted" w:color="033F86" w:sz="4" w:space="0"/>
             <w:insideV w:val="dotted" w:color="033F86" w:sz="4" w:space="0"/>
           </w:tblBorders>
+          <w:tblCellMar>
+            <w:top w:w="0" w:type="dxa"/>
+            <w:left w:w="108" w:type="dxa"/>
+            <w:bottom w:w="0" w:type="dxa"/>
+            <w:right w:w="108" w:type="dxa"/>
+          </w:tblCellMar>
         </w:tblPrEx>
         <w:trPr>
           <w:trHeight w:val="388" w:hRule="exact"/>
@@ -15144,6 +15125,12 @@
             <w:insideH w:val="single" w:color="62B541" w:sz="4" w:space="0"/>
             <w:insideV w:val="single" w:color="62B541" w:sz="4" w:space="0"/>
           </w:tblBorders>
+          <w:tblCellMar>
+            <w:top w:w="0" w:type="dxa"/>
+            <w:left w:w="0" w:type="dxa"/>
+            <w:bottom w:w="0" w:type="dxa"/>
+            <w:right w:w="0" w:type="dxa"/>
+          </w:tblCellMar>
         </w:tblPrEx>
         <w:trPr>
           <w:trHeight w:val="510" w:hRule="atLeast"/>
@@ -15801,8 +15788,8 @@
           <w:lang w:eastAsia="zh-CN"/>
         </w:rPr>
       </w:pPr>
-      <w:bookmarkStart w:id="42" w:name="_Toc180"/>
-      <w:bookmarkStart w:id="43" w:name="_Toc20844"/>
+      <w:bookmarkStart w:id="42" w:name="_Toc20844"/>
+      <w:bookmarkStart w:id="43" w:name="_Toc180"/>
       <w:bookmarkStart w:id="44" w:name="_Toc149837263"/>
       <w:r>
         <w:rPr>
@@ -24869,12 +24856,12 @@
           <w:lang w:eastAsia="zh-CN"/>
         </w:rPr>
       </w:pPr>
-      <w:bookmarkStart w:id="51" w:name="_Toc14255_WPSOffice_Level1"/>
-      <w:bookmarkStart w:id="52" w:name="_Toc27278"/>
-      <w:bookmarkStart w:id="53" w:name="_Toc24085_WPSOffice_Level1"/>
-      <w:bookmarkStart w:id="54" w:name="_Toc15840_WPSOffice_Level1"/>
-      <w:bookmarkStart w:id="55" w:name="_Toc3674"/>
-      <w:bookmarkStart w:id="56" w:name="_Toc149837269"/>
+      <w:bookmarkStart w:id="51" w:name="_Toc149837269"/>
+      <w:bookmarkStart w:id="52" w:name="_Toc14255_WPSOffice_Level1"/>
+      <w:bookmarkStart w:id="53" w:name="_Toc27278"/>
+      <w:bookmarkStart w:id="54" w:name="_Toc3674"/>
+      <w:bookmarkStart w:id="55" w:name="_Toc15840_WPSOffice_Level1"/>
+      <w:bookmarkStart w:id="56" w:name="_Toc24085_WPSOffice_Level1"/>
       <w:r>
         <w:rPr>
           <w:rFonts w:hint="eastAsia"/>
@@ -28010,14 +27997,14 @@
       </w:pPr>
       <w:bookmarkStart w:id="59" w:name="_Toc13381"/>
       <w:bookmarkStart w:id="60" w:name="_Toc16593"/>
-      <w:bookmarkStart w:id="61" w:name="_Toc15114"/>
-      <w:bookmarkStart w:id="62" w:name="_Toc3409"/>
-      <w:bookmarkStart w:id="63" w:name="_Toc20170_WPSOffice_Level1"/>
-      <w:bookmarkStart w:id="64" w:name="_Toc27693"/>
+      <w:bookmarkStart w:id="61" w:name="_Toc3409"/>
+      <w:bookmarkStart w:id="62" w:name="_Toc15114"/>
+      <w:bookmarkStart w:id="63" w:name="_Toc20924"/>
+      <w:bookmarkStart w:id="64" w:name="_Toc28454_WPSOffice_Level1"/>
       <w:bookmarkStart w:id="65" w:name="_Toc31185"/>
-      <w:bookmarkStart w:id="66" w:name="_Toc20924"/>
-      <w:bookmarkStart w:id="67" w:name="_Toc26985_WPSOffice_Level1"/>
-      <w:bookmarkStart w:id="68" w:name="_Toc28454_WPSOffice_Level1"/>
+      <w:bookmarkStart w:id="66" w:name="_Toc26985_WPSOffice_Level1"/>
+      <w:bookmarkStart w:id="67" w:name="_Toc20170_WPSOffice_Level1"/>
+      <w:bookmarkStart w:id="68" w:name="_Toc27693"/>
       <w:r>
         <w:rPr>
           <w:rFonts w:hint="eastAsia"/>
@@ -28042,13 +28029,13 @@
           <w:lang w:eastAsia="zh-CN"/>
         </w:rPr>
       </w:pPr>
-      <w:bookmarkStart w:id="69" w:name="_Toc6931_WPSOffice_Level2"/>
-      <w:bookmarkStart w:id="70" w:name="_Toc6304_WPSOffice_Level2"/>
-      <w:bookmarkStart w:id="71" w:name="_Toc3488_WPSOffice_Level2"/>
+      <w:bookmarkStart w:id="69" w:name="_Toc17111_WPSOffice_Level2"/>
+      <w:bookmarkStart w:id="70" w:name="_Toc19280_WPSOffice_Level2"/>
+      <w:bookmarkStart w:id="71" w:name="_Toc6304_WPSOffice_Level2"/>
       <w:bookmarkStart w:id="72" w:name="_Toc11193_WPSOffice_Level2"/>
-      <w:bookmarkStart w:id="73" w:name="_Toc17111_WPSOffice_Level2"/>
-      <w:bookmarkStart w:id="74" w:name="_Toc31515_WPSOffice_Level2"/>
-      <w:bookmarkStart w:id="75" w:name="_Toc19280_WPSOffice_Level2"/>
+      <w:bookmarkStart w:id="73" w:name="_Toc31515_WPSOffice_Level2"/>
+      <w:bookmarkStart w:id="74" w:name="_Toc6931_WPSOffice_Level2"/>
+      <w:bookmarkStart w:id="75" w:name="_Toc3488_WPSOffice_Level2"/>
       <w:r>
         <w:rPr>
           <w:rFonts w:hint="default" w:ascii="Times New Roman" w:hAnsi="Times New Roman" w:eastAsia="微软雅黑" w:cs="Times New Roman"/>
@@ -28182,12 +28169,6 @@
             <w:insideH w:val="single" w:color="A4A4A4" w:sz="4" w:space="0"/>
             <w:insideV w:val="single" w:color="A4A4A4" w:sz="4" w:space="0"/>
           </w:tblBorders>
-          <w:tblCellMar>
-            <w:top w:w="0" w:type="dxa"/>
-            <w:left w:w="0" w:type="dxa"/>
-            <w:bottom w:w="0" w:type="dxa"/>
-            <w:right w:w="0" w:type="dxa"/>
-          </w:tblCellMar>
         </w:tblPrEx>
         <w:trPr>
           <w:trHeight w:val="227" w:hRule="atLeast"/>
@@ -28430,8 +28411,6 @@
         </w:rPr>
         <w:t>{% endfor %}</w:t>
       </w:r>
-      <w:bookmarkStart w:id="87" w:name="_GoBack"/>
-      <w:bookmarkEnd w:id="87"/>
       <w:r>
         <w:rPr>
           <w:rFonts w:ascii="Times New Roman" w:hAnsi="Times New Roman" w:eastAsia="微软雅黑" w:cs="Times New Roman"/>
@@ -29124,14 +29103,14 @@
         </w:rPr>
       </w:pPr>
       <w:bookmarkStart w:id="77" w:name="_Toc11901"/>
-      <w:bookmarkStart w:id="78" w:name="_Toc4503"/>
-      <w:bookmarkStart w:id="79" w:name="_Toc22623"/>
-      <w:bookmarkStart w:id="80" w:name="_Toc14611_WPSOffice_Level1"/>
+      <w:bookmarkStart w:id="78" w:name="_Toc14611_WPSOffice_Level1"/>
+      <w:bookmarkStart w:id="79" w:name="_Toc16704"/>
+      <w:bookmarkStart w:id="80" w:name="_Toc22623"/>
       <w:bookmarkStart w:id="81" w:name="_Toc22162_WPSOffice_Level1"/>
-      <w:bookmarkStart w:id="82" w:name="_Toc17792_WPSOffice_Level2"/>
-      <w:bookmarkStart w:id="83" w:name="_Toc13275"/>
-      <w:bookmarkStart w:id="84" w:name="_Toc16704"/>
-      <w:bookmarkStart w:id="85" w:name="_Toc19584_WPSOffice_Level1"/>
+      <w:bookmarkStart w:id="82" w:name="_Toc4503"/>
+      <w:bookmarkStart w:id="83" w:name="_Toc19584_WPSOffice_Level1"/>
+      <w:bookmarkStart w:id="84" w:name="_Toc17792_WPSOffice_Level2"/>
+      <w:bookmarkStart w:id="85" w:name="_Toc13275"/>
       <w:bookmarkStart w:id="86" w:name="_Toc27809"/>
       <w:r>
         <w:rPr>

--- a/WebContent/docx/实体瘤76基因报告-重庆分子.docx
+++ b/WebContent/docx/实体瘤76基因报告-重庆分子.docx
@@ -3025,13 +3025,13 @@
           <w:docGrid w:linePitch="299" w:charSpace="0"/>
         </w:sectPr>
       </w:pPr>
-      <w:bookmarkStart w:id="0" w:name="_Toc24397"/>
+      <w:bookmarkStart w:id="0" w:name="_Toc27500"/>
       <w:bookmarkStart w:id="1" w:name="_Toc21669"/>
-      <w:bookmarkStart w:id="2" w:name="_Toc30143_WPSOffice_Level1"/>
-      <w:bookmarkStart w:id="3" w:name="_Toc32054"/>
-      <w:bookmarkStart w:id="4" w:name="_Toc13806"/>
-      <w:bookmarkStart w:id="5" w:name="_Toc27500"/>
-      <w:bookmarkStart w:id="6" w:name="_Toc24178_WPSOffice_Level1"/>
+      <w:bookmarkStart w:id="2" w:name="_Toc13806"/>
+      <w:bookmarkStart w:id="3" w:name="_Toc30143_WPSOffice_Level1"/>
+      <w:bookmarkStart w:id="4" w:name="_Toc32054"/>
+      <w:bookmarkStart w:id="5" w:name="_Toc24178_WPSOffice_Level1"/>
+      <w:bookmarkStart w:id="6" w:name="_Toc24397"/>
       <w:bookmarkStart w:id="7" w:name="_Toc21009_WPSOffice_Level1"/>
     </w:p>
     <w:p>
@@ -3411,8 +3411,6 @@
               </w:rPr>
               <w:t>{% if type == "tissue" %}{%if "胸腹水" in specimentype %}胸腹水{% else %}石蜡样本{% endif %}{% elif type == "blood" %}{%if "胸腹水(上清)" in specimentype %}胸腹水(上清){% else %}血液{% endif %}{% endif %}</w:t>
             </w:r>
-            <w:bookmarkStart w:id="87" w:name="_GoBack"/>
-            <w:bookmarkEnd w:id="87"/>
           </w:p>
         </w:tc>
       </w:tr>
@@ -3757,14 +3755,14 @@
           </w14:shadow>
         </w:rPr>
       </w:pPr>
-      <w:bookmarkStart w:id="9" w:name="_Toc7021_WPSOffice_Level1"/>
-      <w:bookmarkStart w:id="10" w:name="_Toc17451"/>
-      <w:bookmarkStart w:id="11" w:name="_Toc10518"/>
-      <w:bookmarkStart w:id="12" w:name="_Toc18062_WPSOffice_Level1"/>
-      <w:bookmarkStart w:id="13" w:name="_Toc11260"/>
-      <w:bookmarkStart w:id="14" w:name="_Toc11015_WPSOffice_Level1"/>
-      <w:bookmarkStart w:id="15" w:name="_Toc11465"/>
-      <w:bookmarkStart w:id="16" w:name="_Toc19594"/>
+      <w:bookmarkStart w:id="9" w:name="_Toc11465"/>
+      <w:bookmarkStart w:id="10" w:name="_Toc11260"/>
+      <w:bookmarkStart w:id="11" w:name="_Toc18062_WPSOffice_Level1"/>
+      <w:bookmarkStart w:id="12" w:name="_Toc11015_WPSOffice_Level1"/>
+      <w:bookmarkStart w:id="13" w:name="_Toc17451"/>
+      <w:bookmarkStart w:id="14" w:name="_Toc19594"/>
+      <w:bookmarkStart w:id="15" w:name="_Toc7021_WPSOffice_Level1"/>
+      <w:bookmarkStart w:id="16" w:name="_Toc10518"/>
       <w:bookmarkStart w:id="17" w:name="_Toc3823"/>
       <w:r>
         <w:rPr>
@@ -4948,13 +4946,13 @@
       <w:bookmarkStart w:id="24" w:name="_Toc21059"/>
       <w:bookmarkStart w:id="25" w:name="_Toc8409"/>
       <w:bookmarkStart w:id="26" w:name="_Toc149837255"/>
-      <w:bookmarkStart w:id="27" w:name="_Toc22132"/>
-      <w:bookmarkStart w:id="28" w:name="_Toc12381"/>
-      <w:bookmarkStart w:id="29" w:name="_Toc20136_WPSOffice_Level1"/>
-      <w:bookmarkStart w:id="30" w:name="_Toc14062"/>
-      <w:bookmarkStart w:id="31" w:name="_Toc2781"/>
-      <w:bookmarkStart w:id="32" w:name="_Toc19898_WPSOffice_Level1"/>
-      <w:bookmarkStart w:id="33" w:name="_Toc19184"/>
+      <w:bookmarkStart w:id="27" w:name="_Toc14062"/>
+      <w:bookmarkStart w:id="28" w:name="_Toc22132"/>
+      <w:bookmarkStart w:id="29" w:name="_Toc19184"/>
+      <w:bookmarkStart w:id="30" w:name="_Toc19898_WPSOffice_Level1"/>
+      <w:bookmarkStart w:id="31" w:name="_Toc12381"/>
+      <w:bookmarkStart w:id="32" w:name="_Toc2781"/>
+      <w:bookmarkStart w:id="33" w:name="_Toc20136_WPSOffice_Level1"/>
       <w:r>
         <w:rPr>
           <w:rFonts w:hint="eastAsia"/>
@@ -5190,8 +5188,7 @@
       </w:tblPr>
       <w:tblGrid>
         <w:gridCol w:w="2004"/>
-        <w:gridCol w:w="1859"/>
-        <w:gridCol w:w="3953"/>
+        <w:gridCol w:w="5812"/>
         <w:gridCol w:w="2043"/>
       </w:tblGrid>
       <w:tr>
@@ -5216,7 +5213,7 @@
         </w:trPr>
         <w:tc>
           <w:tcPr>
-            <w:tcW w:w="2017" w:type="dxa"/>
+            <w:tcW w:w="2004" w:type="dxa"/>
             <w:tcBorders>
               <w:top w:val="nil"/>
               <w:bottom w:val="nil"/>
@@ -5255,7 +5252,7 @@
         </w:tc>
         <w:tc>
           <w:tcPr>
-            <w:tcW w:w="1871" w:type="dxa"/>
+            <w:tcW w:w="5812" w:type="dxa"/>
             <w:tcBorders>
               <w:top w:val="nil"/>
               <w:left w:val="single" w:color="FFFFFF" w:sz="18" w:space="0"/>
@@ -5289,53 +5286,13 @@
                 <w:szCs w:val="21"/>
                 <w:lang w:eastAsia="zh-CN" w:bidi="ar"/>
               </w:rPr>
-              <w:t>变异类型</w:t>
+              <w:t>检测结果</w:t>
             </w:r>
           </w:p>
         </w:tc>
         <w:tc>
           <w:tcPr>
-            <w:tcW w:w="3981" w:type="dxa"/>
-            <w:tcBorders>
-              <w:top w:val="nil"/>
-              <w:left w:val="single" w:color="FFFFFF" w:sz="18" w:space="0"/>
-              <w:bottom w:val="nil"/>
-              <w:right w:val="single" w:color="FFFFFF" w:sz="18" w:space="0"/>
-            </w:tcBorders>
-            <w:shd w:val="clear" w:color="auto" w:fill="61BB41"/>
-            <w:vAlign w:val="center"/>
-          </w:tcPr>
-          <w:p>
-            <w:pPr>
-              <w:widowControl/>
-              <w:jc w:val="center"/>
-              <w:textAlignment w:val="center"/>
-              <w:rPr>
-                <w:rFonts w:ascii="微软雅黑" w:hAnsi="微软雅黑" w:eastAsia="微软雅黑" w:cs="微软雅黑"/>
-                <w:b/>
-                <w:bCs/>
-                <w:color w:val="FFFFFF"/>
-                <w:sz w:val="21"/>
-                <w:szCs w:val="21"/>
-              </w:rPr>
-            </w:pPr>
-            <w:r>
-              <w:rPr>
-                <w:rFonts w:hint="eastAsia" w:ascii="微软雅黑" w:hAnsi="微软雅黑" w:eastAsia="微软雅黑" w:cs="微软雅黑"/>
-                <w:b/>
-                <w:bCs/>
-                <w:color w:val="FFFFFF"/>
-                <w:sz w:val="21"/>
-                <w:szCs w:val="21"/>
-                <w:lang w:eastAsia="zh-CN" w:bidi="ar"/>
-              </w:rPr>
-              <w:t>检测结果</w:t>
-            </w:r>
-          </w:p>
-        </w:tc>
-        <w:tc>
-          <w:tcPr>
-            <w:tcW w:w="2056" w:type="dxa"/>
+            <w:tcW w:w="2043" w:type="dxa"/>
             <w:tcBorders>
               <w:top w:val="nil"/>
               <w:left w:val="single" w:color="FFFFFF" w:sz="18" w:space="0"/>
@@ -5395,8 +5352,8 @@
         </w:trPr>
         <w:tc>
           <w:tcPr>
-            <w:tcW w:w="9925" w:type="dxa"/>
-            <w:gridSpan w:val="4"/>
+            <w:tcW w:w="9859" w:type="dxa"/>
+            <w:gridSpan w:val="3"/>
             <w:tcBorders>
               <w:top w:val="nil"/>
               <w:bottom w:val="single" w:color="A4A4A4" w:sz="4" w:space="0"/>
@@ -5449,7 +5406,7 @@
         </w:trPr>
         <w:tc>
           <w:tcPr>
-            <w:tcW w:w="2017" w:type="dxa"/>
+            <w:tcW w:w="2004" w:type="dxa"/>
             <w:tcBorders>
               <w:top w:val="single" w:color="A4A4A4" w:sz="4" w:space="0"/>
             </w:tcBorders>
@@ -5480,7 +5437,7 @@
         </w:tc>
         <w:tc>
           <w:tcPr>
-            <w:tcW w:w="1871" w:type="dxa"/>
+            <w:tcW w:w="5812" w:type="dxa"/>
             <w:tcBorders>
               <w:top w:val="single" w:color="A4A4A4" w:sz="4" w:space="0"/>
             </w:tcBorders>
@@ -5490,7 +5447,60 @@
           </w:tcPr>
           <w:p>
             <w:pPr>
+              <w:widowControl/>
               <w:jc w:val="center"/>
+              <w:textAlignment w:val="center"/>
+              <w:rPr>
+                <w:rFonts w:ascii="Times New Roman" w:hAnsi="Times New Roman" w:eastAsia="微软雅黑" w:cs="Times New Roman"/>
+                <w:sz w:val="21"/>
+                <w:szCs w:val="21"/>
+                <w:lang w:eastAsia="zh-CN"/>
+              </w:rPr>
+            </w:pPr>
+            <w:r>
+              <w:rPr>
+                <w:rFonts w:hint="eastAsia" w:ascii="Times New Roman" w:hAnsi="Times New Roman" w:eastAsia="微软雅黑" w:cs="Times New Roman"/>
+                <w:sz w:val="21"/>
+                <w:szCs w:val="21"/>
+                <w:lang w:eastAsia="zh-CN"/>
+              </w:rPr>
+              <w:t>{% if it.ori_variantList == [] %}未检测到与用药相关突变{%else%}{% for i in it.ori_variantList %}{%if loop.last%}</w:t>
+            </w:r>
+            <w:r>
+              <w:rPr>
+                <w:rFonts w:hint="eastAsia" w:ascii="Times New Roman" w:hAnsi="Times New Roman" w:eastAsia="微软雅黑" w:cs="Times New Roman"/>
+                <w:color w:val="FF0000"/>
+                <w:sz w:val="21"/>
+                <w:szCs w:val="21"/>
+                <w:lang w:eastAsia="zh-CN"/>
+              </w:rPr>
+              <w:t>{{ i }}</w:t>
+            </w:r>
+            <w:r>
+              <w:rPr>
+                <w:rFonts w:hint="eastAsia" w:ascii="Times New Roman" w:hAnsi="Times New Roman" w:eastAsia="微软雅黑" w:cs="Times New Roman"/>
+                <w:sz w:val="21"/>
+                <w:szCs w:val="21"/>
+                <w:lang w:eastAsia="zh-CN"/>
+              </w:rPr>
+              <w:t>{%else%}</w:t>
+            </w:r>
+            <w:r>
+              <w:rPr>
+                <w:rFonts w:hint="eastAsia" w:ascii="Times New Roman" w:hAnsi="Times New Roman" w:eastAsia="微软雅黑" w:cs="Times New Roman"/>
+                <w:color w:val="FF0000"/>
+                <w:sz w:val="21"/>
+                <w:szCs w:val="21"/>
+                <w:lang w:eastAsia="zh-CN"/>
+              </w:rPr>
+              <w:t>{{ i }}</w:t>
+            </w:r>
+          </w:p>
+          <w:p>
+            <w:pPr>
+              <w:widowControl/>
+              <w:jc w:val="center"/>
+              <w:textAlignment w:val="center"/>
               <w:rPr>
                 <w:rFonts w:ascii="微软雅黑" w:hAnsi="微软雅黑" w:eastAsia="微软雅黑" w:cs="微软雅黑"/>
                 <w:color w:val="000000"/>
@@ -5505,96 +5515,13 @@
                 <w:szCs w:val="21"/>
                 <w:lang w:eastAsia="zh-CN"/>
               </w:rPr>
-              <w:t>{{ it.info }}</w:t>
+              <w:t>{%endif%}{% endfor%}{%endif%}</w:t>
             </w:r>
           </w:p>
         </w:tc>
         <w:tc>
           <w:tcPr>
-            <w:tcW w:w="3981" w:type="dxa"/>
-            <w:tcBorders>
-              <w:top w:val="single" w:color="A4A4A4" w:sz="4" w:space="0"/>
-            </w:tcBorders>
-            <w:shd w:val="clear" w:color="auto" w:fill="auto"/>
-            <w:vAlign w:val="center"/>
-          </w:tcPr>
-          <w:p>
-            <w:pPr>
-              <w:widowControl/>
-              <w:jc w:val="center"/>
-              <w:textAlignment w:val="center"/>
-              <w:rPr>
-                <w:rFonts w:ascii="Times New Roman" w:hAnsi="Times New Roman" w:eastAsia="微软雅黑" w:cs="Times New Roman"/>
-                <w:sz w:val="21"/>
-                <w:szCs w:val="21"/>
-                <w:lang w:eastAsia="zh-CN"/>
-              </w:rPr>
-            </w:pPr>
-            <w:r>
-              <w:rPr>
-                <w:rFonts w:hint="eastAsia" w:ascii="Times New Roman" w:hAnsi="Times New Roman" w:eastAsia="微软雅黑" w:cs="Times New Roman"/>
-                <w:sz w:val="21"/>
-                <w:szCs w:val="21"/>
-                <w:lang w:eastAsia="zh-CN"/>
-              </w:rPr>
-              <w:t>{% if it.ori_variantList == [] %}未检测到与用药相关突变{%else%}{% for i in it.ori_variantList %}{%if loop.last%}</w:t>
-            </w:r>
-            <w:r>
-              <w:rPr>
-                <w:rFonts w:hint="eastAsia" w:ascii="Times New Roman" w:hAnsi="Times New Roman" w:eastAsia="微软雅黑" w:cs="Times New Roman"/>
-                <w:color w:val="FF0000"/>
-                <w:sz w:val="21"/>
-                <w:szCs w:val="21"/>
-                <w:lang w:eastAsia="zh-CN"/>
-              </w:rPr>
-              <w:t>{{ i }}</w:t>
-            </w:r>
-            <w:r>
-              <w:rPr>
-                <w:rFonts w:hint="eastAsia" w:ascii="Times New Roman" w:hAnsi="Times New Roman" w:eastAsia="微软雅黑" w:cs="Times New Roman"/>
-                <w:sz w:val="21"/>
-                <w:szCs w:val="21"/>
-                <w:lang w:eastAsia="zh-CN"/>
-              </w:rPr>
-              <w:t>{%else%}</w:t>
-            </w:r>
-            <w:r>
-              <w:rPr>
-                <w:rFonts w:hint="eastAsia" w:ascii="Times New Roman" w:hAnsi="Times New Roman" w:eastAsia="微软雅黑" w:cs="Times New Roman"/>
-                <w:color w:val="FF0000"/>
-                <w:sz w:val="21"/>
-                <w:szCs w:val="21"/>
-                <w:lang w:eastAsia="zh-CN"/>
-              </w:rPr>
-              <w:t>{{ i }}</w:t>
-            </w:r>
-          </w:p>
-          <w:p>
-            <w:pPr>
-              <w:widowControl/>
-              <w:jc w:val="center"/>
-              <w:textAlignment w:val="center"/>
-              <w:rPr>
-                <w:rFonts w:ascii="微软雅黑" w:hAnsi="微软雅黑" w:eastAsia="微软雅黑" w:cs="微软雅黑"/>
-                <w:color w:val="000000"/>
-                <w:sz w:val="21"/>
-                <w:szCs w:val="21"/>
-              </w:rPr>
-            </w:pPr>
-            <w:r>
-              <w:rPr>
-                <w:rFonts w:hint="eastAsia" w:ascii="Times New Roman" w:hAnsi="Times New Roman" w:eastAsia="微软雅黑" w:cs="Times New Roman"/>
-                <w:sz w:val="21"/>
-                <w:szCs w:val="21"/>
-                <w:lang w:eastAsia="zh-CN"/>
-              </w:rPr>
-              <w:t>{%endif%}{% endfor%}{%endif%}</w:t>
-            </w:r>
-          </w:p>
-        </w:tc>
-        <w:tc>
-          <w:tcPr>
-            <w:tcW w:w="2056" w:type="dxa"/>
+            <w:tcW w:w="2043" w:type="dxa"/>
             <w:tcBorders>
               <w:top w:val="single" w:color="A4A4A4" w:sz="4" w:space="0"/>
             </w:tcBorders>
@@ -5696,8 +5623,8 @@
         </w:trPr>
         <w:tc>
           <w:tcPr>
-            <w:tcW w:w="9925" w:type="dxa"/>
-            <w:gridSpan w:val="4"/>
+            <w:tcW w:w="9859" w:type="dxa"/>
+            <w:gridSpan w:val="3"/>
             <w:shd w:val="clear" w:color="auto" w:fill="auto"/>
             <w:noWrap/>
             <w:vAlign w:val="center"/>
@@ -5767,8 +5694,7 @@
       </w:tblPr>
       <w:tblGrid>
         <w:gridCol w:w="2004"/>
-        <w:gridCol w:w="1859"/>
-        <w:gridCol w:w="2656"/>
+        <w:gridCol w:w="4515"/>
         <w:gridCol w:w="3340"/>
       </w:tblGrid>
       <w:tr>
@@ -5793,7 +5719,7 @@
         </w:trPr>
         <w:tc>
           <w:tcPr>
-            <w:tcW w:w="2017" w:type="dxa"/>
+            <w:tcW w:w="2004" w:type="dxa"/>
             <w:tcBorders>
               <w:top w:val="nil"/>
               <w:bottom w:val="nil"/>
@@ -5832,7 +5758,7 @@
         </w:tc>
         <w:tc>
           <w:tcPr>
-            <w:tcW w:w="1871" w:type="dxa"/>
+            <w:tcW w:w="4515" w:type="dxa"/>
             <w:tcBorders>
               <w:top w:val="nil"/>
               <w:left w:val="single" w:color="FFFFFF" w:sz="18" w:space="0"/>
@@ -5866,53 +5792,13 @@
                 <w:szCs w:val="21"/>
                 <w:lang w:eastAsia="zh-CN" w:bidi="ar"/>
               </w:rPr>
-              <w:t>变异类型</w:t>
+              <w:t>检测结果</w:t>
             </w:r>
           </w:p>
         </w:tc>
         <w:tc>
           <w:tcPr>
-            <w:tcW w:w="2674" w:type="dxa"/>
-            <w:tcBorders>
-              <w:top w:val="nil"/>
-              <w:left w:val="single" w:color="FFFFFF" w:sz="18" w:space="0"/>
-              <w:bottom w:val="nil"/>
-              <w:right w:val="single" w:color="FFFFFF" w:sz="18" w:space="0"/>
-            </w:tcBorders>
-            <w:shd w:val="clear" w:color="auto" w:fill="61BB41"/>
-            <w:vAlign w:val="center"/>
-          </w:tcPr>
-          <w:p>
-            <w:pPr>
-              <w:widowControl/>
-              <w:jc w:val="center"/>
-              <w:textAlignment w:val="center"/>
-              <w:rPr>
-                <w:rFonts w:ascii="微软雅黑" w:hAnsi="微软雅黑" w:eastAsia="微软雅黑" w:cs="微软雅黑"/>
-                <w:b/>
-                <w:bCs/>
-                <w:color w:val="FFFFFF"/>
-                <w:sz w:val="21"/>
-                <w:szCs w:val="21"/>
-              </w:rPr>
-            </w:pPr>
-            <w:r>
-              <w:rPr>
-                <w:rFonts w:hint="eastAsia" w:ascii="微软雅黑" w:hAnsi="微软雅黑" w:eastAsia="微软雅黑" w:cs="微软雅黑"/>
-                <w:b/>
-                <w:bCs/>
-                <w:color w:val="FFFFFF"/>
-                <w:sz w:val="21"/>
-                <w:szCs w:val="21"/>
-                <w:lang w:eastAsia="zh-CN" w:bidi="ar"/>
-              </w:rPr>
-              <w:t>检测结果</w:t>
-            </w:r>
-          </w:p>
-        </w:tc>
-        <w:tc>
-          <w:tcPr>
-            <w:tcW w:w="3363" w:type="dxa"/>
+            <w:tcW w:w="3340" w:type="dxa"/>
             <w:tcBorders>
               <w:top w:val="nil"/>
               <w:left w:val="single" w:color="FFFFFF" w:sz="18" w:space="0"/>
@@ -5973,8 +5859,8 @@
         </w:trPr>
         <w:tc>
           <w:tcPr>
-            <w:tcW w:w="9925" w:type="dxa"/>
-            <w:gridSpan w:val="4"/>
+            <w:tcW w:w="9859" w:type="dxa"/>
+            <w:gridSpan w:val="3"/>
             <w:tcBorders>
               <w:top w:val="nil"/>
               <w:bottom w:val="single" w:color="A4A4A4" w:sz="4" w:space="0"/>
@@ -6027,7 +5913,7 @@
         </w:trPr>
         <w:tc>
           <w:tcPr>
-            <w:tcW w:w="2017" w:type="dxa"/>
+            <w:tcW w:w="2004" w:type="dxa"/>
             <w:tcBorders>
               <w:top w:val="single" w:color="A4A4A4" w:sz="4" w:space="0"/>
             </w:tcBorders>
@@ -6058,7 +5944,7 @@
         </w:tc>
         <w:tc>
           <w:tcPr>
-            <w:tcW w:w="1871" w:type="dxa"/>
+            <w:tcW w:w="4515" w:type="dxa"/>
             <w:tcBorders>
               <w:top w:val="single" w:color="A4A4A4" w:sz="4" w:space="0"/>
             </w:tcBorders>
@@ -6068,7 +5954,60 @@
           </w:tcPr>
           <w:p>
             <w:pPr>
+              <w:widowControl/>
               <w:jc w:val="center"/>
+              <w:textAlignment w:val="center"/>
+              <w:rPr>
+                <w:rFonts w:ascii="Times New Roman" w:hAnsi="Times New Roman" w:eastAsia="微软雅黑" w:cs="Times New Roman"/>
+                <w:sz w:val="21"/>
+                <w:szCs w:val="21"/>
+                <w:lang w:eastAsia="zh-CN"/>
+              </w:rPr>
+            </w:pPr>
+            <w:r>
+              <w:rPr>
+                <w:rFonts w:hint="eastAsia" w:ascii="Times New Roman" w:hAnsi="Times New Roman" w:eastAsia="微软雅黑" w:cs="Times New Roman"/>
+                <w:sz w:val="21"/>
+                <w:szCs w:val="21"/>
+                <w:lang w:eastAsia="zh-CN"/>
+              </w:rPr>
+              <w:t>{% if it.ori_variantList == [] %}未检测到与用药相关突变{%else%}{% for i in it.ori_variantList %}{%if loop.last%}</w:t>
+            </w:r>
+            <w:r>
+              <w:rPr>
+                <w:rFonts w:hint="eastAsia" w:ascii="Times New Roman" w:hAnsi="Times New Roman" w:eastAsia="微软雅黑" w:cs="Times New Roman"/>
+                <w:color w:val="FF0000"/>
+                <w:sz w:val="21"/>
+                <w:szCs w:val="21"/>
+                <w:lang w:eastAsia="zh-CN"/>
+              </w:rPr>
+              <w:t>{{ i }}</w:t>
+            </w:r>
+            <w:r>
+              <w:rPr>
+                <w:rFonts w:hint="eastAsia" w:ascii="Times New Roman" w:hAnsi="Times New Roman" w:eastAsia="微软雅黑" w:cs="Times New Roman"/>
+                <w:sz w:val="21"/>
+                <w:szCs w:val="21"/>
+                <w:lang w:eastAsia="zh-CN"/>
+              </w:rPr>
+              <w:t>{%else%}</w:t>
+            </w:r>
+            <w:r>
+              <w:rPr>
+                <w:rFonts w:hint="eastAsia" w:ascii="Times New Roman" w:hAnsi="Times New Roman" w:eastAsia="微软雅黑" w:cs="Times New Roman"/>
+                <w:color w:val="FF0000"/>
+                <w:sz w:val="21"/>
+                <w:szCs w:val="21"/>
+                <w:lang w:eastAsia="zh-CN"/>
+              </w:rPr>
+              <w:t>{{ i }}</w:t>
+            </w:r>
+          </w:p>
+          <w:p>
+            <w:pPr>
+              <w:widowControl/>
+              <w:jc w:val="center"/>
+              <w:textAlignment w:val="center"/>
               <w:rPr>
                 <w:rFonts w:ascii="微软雅黑" w:hAnsi="微软雅黑" w:eastAsia="微软雅黑" w:cs="微软雅黑"/>
                 <w:color w:val="000000"/>
@@ -6083,96 +6022,13 @@
                 <w:szCs w:val="21"/>
                 <w:lang w:eastAsia="zh-CN"/>
               </w:rPr>
-              <w:t>{{ it.info }}</w:t>
+              <w:t>{%endif%}{% endfor%}{%endif%}</w:t>
             </w:r>
           </w:p>
         </w:tc>
         <w:tc>
           <w:tcPr>
-            <w:tcW w:w="2674" w:type="dxa"/>
-            <w:tcBorders>
-              <w:top w:val="single" w:color="A4A4A4" w:sz="4" w:space="0"/>
-            </w:tcBorders>
-            <w:shd w:val="clear" w:color="auto" w:fill="auto"/>
-            <w:vAlign w:val="center"/>
-          </w:tcPr>
-          <w:p>
-            <w:pPr>
-              <w:widowControl/>
-              <w:jc w:val="center"/>
-              <w:textAlignment w:val="center"/>
-              <w:rPr>
-                <w:rFonts w:ascii="Times New Roman" w:hAnsi="Times New Roman" w:eastAsia="微软雅黑" w:cs="Times New Roman"/>
-                <w:sz w:val="21"/>
-                <w:szCs w:val="21"/>
-                <w:lang w:eastAsia="zh-CN"/>
-              </w:rPr>
-            </w:pPr>
-            <w:r>
-              <w:rPr>
-                <w:rFonts w:hint="eastAsia" w:ascii="Times New Roman" w:hAnsi="Times New Roman" w:eastAsia="微软雅黑" w:cs="Times New Roman"/>
-                <w:sz w:val="21"/>
-                <w:szCs w:val="21"/>
-                <w:lang w:eastAsia="zh-CN"/>
-              </w:rPr>
-              <w:t>{% if it.ori_variantList == [] %}未检测到与用药相关突变{%else%}{% for i in it.ori_variantList %}{%if loop.last%}</w:t>
-            </w:r>
-            <w:r>
-              <w:rPr>
-                <w:rFonts w:hint="eastAsia" w:ascii="Times New Roman" w:hAnsi="Times New Roman" w:eastAsia="微软雅黑" w:cs="Times New Roman"/>
-                <w:color w:val="FF0000"/>
-                <w:sz w:val="21"/>
-                <w:szCs w:val="21"/>
-                <w:lang w:eastAsia="zh-CN"/>
-              </w:rPr>
-              <w:t>{{ i }}</w:t>
-            </w:r>
-            <w:r>
-              <w:rPr>
-                <w:rFonts w:hint="eastAsia" w:ascii="Times New Roman" w:hAnsi="Times New Roman" w:eastAsia="微软雅黑" w:cs="Times New Roman"/>
-                <w:sz w:val="21"/>
-                <w:szCs w:val="21"/>
-                <w:lang w:eastAsia="zh-CN"/>
-              </w:rPr>
-              <w:t>{%else%}</w:t>
-            </w:r>
-            <w:r>
-              <w:rPr>
-                <w:rFonts w:hint="eastAsia" w:ascii="Times New Roman" w:hAnsi="Times New Roman" w:eastAsia="微软雅黑" w:cs="Times New Roman"/>
-                <w:color w:val="FF0000"/>
-                <w:sz w:val="21"/>
-                <w:szCs w:val="21"/>
-                <w:lang w:eastAsia="zh-CN"/>
-              </w:rPr>
-              <w:t>{{ i }}</w:t>
-            </w:r>
-          </w:p>
-          <w:p>
-            <w:pPr>
-              <w:widowControl/>
-              <w:jc w:val="center"/>
-              <w:textAlignment w:val="center"/>
-              <w:rPr>
-                <w:rFonts w:ascii="微软雅黑" w:hAnsi="微软雅黑" w:eastAsia="微软雅黑" w:cs="微软雅黑"/>
-                <w:color w:val="000000"/>
-                <w:sz w:val="21"/>
-                <w:szCs w:val="21"/>
-              </w:rPr>
-            </w:pPr>
-            <w:r>
-              <w:rPr>
-                <w:rFonts w:hint="eastAsia" w:ascii="Times New Roman" w:hAnsi="Times New Roman" w:eastAsia="微软雅黑" w:cs="Times New Roman"/>
-                <w:sz w:val="21"/>
-                <w:szCs w:val="21"/>
-                <w:lang w:eastAsia="zh-CN"/>
-              </w:rPr>
-              <w:t>{%endif%}{% endfor%}{%endif%}</w:t>
-            </w:r>
-          </w:p>
-        </w:tc>
-        <w:tc>
-          <w:tcPr>
-            <w:tcW w:w="3363" w:type="dxa"/>
+            <w:tcW w:w="3340" w:type="dxa"/>
             <w:tcBorders>
               <w:top w:val="single" w:color="A4A4A4" w:sz="4" w:space="0"/>
             </w:tcBorders>
@@ -6274,8 +6130,8 @@
         </w:trPr>
         <w:tc>
           <w:tcPr>
-            <w:tcW w:w="9925" w:type="dxa"/>
-            <w:gridSpan w:val="4"/>
+            <w:tcW w:w="9859" w:type="dxa"/>
+            <w:gridSpan w:val="3"/>
             <w:shd w:val="clear" w:color="auto" w:fill="auto"/>
             <w:noWrap/>
             <w:vAlign w:val="center"/>
@@ -6639,48 +6495,13 @@
         <w:ind w:left="425" w:hanging="425"/>
         <w:textAlignment w:val="auto"/>
         <w:rPr>
-          <w:rFonts w:ascii="Times New Roman" w:hAnsi="Times New Roman" w:eastAsia="微软雅黑" w:cs="Times New Roman"/>
-          <w:sz w:val="18"/>
-          <w:lang w:eastAsia="zh-CN"/>
-        </w:rPr>
-      </w:pPr>
-      <w:r>
-        <w:rPr>
           <w:rFonts w:hint="eastAsia" w:ascii="Times New Roman" w:hAnsi="Times New Roman" w:eastAsia="微软雅黑" w:cs="Times New Roman"/>
           <w:sz w:val="18"/>
           <w:lang w:eastAsia="zh-CN"/>
         </w:rPr>
-        <w:t>以上基因的检测范围涵盖但不限于上表中列出的变异类型。</w:t>
-      </w:r>
-    </w:p>
-    <w:p>
-      <w:pPr>
-        <w:keepNext w:val="0"/>
-        <w:keepLines w:val="0"/>
-        <w:pageBreakBefore w:val="0"/>
-        <w:widowControl w:val="0"/>
-        <w:numPr>
-          <w:ilvl w:val="0"/>
-          <w:numId w:val="6"/>
-        </w:numPr>
-        <w:kinsoku/>
-        <w:wordWrap/>
-        <w:overflowPunct/>
-        <w:topLinePunct w:val="0"/>
-        <w:autoSpaceDE/>
-        <w:autoSpaceDN/>
-        <w:bidi w:val="0"/>
-        <w:adjustRightInd/>
-        <w:snapToGrid/>
-        <w:spacing w:line="216" w:lineRule="auto"/>
-        <w:ind w:left="425" w:hanging="425"/>
-        <w:textAlignment w:val="auto"/>
-        <w:rPr>
-          <w:rFonts w:hint="eastAsia" w:ascii="Times New Roman" w:hAnsi="Times New Roman" w:eastAsia="微软雅黑" w:cs="Times New Roman"/>
-          <w:sz w:val="18"/>
-          <w:lang w:eastAsia="zh-CN"/>
-        </w:rPr>
       </w:pPr>
+      <w:bookmarkStart w:id="87" w:name="_GoBack"/>
+      <w:bookmarkEnd w:id="87"/>
       <w:r>
         <w:rPr>
           <w:rFonts w:hint="eastAsia" w:ascii="Times New Roman" w:hAnsi="Times New Roman" w:eastAsia="微软雅黑" w:cs="Times New Roman"/>
@@ -7190,8 +7011,8 @@
           <w:lang w:eastAsia="zh-CN"/>
         </w:rPr>
       </w:pPr>
-      <w:bookmarkStart w:id="35" w:name="_Toc25042"/>
-      <w:bookmarkStart w:id="36" w:name="_Toc149837258"/>
+      <w:bookmarkStart w:id="35" w:name="_Toc149837258"/>
+      <w:bookmarkStart w:id="36" w:name="_Toc25042"/>
       <w:r>
         <w:rPr>
           <w:rFonts w:hint="eastAsia"/>
@@ -12767,12 +12588,6 @@
             <w:insideH w:val="dotted" w:color="033F86" w:sz="4" w:space="0"/>
             <w:insideV w:val="dotted" w:color="033F86" w:sz="4" w:space="0"/>
           </w:tblBorders>
-          <w:tblCellMar>
-            <w:top w:w="0" w:type="dxa"/>
-            <w:left w:w="108" w:type="dxa"/>
-            <w:bottom w:w="0" w:type="dxa"/>
-            <w:right w:w="108" w:type="dxa"/>
-          </w:tblCellMar>
         </w:tblPrEx>
         <w:trPr>
           <w:jc w:val="center"/>
@@ -15789,8 +15604,8 @@
         </w:rPr>
       </w:pPr>
       <w:bookmarkStart w:id="42" w:name="_Toc20844"/>
-      <w:bookmarkStart w:id="43" w:name="_Toc180"/>
-      <w:bookmarkStart w:id="44" w:name="_Toc149837263"/>
+      <w:bookmarkStart w:id="43" w:name="_Toc149837263"/>
+      <w:bookmarkStart w:id="44" w:name="_Toc180"/>
       <w:r>
         <w:rPr>
           <w:color w:val="62B541"/>
@@ -24856,12 +24671,12 @@
           <w:lang w:eastAsia="zh-CN"/>
         </w:rPr>
       </w:pPr>
-      <w:bookmarkStart w:id="51" w:name="_Toc149837269"/>
-      <w:bookmarkStart w:id="52" w:name="_Toc14255_WPSOffice_Level1"/>
+      <w:bookmarkStart w:id="51" w:name="_Toc14255_WPSOffice_Level1"/>
+      <w:bookmarkStart w:id="52" w:name="_Toc24085_WPSOffice_Level1"/>
       <w:bookmarkStart w:id="53" w:name="_Toc27278"/>
-      <w:bookmarkStart w:id="54" w:name="_Toc3674"/>
-      <w:bookmarkStart w:id="55" w:name="_Toc15840_WPSOffice_Level1"/>
-      <w:bookmarkStart w:id="56" w:name="_Toc24085_WPSOffice_Level1"/>
+      <w:bookmarkStart w:id="54" w:name="_Toc15840_WPSOffice_Level1"/>
+      <w:bookmarkStart w:id="55" w:name="_Toc149837269"/>
+      <w:bookmarkStart w:id="56" w:name="_Toc3674"/>
       <w:r>
         <w:rPr>
           <w:rFonts w:hint="eastAsia"/>
@@ -27428,8 +27243,8 @@
           <w:lang w:eastAsia="zh-CN"/>
         </w:rPr>
       </w:pPr>
-      <w:bookmarkStart w:id="57" w:name="_Toc149837271"/>
-      <w:bookmarkStart w:id="58" w:name="_Toc27923"/>
+      <w:bookmarkStart w:id="57" w:name="_Toc27923"/>
+      <w:bookmarkStart w:id="58" w:name="_Toc149837271"/>
       <w:r>
         <w:rPr>
           <w:rFonts w:hint="eastAsia"/>
@@ -27997,14 +27812,14 @@
       </w:pPr>
       <w:bookmarkStart w:id="59" w:name="_Toc13381"/>
       <w:bookmarkStart w:id="60" w:name="_Toc16593"/>
-      <w:bookmarkStart w:id="61" w:name="_Toc3409"/>
-      <w:bookmarkStart w:id="62" w:name="_Toc15114"/>
-      <w:bookmarkStart w:id="63" w:name="_Toc20924"/>
-      <w:bookmarkStart w:id="64" w:name="_Toc28454_WPSOffice_Level1"/>
-      <w:bookmarkStart w:id="65" w:name="_Toc31185"/>
+      <w:bookmarkStart w:id="61" w:name="_Toc15114"/>
+      <w:bookmarkStart w:id="62" w:name="_Toc3409"/>
+      <w:bookmarkStart w:id="63" w:name="_Toc27693"/>
+      <w:bookmarkStart w:id="64" w:name="_Toc20924"/>
+      <w:bookmarkStart w:id="65" w:name="_Toc28454_WPSOffice_Level1"/>
       <w:bookmarkStart w:id="66" w:name="_Toc26985_WPSOffice_Level1"/>
       <w:bookmarkStart w:id="67" w:name="_Toc20170_WPSOffice_Level1"/>
-      <w:bookmarkStart w:id="68" w:name="_Toc27693"/>
+      <w:bookmarkStart w:id="68" w:name="_Toc31185"/>
       <w:r>
         <w:rPr>
           <w:rFonts w:hint="eastAsia"/>
@@ -28029,13 +27844,13 @@
           <w:lang w:eastAsia="zh-CN"/>
         </w:rPr>
       </w:pPr>
-      <w:bookmarkStart w:id="69" w:name="_Toc17111_WPSOffice_Level2"/>
-      <w:bookmarkStart w:id="70" w:name="_Toc19280_WPSOffice_Level2"/>
-      <w:bookmarkStart w:id="71" w:name="_Toc6304_WPSOffice_Level2"/>
-      <w:bookmarkStart w:id="72" w:name="_Toc11193_WPSOffice_Level2"/>
-      <w:bookmarkStart w:id="73" w:name="_Toc31515_WPSOffice_Level2"/>
-      <w:bookmarkStart w:id="74" w:name="_Toc6931_WPSOffice_Level2"/>
-      <w:bookmarkStart w:id="75" w:name="_Toc3488_WPSOffice_Level2"/>
+      <w:bookmarkStart w:id="69" w:name="_Toc11193_WPSOffice_Level2"/>
+      <w:bookmarkStart w:id="70" w:name="_Toc3488_WPSOffice_Level2"/>
+      <w:bookmarkStart w:id="71" w:name="_Toc6931_WPSOffice_Level2"/>
+      <w:bookmarkStart w:id="72" w:name="_Toc31515_WPSOffice_Level2"/>
+      <w:bookmarkStart w:id="73" w:name="_Toc6304_WPSOffice_Level2"/>
+      <w:bookmarkStart w:id="74" w:name="_Toc17111_WPSOffice_Level2"/>
+      <w:bookmarkStart w:id="75" w:name="_Toc19280_WPSOffice_Level2"/>
       <w:r>
         <w:rPr>
           <w:rFonts w:hint="default" w:ascii="Times New Roman" w:hAnsi="Times New Roman" w:eastAsia="微软雅黑" w:cs="Times New Roman"/>
@@ -28169,6 +27984,12 @@
             <w:insideH w:val="single" w:color="A4A4A4" w:sz="4" w:space="0"/>
             <w:insideV w:val="single" w:color="A4A4A4" w:sz="4" w:space="0"/>
           </w:tblBorders>
+          <w:tblCellMar>
+            <w:top w:w="0" w:type="dxa"/>
+            <w:left w:w="0" w:type="dxa"/>
+            <w:bottom w:w="0" w:type="dxa"/>
+            <w:right w:w="0" w:type="dxa"/>
+          </w:tblCellMar>
         </w:tblPrEx>
         <w:trPr>
           <w:trHeight w:val="227" w:hRule="atLeast"/>
@@ -29102,16 +28923,16 @@
           <w:szCs w:val="15"/>
         </w:rPr>
       </w:pPr>
-      <w:bookmarkStart w:id="77" w:name="_Toc11901"/>
-      <w:bookmarkStart w:id="78" w:name="_Toc14611_WPSOffice_Level1"/>
-      <w:bookmarkStart w:id="79" w:name="_Toc16704"/>
-      <w:bookmarkStart w:id="80" w:name="_Toc22623"/>
-      <w:bookmarkStart w:id="81" w:name="_Toc22162_WPSOffice_Level1"/>
-      <w:bookmarkStart w:id="82" w:name="_Toc4503"/>
-      <w:bookmarkStart w:id="83" w:name="_Toc19584_WPSOffice_Level1"/>
-      <w:bookmarkStart w:id="84" w:name="_Toc17792_WPSOffice_Level2"/>
-      <w:bookmarkStart w:id="85" w:name="_Toc13275"/>
-      <w:bookmarkStart w:id="86" w:name="_Toc27809"/>
+      <w:bookmarkStart w:id="77" w:name="_Toc16704"/>
+      <w:bookmarkStart w:id="78" w:name="_Toc13275"/>
+      <w:bookmarkStart w:id="79" w:name="_Toc22623"/>
+      <w:bookmarkStart w:id="80" w:name="_Toc27809"/>
+      <w:bookmarkStart w:id="81" w:name="_Toc17792_WPSOffice_Level2"/>
+      <w:bookmarkStart w:id="82" w:name="_Toc19584_WPSOffice_Level1"/>
+      <w:bookmarkStart w:id="83" w:name="_Toc22162_WPSOffice_Level1"/>
+      <w:bookmarkStart w:id="84" w:name="_Toc4503"/>
+      <w:bookmarkStart w:id="85" w:name="_Toc11901"/>
+      <w:bookmarkStart w:id="86" w:name="_Toc14611_WPSOffice_Level1"/>
       <w:r>
         <w:rPr>
           <w:color w:val="auto"/>
